--- a/Hub de Control de Ventas y Logística para Bazares.docx
+++ b/Hub de Control de Ventas y Logística para Bazares.docx
@@ -1,6 +1,6 @@
 
 <file path=word/document.xml><?xml version="1.0" encoding="utf-8"?>
-<w:document xmlns:wpc="http://schemas.microsoft.com/office/word/2010/wordprocessingCanvas" xmlns:cx="http://schemas.microsoft.com/office/drawing/2014/chartex" xmlns:cx1="http://schemas.microsoft.com/office/drawing/2015/9/8/chartex" xmlns:cx2="http://schemas.microsoft.com/office/drawing/2015/10/21/chartex" xmlns:cx3="http://schemas.microsoft.com/office/drawing/2016/5/9/chartex" xmlns:cx4="http://schemas.microsoft.com/office/drawing/2016/5/10/chartex" xmlns:cx5="http://schemas.microsoft.com/office/drawing/2016/5/11/chartex" xmlns:cx6="http://schemas.microsoft.com/office/drawing/2016/5/12/chartex" xmlns:cx7="http://schemas.microsoft.com/office/drawing/2016/5/13/chartex" xmlns:cx8="http://schemas.microsoft.com/office/drawing/2016/5/14/chartex" xmlns:mc="http://schemas.openxmlformats.org/markup-compatibility/2006" xmlns:aink="http://schemas.microsoft.com/office/drawing/2016/ink" xmlns:am3d="http://schemas.microsoft.com/office/drawing/2017/model3d" xmlns:o="urn:schemas-microsoft-com:office:office" xmlns:oel="http://schemas.microsoft.com/office/2019/extlst" xmlns:r="http://schemas.openxmlformats.org/officeDocument/2006/relationships" xmlns:m="http://schemas.openxmlformats.org/officeDocument/2006/math" xmlns:v="urn:schemas-microsoft-com:vml" xmlns:wp14="http://schemas.microsoft.com/office/word/2010/wordprocessingDrawing" xmlns:wp="http://schemas.openxmlformats.org/drawingml/2006/wordprocessingDrawing" xmlns:w10="urn:schemas-microsoft-com:office:word" xmlns:w="http://schemas.openxmlformats.org/wordprocessingml/2006/main" xmlns:w14="http://schemas.microsoft.com/office/word/2010/wordml" xmlns:w15="http://schemas.microsoft.com/office/word/2012/wordml" xmlns:w16cex="http://schemas.microsoft.com/office/word/2018/wordml/cex" xmlns:w16cid="http://schemas.microsoft.com/office/word/2016/wordml/cid" xmlns:w16="http://schemas.microsoft.com/office/word/2018/wordml" xmlns:w16du="http://schemas.microsoft.com/office/word/2023/wordml/word16du" xmlns:w16sdtdh="http://schemas.microsoft.com/office/word/2020/wordml/sdtdatahash" xmlns:w16sdtfl="http://schemas.microsoft.com/office/word/2024/wordml/sdtformatlock" xmlns:w16se="http://schemas.microsoft.com/office/word/2015/wordml/symex" xmlns:wpg="http://schemas.microsoft.com/office/word/2010/wordprocessingGroup" xmlns:wpi="http://schemas.microsoft.com/office/word/2010/wordprocessingInk" xmlns:wne="http://schemas.microsoft.com/office/word/2006/wordml" xmlns:wps="http://schemas.microsoft.com/office/word/2010/wordprocessingShape" mc:Ignorable="w14 w15 w16se w16cid w16 w16cex w16sdtdh w16sdtfl w16du wp14">
+<w:document xmlns:wpc="http://schemas.microsoft.com/office/word/2010/wordprocessingCanvas" xmlns:mc="http://schemas.openxmlformats.org/markup-compatibility/2006" xmlns:o="urn:schemas-microsoft-com:office:office" xmlns:r="http://schemas.openxmlformats.org/officeDocument/2006/relationships" xmlns:m="http://schemas.openxmlformats.org/officeDocument/2006/math" xmlns:v="urn:schemas-microsoft-com:vml" xmlns:wp14="http://schemas.microsoft.com/office/word/2010/wordprocessingDrawing" xmlns:wp="http://schemas.openxmlformats.org/drawingml/2006/wordprocessingDrawing" xmlns:w="http://schemas.openxmlformats.org/wordprocessingml/2006/main" xmlns:w14="http://schemas.microsoft.com/office/word/2010/wordml" xmlns:w10="urn:schemas-microsoft-com:office:word" xmlns:w15="http://schemas.microsoft.com/office/word/2012/wordml" xmlns:wpg="http://schemas.microsoft.com/office/word/2010/wordprocessingGroup" xmlns:wpi="http://schemas.microsoft.com/office/word/2010/wordprocessingInk" xmlns:wne="http://schemas.microsoft.com/office/word/2006/wordml" xmlns:wps="http://schemas.microsoft.com/office/word/2010/wordprocessingShape" xmlns:wpsCustomData="http://www.wps.cn/officeDocument/2013/wpsCustomData" mc:Ignorable="w14 w15 wp14">
   <w:body>
     <w:p>
       <w:pPr>
@@ -38,15 +38,7 @@
         <w:t>Descripción del Escenario:</w:t>
       </w:r>
       <w:r>
-        <w:t xml:space="preserve"> En la ciudad de Tijuana, los "Bazares" operan como nodos de venta masiva para clientes en el interior de la República. El modelo se basa en ventas por redes sociales (Facebook Live/WhatsApp) donde el cliente "aparta" productos en tiempo real. La complejidad reside en la consolidación de pedidos, la gestión de cobranza con fechas de vencimiento estrictas y una logística de entrega basada en figuras llamadas "Recolectores" (agrupaciones como Grupo Era, Grupo </w:t>
-      </w:r>
-      <w:proofErr w:type="spellStart"/>
-      <w:r>
-        <w:t>Ri</w:t>
-      </w:r>
-      <w:proofErr w:type="spellEnd"/>
-      <w:r>
-        <w:t>, etc.).</w:t>
+        <w:t xml:space="preserve"> En la ciudad de Tijuana, los "Bazares" operan como nodos de venta masiva para clientes en el interior de la República. El modelo se basa en ventas por redes sociales (Facebook Live/WhatsApp) donde el cliente "aparta" productos en tiempo real. La complejidad reside en la consolidación de pedidos, la gestión de cobranza con fechas de vencimiento estrictas y una logística de entrega basada en figuras llamadas "Recolectores" (agrupaciones como Grupo Era, Grupo Ri, etc.).</w:t>
       </w:r>
     </w:p>
     <w:p>
@@ -56,127 +48,6 @@
           <w:bCs/>
         </w:rPr>
         <w:t>Definición del Problema:</w:t>
-      </w:r>
-    </w:p>
-    <w:p>
-      <w:pPr>
-        <w:numPr>
-          <w:ilvl w:val="0"/>
-          <w:numId w:val="9"/>
-        </w:numPr>
-      </w:pPr>
-      <w:r>
-        <w:rPr>
-          <w:b/>
-          <w:bCs/>
-        </w:rPr>
-        <w:t>Fragmentación de Pedidos:</w:t>
-      </w:r>
-      <w:r>
-        <w:t xml:space="preserve"> Un solo cliente puede apartar productos en diferentes momentos (un Live, un catálogo, un post), lo que dificulta el cálculo del total y genera errores humanos al cobrar.</w:t>
-      </w:r>
-    </w:p>
-    <w:p>
-      <w:pPr>
-        <w:numPr>
-          <w:ilvl w:val="0"/>
-          <w:numId w:val="9"/>
-        </w:numPr>
-      </w:pPr>
-      <w:r>
-        <w:rPr>
-          <w:b/>
-          <w:bCs/>
-        </w:rPr>
-        <w:t>Fricción en la Cobranza:</w:t>
-      </w:r>
-      <w:r>
-        <w:t xml:space="preserve"> El seguimiento de pagos pendientes es manual, requiriendo que el bazar revise chats individualmente y envíe recordatorios uno por uno.</w:t>
-      </w:r>
-    </w:p>
-    <w:p>
-      <w:pPr>
-        <w:numPr>
-          <w:ilvl w:val="0"/>
-          <w:numId w:val="9"/>
-        </w:numPr>
-      </w:pPr>
-      <w:r>
-        <w:rPr>
-          <w:b/>
-          <w:bCs/>
-        </w:rPr>
-        <w:t>Vulnerabilidad Logística:</w:t>
-      </w:r>
-      <w:r>
-        <w:t xml:space="preserve"> La entrega al recolector es el punto donde se pierde el rastro de la mercancía. Sin un registro firmado y etiquetado, no hay forma de auditar si se entregaron las piezas correctas o si el recolector recibió el paquete.</w:t>
-      </w:r>
-    </w:p>
-    <w:p>
-      <w:r>
-        <w:rPr>
-          <w:b/>
-          <w:bCs/>
-        </w:rPr>
-        <w:t>Propuesta de Valor:</w:t>
-      </w:r>
-      <w:r>
-        <w:t xml:space="preserve"> Digitalizar el flujo desde el apartado hasta la firma del recolector, eliminando el uso de Excel/libretas y automatizando la comunicación con el cliente mediante una API de mensajería.</w:t>
-      </w:r>
-    </w:p>
-    <w:p/>
-    <w:p>
-      <w:r>
-        <w:t>PROPUESTA</w:t>
-      </w:r>
-      <w:r>
-        <w:rPr>
-          <w:lang w:val="es-US"/>
-        </w:rPr>
-        <w:br/>
-      </w:r>
-      <w:r>
-        <w:rPr>
-          <w:lang w:val="es-US"/>
-        </w:rPr>
-        <w:br/>
-      </w:r>
-      <w:r>
-        <w:rPr>
-          <w:b/>
-          <w:bCs/>
-        </w:rPr>
-        <w:t>"Hub de Control de Ventas y Logística para Bazares"</w:t>
-      </w:r>
-      <w:r>
-        <w:t xml:space="preserve">. </w:t>
-      </w:r>
-    </w:p>
-    <w:p>
-      <w:r>
-        <w:pict w14:anchorId="5B73C89C">
-          <v:rect id="_x0000_i1025" style="width:0;height:1.5pt" o:hralign="center" o:hrstd="t" o:hr="t" fillcolor="#a0a0a0" stroked="f"/>
-        </w:pict>
-      </w:r>
-    </w:p>
-    <w:p>
-      <w:pPr>
-        <w:rPr>
-          <w:b/>
-          <w:bCs/>
-        </w:rPr>
-      </w:pPr>
-      <w:r>
-        <w:rPr>
-          <w:b/>
-          <w:bCs/>
-        </w:rPr>
-        <w:t>1. Módulo de Gestión de Clientes y Recolectores</w:t>
-      </w:r>
-    </w:p>
-    <w:p>
-      <w:r>
-        <w:t>En lugar de tener hojas sueltas, centralizas la información clave.</w:t>
       </w:r>
     </w:p>
     <w:p>
@@ -191,21 +62,10 @@
           <w:b/>
           <w:bCs/>
         </w:rPr>
-        <w:lastRenderedPageBreak/>
-        <w:t>Perfil del Cliente:</w:t>
-      </w:r>
-      <w:r>
-        <w:t xml:space="preserve"> Nombre, enlace a Facebook/WhatsApp, historial de compras y, lo más importante, </w:t>
-      </w:r>
-      <w:r>
-        <w:rPr>
-          <w:b/>
-          <w:bCs/>
-        </w:rPr>
-        <w:t>su recolector asignado</w:t>
-      </w:r>
-      <w:r>
-        <w:t>.</w:t>
+        <w:t>Fragmentación de Pedidos:</w:t>
+      </w:r>
+      <w:r>
+        <w:t xml:space="preserve"> Un solo cliente puede apartar productos en diferentes momentos (un Live, un catálogo, un post), lo que dificulta el cálculo del total y genera errores humanos al cobrar.</w:t>
       </w:r>
     </w:p>
     <w:p>
@@ -220,18 +80,149 @@
           <w:b/>
           <w:bCs/>
         </w:rPr>
+        <w:t>Fricción en la Cobranza:</w:t>
+      </w:r>
+      <w:r>
+        <w:t xml:space="preserve"> El seguimiento de pagos pendientes es manual, requiriendo que el bazar revise chats individualmente y envíe recordatorios uno por uno.</w:t>
+      </w:r>
+    </w:p>
+    <w:p>
+      <w:pPr>
+        <w:numPr>
+          <w:ilvl w:val="0"/>
+          <w:numId w:val="1"/>
+        </w:numPr>
+      </w:pPr>
+      <w:r>
+        <w:rPr>
+          <w:b/>
+          <w:bCs/>
+        </w:rPr>
+        <w:t>Vulnerabilidad Logística:</w:t>
+      </w:r>
+      <w:r>
+        <w:t xml:space="preserve"> La entrega al recolector es el punto donde se pierde el rastro de la mercancía. Sin un registro firmado y etiquetado, no hay forma de auditar si se entregaron las piezas correctas o si el recolector recibió el paquete.</w:t>
+      </w:r>
+    </w:p>
+    <w:p>
+      <w:r>
+        <w:rPr>
+          <w:b/>
+          <w:bCs/>
+        </w:rPr>
+        <w:t>Propuesta de Valor:</w:t>
+      </w:r>
+      <w:r>
+        <w:t xml:space="preserve"> Digitalizar el flujo desde el apartado hasta la firma del recolector, eliminando el uso de Excel/libretas y automatizando la comunicación con el cliente mediante una API de mensajería.</w:t>
+      </w:r>
+    </w:p>
+    <w:p/>
+    <w:p>
+      <w:r>
+        <w:t>PROPUESTA</w:t>
+      </w:r>
+      <w:r>
+        <w:rPr>
+          <w:lang w:val="es-US"/>
+        </w:rPr>
+        <w:br w:type="textWrapping"/>
+      </w:r>
+      <w:r>
+        <w:rPr>
+          <w:lang w:val="es-US"/>
+        </w:rPr>
+        <w:br w:type="textWrapping"/>
+      </w:r>
+      <w:r>
+        <w:rPr>
+          <w:b/>
+          <w:bCs/>
+        </w:rPr>
+        <w:t>"Hub de Control de Ventas y Logística para Bazares"</w:t>
+      </w:r>
+      <w:r>
+        <w:t xml:space="preserve">. </w:t>
+      </w:r>
+    </w:p>
+    <w:p>
+      <w:r>
+        <w:pict>
+          <v:rect id="_x0000_i1025" o:spt="1" style="height:1.5pt;width:0pt;" fillcolor="#A0A0A0" filled="t" stroked="f" coordsize="21600,21600" o:hr="t" o:hrstd="t" o:hralign="center">
+            <v:path/>
+            <v:fill on="t" focussize="0,0"/>
+            <v:stroke on="f"/>
+            <v:imagedata o:title=""/>
+            <o:lock v:ext="edit"/>
+            <w10:wrap type="none"/>
+            <w10:anchorlock/>
+          </v:rect>
+        </w:pict>
+      </w:r>
+    </w:p>
+    <w:p>
+      <w:pPr>
+        <w:rPr>
+          <w:b/>
+          <w:bCs/>
+        </w:rPr>
+      </w:pPr>
+      <w:r>
+        <w:rPr>
+          <w:b/>
+          <w:bCs/>
+        </w:rPr>
+        <w:t>1. Módulo de Gestión de Clientes y Recolectores</w:t>
+      </w:r>
+    </w:p>
+    <w:p>
+      <w:r>
+        <w:t>En lugar de tener hojas sueltas, centralizas la información clave.</w:t>
+      </w:r>
+    </w:p>
+    <w:p>
+      <w:pPr>
+        <w:numPr>
+          <w:ilvl w:val="0"/>
+          <w:numId w:val="2"/>
+        </w:numPr>
+      </w:pPr>
+      <w:r>
+        <w:rPr>
+          <w:b/>
+          <w:bCs/>
+        </w:rPr>
+        <w:t>Perfil del Cliente:</w:t>
+      </w:r>
+      <w:r>
+        <w:t xml:space="preserve"> Nombre, enlace a Facebook/WhatsApp, historial de compras y, lo más importante, </w:t>
+      </w:r>
+      <w:r>
+        <w:rPr>
+          <w:b/>
+          <w:bCs/>
+        </w:rPr>
+        <w:t>su recolector asignado</w:t>
+      </w:r>
+      <w:r>
+        <w:t>.</w:t>
+      </w:r>
+    </w:p>
+    <w:p>
+      <w:pPr>
+        <w:numPr>
+          <w:ilvl w:val="0"/>
+          <w:numId w:val="2"/>
+        </w:numPr>
+      </w:pPr>
+      <w:r>
+        <w:rPr>
+          <w:b/>
+          <w:bCs/>
+        </w:rPr>
         <w:t>Directorio de Recolectores:</w:t>
       </w:r>
       <w:r>
-        <w:t xml:space="preserve"> Registro de grupos (Era, </w:t>
-      </w:r>
-      <w:proofErr w:type="spellStart"/>
-      <w:r>
-        <w:t>Ri</w:t>
-      </w:r>
-      <w:proofErr w:type="spellEnd"/>
-      <w:r>
-        <w:t>, etc.) y los nombres de los recolectores específicos, con sus días de recolección programados.</w:t>
+        <w:t xml:space="preserve"> Registro de grupos (Era, Ri, etc.) y los nombres de los recolectores específicos, con sus días de recolección programados.</w:t>
       </w:r>
     </w:p>
     <w:p>
@@ -268,7 +259,7 @@
       <w:pPr>
         <w:numPr>
           <w:ilvl w:val="0"/>
-          <w:numId w:val="2"/>
+          <w:numId w:val="3"/>
         </w:numPr>
       </w:pPr>
       <w:r>
@@ -286,7 +277,7 @@
       <w:pPr>
         <w:numPr>
           <w:ilvl w:val="0"/>
-          <w:numId w:val="2"/>
+          <w:numId w:val="3"/>
         </w:numPr>
       </w:pPr>
       <w:r>
@@ -314,31 +305,15 @@
       <w:pPr>
         <w:numPr>
           <w:ilvl w:val="0"/>
-          <w:numId w:val="2"/>
-        </w:numPr>
-      </w:pPr>
-      <w:r>
-        <w:rPr>
-          <w:b/>
-          <w:bCs/>
-        </w:rPr>
-        <w:t>Generador de "</w:t>
-      </w:r>
-      <w:proofErr w:type="gramStart"/>
-      <w:r>
-        <w:rPr>
-          <w:b/>
-          <w:bCs/>
-        </w:rPr>
-        <w:t>Tickets</w:t>
-      </w:r>
-      <w:proofErr w:type="gramEnd"/>
-      <w:r>
-        <w:rPr>
-          <w:b/>
-          <w:bCs/>
-        </w:rPr>
-        <w:t>" Digitales:</w:t>
+          <w:numId w:val="3"/>
+        </w:numPr>
+      </w:pPr>
+      <w:r>
+        <w:rPr>
+          <w:b/>
+          <w:bCs/>
+        </w:rPr>
+        <w:t>Generador de "Tickets" Digitales:</w:t>
       </w:r>
       <w:r>
         <w:t xml:space="preserve"> Con un botón, el sistema suma todo lo que el cliente apartó en la semana y genera el listado listo para enviar.</w:t>
@@ -368,7 +343,7 @@
       <w:pPr>
         <w:numPr>
           <w:ilvl w:val="0"/>
-          <w:numId w:val="3"/>
+          <w:numId w:val="4"/>
         </w:numPr>
       </w:pPr>
       <w:r>
@@ -386,7 +361,7 @@
       <w:pPr>
         <w:numPr>
           <w:ilvl w:val="0"/>
-          <w:numId w:val="3"/>
+          <w:numId w:val="4"/>
         </w:numPr>
       </w:pPr>
       <w:r>
@@ -414,7 +389,7 @@
       <w:pPr>
         <w:numPr>
           <w:ilvl w:val="1"/>
-          <w:numId w:val="3"/>
+          <w:numId w:val="4"/>
         </w:numPr>
       </w:pPr>
       <w:r>
@@ -432,7 +407,7 @@
       <w:pPr>
         <w:numPr>
           <w:ilvl w:val="0"/>
-          <w:numId w:val="3"/>
+          <w:numId w:val="4"/>
         </w:numPr>
       </w:pPr>
       <w:r>
@@ -470,7 +445,7 @@
       <w:pPr>
         <w:numPr>
           <w:ilvl w:val="0"/>
-          <w:numId w:val="4"/>
+          <w:numId w:val="5"/>
         </w:numPr>
       </w:pPr>
       <w:r>
@@ -488,7 +463,7 @@
       <w:pPr>
         <w:numPr>
           <w:ilvl w:val="1"/>
-          <w:numId w:val="4"/>
+          <w:numId w:val="5"/>
         </w:numPr>
       </w:pPr>
       <w:r>
@@ -499,7 +474,7 @@
       <w:pPr>
         <w:numPr>
           <w:ilvl w:val="1"/>
-          <w:numId w:val="4"/>
+          <w:numId w:val="5"/>
         </w:numPr>
       </w:pPr>
       <w:r>
@@ -510,7 +485,7 @@
       <w:pPr>
         <w:numPr>
           <w:ilvl w:val="1"/>
-          <w:numId w:val="4"/>
+          <w:numId w:val="5"/>
         </w:numPr>
       </w:pPr>
       <w:r>
@@ -525,7 +500,7 @@
       <w:pPr>
         <w:numPr>
           <w:ilvl w:val="1"/>
-          <w:numId w:val="4"/>
+          <w:numId w:val="5"/>
         </w:numPr>
       </w:pPr>
       <w:r>
@@ -536,11 +511,10 @@
       <w:pPr>
         <w:numPr>
           <w:ilvl w:val="1"/>
-          <w:numId w:val="4"/>
-        </w:numPr>
-      </w:pPr>
-      <w:r>
-        <w:lastRenderedPageBreak/>
+          <w:numId w:val="5"/>
+        </w:numPr>
+      </w:pPr>
+      <w:r>
         <w:t>Número de piezas dentro del paquete.</w:t>
       </w:r>
     </w:p>
@@ -548,7 +522,7 @@
       <w:pPr>
         <w:numPr>
           <w:ilvl w:val="1"/>
-          <w:numId w:val="4"/>
+          <w:numId w:val="5"/>
         </w:numPr>
       </w:pPr>
       <w:r>
@@ -559,7 +533,7 @@
       <w:pPr>
         <w:numPr>
           <w:ilvl w:val="0"/>
-          <w:numId w:val="4"/>
+          <w:numId w:val="5"/>
         </w:numPr>
       </w:pPr>
       <w:r>
@@ -597,7 +571,7 @@
       <w:pPr>
         <w:numPr>
           <w:ilvl w:val="0"/>
-          <w:numId w:val="4"/>
+          <w:numId w:val="5"/>
         </w:numPr>
       </w:pPr>
       <w:r>
@@ -608,40 +582,23 @@
         <w:t>Firma Digital:</w:t>
       </w:r>
       <w:r>
-        <w:t xml:space="preserve"> El recolector puede firmar directamente en la </w:t>
-      </w:r>
-      <w:proofErr w:type="spellStart"/>
-      <w:r>
-        <w:t>tablet</w:t>
-      </w:r>
-      <w:proofErr w:type="spellEnd"/>
-      <w:r>
-        <w:t>/celular del bazar al recibir, y se le envía un comprobante digital de lo que se llevó.</w:t>
-      </w:r>
-    </w:p>
-    <w:p>
-      <w:pPr>
-        <w:rPr>
-          <w:b/>
-          <w:bCs/>
-        </w:rPr>
-      </w:pPr>
-      <w:r>
-        <w:rPr>
-          <w:b/>
-          <w:bCs/>
-        </w:rPr>
-        <w:t xml:space="preserve">5. Reportes y </w:t>
-      </w:r>
-      <w:proofErr w:type="spellStart"/>
-      <w:r>
-        <w:rPr>
-          <w:b/>
-          <w:bCs/>
-        </w:rPr>
-        <w:t>Dashboard</w:t>
-      </w:r>
-      <w:proofErr w:type="spellEnd"/>
+        <w:t xml:space="preserve"> El recolector puede firmar directamente en la tablet/celular del bazar al recibir, y se le envía un comprobante digital de lo que se llevó.</w:t>
+      </w:r>
+    </w:p>
+    <w:p>
+      <w:pPr>
+        <w:rPr>
+          <w:b/>
+          <w:bCs/>
+        </w:rPr>
+      </w:pPr>
+      <w:r>
+        <w:rPr>
+          <w:b/>
+          <w:bCs/>
+        </w:rPr>
+        <w:t>5. Reportes y Dashboard</w:t>
+      </w:r>
     </w:p>
     <w:p>
       <w:r>
@@ -652,7 +609,7 @@
       <w:pPr>
         <w:numPr>
           <w:ilvl w:val="0"/>
-          <w:numId w:val="5"/>
+          <w:numId w:val="6"/>
         </w:numPr>
       </w:pPr>
       <w:r>
@@ -670,7 +627,7 @@
       <w:pPr>
         <w:numPr>
           <w:ilvl w:val="0"/>
-          <w:numId w:val="5"/>
+          <w:numId w:val="6"/>
         </w:numPr>
       </w:pPr>
       <w:r>
@@ -698,7 +655,7 @@
       <w:pPr>
         <w:numPr>
           <w:ilvl w:val="0"/>
-          <w:numId w:val="5"/>
+          <w:numId w:val="6"/>
         </w:numPr>
       </w:pPr>
       <w:r>
@@ -714,8 +671,16 @@
     </w:p>
     <w:p>
       <w:r>
-        <w:pict w14:anchorId="03E3F758">
-          <v:rect id="_x0000_i1026" style="width:0;height:1.5pt" o:hralign="center" o:hrstd="t" o:hr="t" fillcolor="#a0a0a0" stroked="f"/>
+        <w:pict>
+          <v:rect id="_x0000_i1026" o:spt="1" style="height:1.5pt;width:0pt;" fillcolor="#A0A0A0" filled="t" stroked="f" coordsize="21600,21600" o:hr="t" o:hrstd="t" o:hralign="center">
+            <v:path/>
+            <v:fill on="t" focussize="0,0"/>
+            <v:stroke on="f"/>
+            <v:imagedata o:title=""/>
+            <o:lock v:ext="edit"/>
+            <w10:wrap type="none"/>
+            <w10:anchorlock/>
+          </v:rect>
         </w:pict>
       </w:r>
     </w:p>
@@ -738,7 +703,7 @@
       <w:pPr>
         <w:numPr>
           <w:ilvl w:val="0"/>
-          <w:numId w:val="6"/>
+          <w:numId w:val="7"/>
         </w:numPr>
       </w:pPr>
       <w:r>
@@ -756,7 +721,7 @@
       <w:pPr>
         <w:numPr>
           <w:ilvl w:val="0"/>
-          <w:numId w:val="6"/>
+          <w:numId w:val="7"/>
         </w:numPr>
       </w:pPr>
       <w:r>
@@ -774,7 +739,7 @@
       <w:pPr>
         <w:numPr>
           <w:ilvl w:val="0"/>
-          <w:numId w:val="6"/>
+          <w:numId w:val="7"/>
         </w:numPr>
       </w:pPr>
       <w:r>
@@ -792,7 +757,7 @@
       <w:pPr>
         <w:numPr>
           <w:ilvl w:val="0"/>
-          <w:numId w:val="6"/>
+          <w:numId w:val="7"/>
         </w:numPr>
       </w:pPr>
       <w:r>
@@ -823,15 +788,7 @@
     </w:p>
     <w:p>
       <w:r>
-        <w:t xml:space="preserve">Podrías ofrecerle que el cliente tenga un </w:t>
-      </w:r>
-      <w:proofErr w:type="gramStart"/>
-      <w:r>
-        <w:t>link</w:t>
-      </w:r>
-      <w:proofErr w:type="gramEnd"/>
-      <w:r>
-        <w:t xml:space="preserve"> único donde pueda entrar y ver: </w:t>
+        <w:t xml:space="preserve">Podrías ofrecerle que el cliente tenga un link único donde pueda entrar y ver: </w:t>
       </w:r>
       <w:r>
         <w:rPr>
@@ -856,59 +813,22 @@
           <w:b/>
           <w:bCs/>
         </w:rPr>
-        <w:t>2. Módulo Desarrollado: "El Portal del Cliente" (</w:t>
-      </w:r>
-      <w:proofErr w:type="gramStart"/>
-      <w:r>
-        <w:rPr>
-          <w:b/>
-          <w:bCs/>
-        </w:rPr>
-        <w:t>Auto-Gestión</w:t>
-      </w:r>
-      <w:proofErr w:type="gramEnd"/>
-      <w:r>
-        <w:rPr>
-          <w:b/>
-          <w:bCs/>
-        </w:rPr>
-        <w:t>)</w:t>
-      </w:r>
-    </w:p>
-    <w:p>
-      <w:r>
-        <w:lastRenderedPageBreak/>
-        <w:t>E</w:t>
-      </w:r>
-      <w:r>
-        <w:t xml:space="preserve"> componente que le quita el 80% del trabajo de atención al cliente al bazar. Cada cliente recibe un </w:t>
-      </w:r>
-      <w:proofErr w:type="gramStart"/>
-      <w:r>
-        <w:rPr>
-          <w:b/>
-          <w:bCs/>
-        </w:rPr>
-        <w:t>link</w:t>
-      </w:r>
-      <w:proofErr w:type="gramEnd"/>
-      <w:r>
-        <w:rPr>
-          <w:b/>
-          <w:bCs/>
-        </w:rPr>
-        <w:t xml:space="preserve"> único y permanente</w:t>
-      </w:r>
-      <w:r>
-        <w:t xml:space="preserve"> (ej. mi-bazar.com/cliente/</w:t>
-      </w:r>
-      <w:proofErr w:type="spellStart"/>
-      <w:r>
-        <w:t>imelda-lopez</w:t>
-      </w:r>
-      <w:proofErr w:type="spellEnd"/>
-      <w:r>
-        <w:t>).</w:t>
+        <w:t>2. Módulo Desarrollado: "El Portal del Cliente" (Auto-Gestión)</w:t>
+      </w:r>
+    </w:p>
+    <w:p>
+      <w:r>
+        <w:t xml:space="preserve">E componente que le quita el 80% del trabajo de atención al cliente al bazar. Cada cliente recibe un </w:t>
+      </w:r>
+      <w:r>
+        <w:rPr>
+          <w:b/>
+          <w:bCs/>
+        </w:rPr>
+        <w:t>link único y permanente</w:t>
+      </w:r>
+      <w:r>
+        <w:t xml:space="preserve"> (ej. mi-bazar.com/cliente/imelda-lopez).</w:t>
       </w:r>
     </w:p>
     <w:p>
@@ -930,7 +850,7 @@
       <w:pPr>
         <w:numPr>
           <w:ilvl w:val="0"/>
-          <w:numId w:val="7"/>
+          <w:numId w:val="8"/>
         </w:numPr>
       </w:pPr>
       <w:r>
@@ -945,7 +865,7 @@
       <w:pPr>
         <w:numPr>
           <w:ilvl w:val="1"/>
-          <w:numId w:val="7"/>
+          <w:numId w:val="8"/>
         </w:numPr>
       </w:pPr>
       <w:r>
@@ -956,7 +876,7 @@
       <w:pPr>
         <w:numPr>
           <w:ilvl w:val="1"/>
-          <w:numId w:val="7"/>
+          <w:numId w:val="8"/>
         </w:numPr>
       </w:pPr>
       <w:r>
@@ -967,7 +887,7 @@
       <w:pPr>
         <w:numPr>
           <w:ilvl w:val="1"/>
-          <w:numId w:val="7"/>
+          <w:numId w:val="8"/>
         </w:numPr>
       </w:pPr>
       <w:r>
@@ -978,7 +898,7 @@
       <w:pPr>
         <w:numPr>
           <w:ilvl w:val="0"/>
-          <w:numId w:val="7"/>
+          <w:numId w:val="8"/>
         </w:numPr>
       </w:pPr>
       <w:r>
@@ -993,7 +913,7 @@
       <w:pPr>
         <w:numPr>
           <w:ilvl w:val="1"/>
-          <w:numId w:val="7"/>
+          <w:numId w:val="8"/>
         </w:numPr>
       </w:pPr>
       <w:r>
@@ -1014,7 +934,7 @@
       <w:pPr>
         <w:numPr>
           <w:ilvl w:val="1"/>
-          <w:numId w:val="7"/>
+          <w:numId w:val="8"/>
         </w:numPr>
       </w:pPr>
       <w:r>
@@ -1028,22 +948,14 @@
         <w:t>"Subir Comprobante"</w:t>
       </w:r>
       <w:r>
-        <w:t xml:space="preserve">: El cliente toma foto a su </w:t>
-      </w:r>
-      <w:proofErr w:type="gramStart"/>
-      <w:r>
-        <w:t>ticket</w:t>
-      </w:r>
-      <w:proofErr w:type="gramEnd"/>
-      <w:r>
-        <w:t xml:space="preserve"> y el bazar recibe una alerta para validar, agilizando la confirmación.</w:t>
+        <w:t>: El cliente toma foto a su ticket y el bazar recibe una alerta para validar, agilizando la confirmación.</w:t>
       </w:r>
     </w:p>
     <w:p>
       <w:pPr>
         <w:numPr>
           <w:ilvl w:val="1"/>
-          <w:numId w:val="7"/>
+          <w:numId w:val="8"/>
         </w:numPr>
       </w:pPr>
       <w:r>
@@ -1054,7 +966,7 @@
       <w:pPr>
         <w:numPr>
           <w:ilvl w:val="0"/>
-          <w:numId w:val="7"/>
+          <w:numId w:val="8"/>
         </w:numPr>
       </w:pPr>
       <w:r>
@@ -1069,7 +981,7 @@
       <w:pPr>
         <w:numPr>
           <w:ilvl w:val="1"/>
-          <w:numId w:val="7"/>
+          <w:numId w:val="8"/>
         </w:numPr>
       </w:pPr>
       <w:r>
@@ -1087,7 +999,7 @@
       <w:pPr>
         <w:numPr>
           <w:ilvl w:val="1"/>
-          <w:numId w:val="7"/>
+          <w:numId w:val="8"/>
         </w:numPr>
       </w:pPr>
       <w:r>
@@ -1105,7 +1017,7 @@
       <w:pPr>
         <w:numPr>
           <w:ilvl w:val="0"/>
-          <w:numId w:val="7"/>
+          <w:numId w:val="8"/>
         </w:numPr>
       </w:pPr>
       <w:r>
@@ -1120,7 +1032,7 @@
       <w:pPr>
         <w:numPr>
           <w:ilvl w:val="1"/>
-          <w:numId w:val="7"/>
+          <w:numId w:val="8"/>
         </w:numPr>
       </w:pPr>
       <w:r>
@@ -1131,7 +1043,7 @@
       <w:pPr>
         <w:numPr>
           <w:ilvl w:val="1"/>
-          <w:numId w:val="7"/>
+          <w:numId w:val="8"/>
         </w:numPr>
       </w:pPr>
       <w:r>
@@ -1140,15 +1052,15 @@
     </w:p>
     <w:p>
       <w:pPr>
-        <w:pStyle w:val="Prrafodelista"/>
+        <w:pStyle w:val="30"/>
         <w:numPr>
           <w:ilvl w:val="0"/>
-          <w:numId w:val="7"/>
+          <w:numId w:val="8"/>
         </w:numPr>
         <w:spacing w:after="100" w:afterAutospacing="1" w:line="240" w:lineRule="auto"/>
         <w:outlineLvl w:val="1"/>
         <w:rPr>
-          <w:rFonts w:ascii="Arial" w:eastAsia="Times New Roman" w:hAnsi="Arial" w:cs="Arial"/>
+          <w:rFonts w:ascii="Arial" w:hAnsi="Arial" w:eastAsia="Times New Roman" w:cs="Arial"/>
           <w:b/>
           <w:bCs/>
           <w:kern w:val="0"/>
@@ -1160,7 +1072,7 @@
       </w:pPr>
       <w:r>
         <w:rPr>
-          <w:rFonts w:ascii="Arial" w:eastAsia="Times New Roman" w:hAnsi="Arial" w:cs="Arial"/>
+          <w:rFonts w:ascii="Arial" w:hAnsi="Arial" w:eastAsia="Times New Roman" w:cs="Arial"/>
           <w:b/>
           <w:bCs/>
           <w:kern w:val="0"/>
@@ -1174,14 +1086,14 @@
     </w:p>
     <w:p>
       <w:pPr>
-        <w:pStyle w:val="Prrafodelista"/>
+        <w:pStyle w:val="30"/>
         <w:numPr>
           <w:ilvl w:val="0"/>
-          <w:numId w:val="7"/>
+          <w:numId w:val="8"/>
         </w:numPr>
         <w:spacing w:after="100" w:afterAutospacing="1" w:line="240" w:lineRule="auto"/>
         <w:rPr>
-          <w:rFonts w:ascii="Arial" w:eastAsia="Times New Roman" w:hAnsi="Arial" w:cs="Arial"/>
+          <w:rFonts w:ascii="Arial" w:hAnsi="Arial" w:eastAsia="Times New Roman" w:cs="Arial"/>
           <w:kern w:val="0"/>
           <w:lang w:eastAsia="es-MX"/>
           <w14:ligatures w14:val="none"/>
@@ -1189,7 +1101,7 @@
       </w:pPr>
       <w:r>
         <w:rPr>
-          <w:rFonts w:ascii="Arial" w:eastAsia="Times New Roman" w:hAnsi="Arial" w:cs="Arial"/>
+          <w:rFonts w:ascii="Arial" w:hAnsi="Arial" w:eastAsia="Times New Roman" w:cs="Arial"/>
           <w:kern w:val="0"/>
           <w:lang w:eastAsia="es-MX"/>
           <w14:ligatures w14:val="none"/>
@@ -1199,22 +1111,32 @@
     </w:p>
     <w:tbl>
       <w:tblPr>
+        <w:tblStyle w:val="12"/>
         <w:tblW w:w="0" w:type="auto"/>
         <w:tblCellSpacing w:w="15" w:type="dxa"/>
+        <w:tblInd w:w="0" w:type="dxa"/>
+        <w:tblLayout w:type="autofit"/>
         <w:tblCellMar>
           <w:top w:w="15" w:type="dxa"/>
           <w:left w:w="15" w:type="dxa"/>
           <w:bottom w:w="15" w:type="dxa"/>
           <w:right w:w="15" w:type="dxa"/>
         </w:tblCellMar>
-        <w:tblLook w:val="04A0" w:firstRow="1" w:lastRow="0" w:firstColumn="1" w:lastColumn="0" w:noHBand="0" w:noVBand="1"/>
       </w:tblPr>
       <w:tblGrid>
         <w:gridCol w:w="1546"/>
-        <w:gridCol w:w="3466"/>
-        <w:gridCol w:w="3810"/>
+        <w:gridCol w:w="3530"/>
+        <w:gridCol w:w="3882"/>
       </w:tblGrid>
       <w:tr>
+        <w:tblPrEx>
+          <w:tblCellMar>
+            <w:top w:w="15" w:type="dxa"/>
+            <w:left w:w="15" w:type="dxa"/>
+            <w:bottom w:w="15" w:type="dxa"/>
+            <w:right w:w="15" w:type="dxa"/>
+          </w:tblCellMar>
+        </w:tblPrEx>
         <w:trPr>
           <w:tblHeader/>
           <w:tblCellSpacing w:w="15" w:type="dxa"/>
@@ -1223,19 +1145,18 @@
           <w:tcPr>
             <w:tcW w:w="0" w:type="auto"/>
             <w:tcBorders>
-              <w:top w:val="single" w:sz="6" w:space="0" w:color="auto"/>
-              <w:left w:val="single" w:sz="6" w:space="0" w:color="auto"/>
-              <w:bottom w:val="single" w:sz="6" w:space="0" w:color="auto"/>
-              <w:right w:val="single" w:sz="6" w:space="0" w:color="auto"/>
+              <w:top w:val="single" w:color="auto" w:sz="6" w:space="0"/>
+              <w:left w:val="single" w:color="auto" w:sz="6" w:space="0"/>
+              <w:bottom w:val="single" w:color="auto" w:sz="6" w:space="0"/>
+              <w:right w:val="single" w:color="auto" w:sz="6" w:space="0"/>
             </w:tcBorders>
             <w:vAlign w:val="center"/>
-            <w:hideMark/>
           </w:tcPr>
           <w:p>
             <w:pPr>
               <w:spacing w:after="0" w:line="240" w:lineRule="auto"/>
               <w:rPr>
-                <w:rFonts w:ascii="Arial" w:eastAsia="Times New Roman" w:hAnsi="Arial" w:cs="Arial"/>
+                <w:rFonts w:ascii="Arial" w:hAnsi="Arial" w:eastAsia="Times New Roman" w:cs="Arial"/>
                 <w:kern w:val="0"/>
                 <w:lang w:eastAsia="es-MX"/>
                 <w14:ligatures w14:val="none"/>
@@ -1243,7 +1164,7 @@
             </w:pPr>
             <w:r>
               <w:rPr>
-                <w:rFonts w:ascii="Arial" w:eastAsia="Times New Roman" w:hAnsi="Arial" w:cs="Arial"/>
+                <w:rFonts w:ascii="Arial" w:hAnsi="Arial" w:eastAsia="Times New Roman" w:cs="Arial"/>
                 <w:b/>
                 <w:bCs/>
                 <w:kern w:val="0"/>
@@ -1258,19 +1179,18 @@
           <w:tcPr>
             <w:tcW w:w="0" w:type="auto"/>
             <w:tcBorders>
-              <w:top w:val="single" w:sz="6" w:space="0" w:color="auto"/>
-              <w:left w:val="single" w:sz="6" w:space="0" w:color="auto"/>
-              <w:bottom w:val="single" w:sz="6" w:space="0" w:color="auto"/>
-              <w:right w:val="single" w:sz="6" w:space="0" w:color="auto"/>
+              <w:top w:val="single" w:color="auto" w:sz="6" w:space="0"/>
+              <w:left w:val="single" w:color="auto" w:sz="6" w:space="0"/>
+              <w:bottom w:val="single" w:color="auto" w:sz="6" w:space="0"/>
+              <w:right w:val="single" w:color="auto" w:sz="6" w:space="0"/>
             </w:tcBorders>
             <w:vAlign w:val="center"/>
-            <w:hideMark/>
           </w:tcPr>
           <w:p>
             <w:pPr>
               <w:spacing w:after="0" w:line="240" w:lineRule="auto"/>
               <w:rPr>
-                <w:rFonts w:ascii="Arial" w:eastAsia="Times New Roman" w:hAnsi="Arial" w:cs="Arial"/>
+                <w:rFonts w:ascii="Arial" w:hAnsi="Arial" w:eastAsia="Times New Roman" w:cs="Arial"/>
                 <w:kern w:val="0"/>
                 <w:lang w:eastAsia="es-MX"/>
                 <w14:ligatures w14:val="none"/>
@@ -1278,7 +1198,7 @@
             </w:pPr>
             <w:r>
               <w:rPr>
-                <w:rFonts w:ascii="Arial" w:eastAsia="Times New Roman" w:hAnsi="Arial" w:cs="Arial"/>
+                <w:rFonts w:ascii="Arial" w:hAnsi="Arial" w:eastAsia="Times New Roman" w:cs="Arial"/>
                 <w:b/>
                 <w:bCs/>
                 <w:kern w:val="0"/>
@@ -1293,19 +1213,18 @@
           <w:tcPr>
             <w:tcW w:w="0" w:type="auto"/>
             <w:tcBorders>
-              <w:top w:val="single" w:sz="6" w:space="0" w:color="auto"/>
-              <w:left w:val="single" w:sz="6" w:space="0" w:color="auto"/>
-              <w:bottom w:val="single" w:sz="6" w:space="0" w:color="auto"/>
-              <w:right w:val="single" w:sz="6" w:space="0" w:color="auto"/>
+              <w:top w:val="single" w:color="auto" w:sz="6" w:space="0"/>
+              <w:left w:val="single" w:color="auto" w:sz="6" w:space="0"/>
+              <w:bottom w:val="single" w:color="auto" w:sz="6" w:space="0"/>
+              <w:right w:val="single" w:color="auto" w:sz="6" w:space="0"/>
             </w:tcBorders>
             <w:vAlign w:val="center"/>
-            <w:hideMark/>
           </w:tcPr>
           <w:p>
             <w:pPr>
               <w:spacing w:after="0" w:line="240" w:lineRule="auto"/>
               <w:rPr>
-                <w:rFonts w:ascii="Arial" w:eastAsia="Times New Roman" w:hAnsi="Arial" w:cs="Arial"/>
+                <w:rFonts w:ascii="Arial" w:hAnsi="Arial" w:eastAsia="Times New Roman" w:cs="Arial"/>
                 <w:kern w:val="0"/>
                 <w:lang w:eastAsia="es-MX"/>
                 <w14:ligatures w14:val="none"/>
@@ -1313,7 +1232,7 @@
             </w:pPr>
             <w:r>
               <w:rPr>
-                <w:rFonts w:ascii="Arial" w:eastAsia="Times New Roman" w:hAnsi="Arial" w:cs="Arial"/>
+                <w:rFonts w:ascii="Arial" w:hAnsi="Arial" w:eastAsia="Times New Roman" w:cs="Arial"/>
                 <w:b/>
                 <w:bCs/>
                 <w:kern w:val="0"/>
@@ -1326,6 +1245,14 @@
         </w:tc>
       </w:tr>
       <w:tr>
+        <w:tblPrEx>
+          <w:tblCellMar>
+            <w:top w:w="15" w:type="dxa"/>
+            <w:left w:w="15" w:type="dxa"/>
+            <w:bottom w:w="15" w:type="dxa"/>
+            <w:right w:w="15" w:type="dxa"/>
+          </w:tblCellMar>
+        </w:tblPrEx>
         <w:trPr>
           <w:tblCellSpacing w:w="15" w:type="dxa"/>
         </w:trPr>
@@ -1333,19 +1260,18 @@
           <w:tcPr>
             <w:tcW w:w="0" w:type="auto"/>
             <w:tcBorders>
-              <w:top w:val="single" w:sz="6" w:space="0" w:color="auto"/>
-              <w:left w:val="single" w:sz="6" w:space="0" w:color="auto"/>
-              <w:bottom w:val="single" w:sz="6" w:space="0" w:color="auto"/>
-              <w:right w:val="single" w:sz="6" w:space="0" w:color="auto"/>
+              <w:top w:val="single" w:color="auto" w:sz="6" w:space="0"/>
+              <w:left w:val="single" w:color="auto" w:sz="6" w:space="0"/>
+              <w:bottom w:val="single" w:color="auto" w:sz="6" w:space="0"/>
+              <w:right w:val="single" w:color="auto" w:sz="6" w:space="0"/>
             </w:tcBorders>
             <w:vAlign w:val="center"/>
-            <w:hideMark/>
           </w:tcPr>
           <w:p>
             <w:pPr>
               <w:spacing w:after="0" w:line="240" w:lineRule="auto"/>
               <w:rPr>
-                <w:rFonts w:ascii="Arial" w:eastAsia="Times New Roman" w:hAnsi="Arial" w:cs="Arial"/>
+                <w:rFonts w:ascii="Arial" w:hAnsi="Arial" w:eastAsia="Times New Roman" w:cs="Arial"/>
                 <w:kern w:val="0"/>
                 <w:lang w:eastAsia="es-MX"/>
                 <w14:ligatures w14:val="none"/>
@@ -1353,7 +1279,7 @@
             </w:pPr>
             <w:r>
               <w:rPr>
-                <w:rFonts w:ascii="Arial" w:eastAsia="Times New Roman" w:hAnsi="Arial" w:cs="Arial"/>
+                <w:rFonts w:ascii="Arial" w:hAnsi="Arial" w:eastAsia="Times New Roman" w:cs="Arial"/>
                 <w:b/>
                 <w:bCs/>
                 <w:kern w:val="0"/>
@@ -1368,19 +1294,18 @@
           <w:tcPr>
             <w:tcW w:w="0" w:type="auto"/>
             <w:tcBorders>
-              <w:top w:val="single" w:sz="6" w:space="0" w:color="auto"/>
-              <w:left w:val="single" w:sz="6" w:space="0" w:color="auto"/>
-              <w:bottom w:val="single" w:sz="6" w:space="0" w:color="auto"/>
-              <w:right w:val="single" w:sz="6" w:space="0" w:color="auto"/>
+              <w:top w:val="single" w:color="auto" w:sz="6" w:space="0"/>
+              <w:left w:val="single" w:color="auto" w:sz="6" w:space="0"/>
+              <w:bottom w:val="single" w:color="auto" w:sz="6" w:space="0"/>
+              <w:right w:val="single" w:color="auto" w:sz="6" w:space="0"/>
             </w:tcBorders>
             <w:vAlign w:val="center"/>
-            <w:hideMark/>
           </w:tcPr>
           <w:p>
             <w:pPr>
               <w:spacing w:after="0" w:line="240" w:lineRule="auto"/>
               <w:rPr>
-                <w:rFonts w:ascii="Arial" w:eastAsia="Times New Roman" w:hAnsi="Arial" w:cs="Arial"/>
+                <w:rFonts w:ascii="Arial" w:hAnsi="Arial" w:eastAsia="Times New Roman" w:cs="Arial"/>
                 <w:kern w:val="0"/>
                 <w:lang w:eastAsia="es-MX"/>
                 <w14:ligatures w14:val="none"/>
@@ -1388,7 +1313,7 @@
             </w:pPr>
             <w:r>
               <w:rPr>
-                <w:rFonts w:ascii="Arial" w:eastAsia="Times New Roman" w:hAnsi="Arial" w:cs="Arial"/>
+                <w:rFonts w:ascii="Arial" w:hAnsi="Arial" w:eastAsia="Times New Roman" w:cs="Arial"/>
                 <w:kern w:val="0"/>
                 <w:lang w:eastAsia="es-MX"/>
                 <w14:ligatures w14:val="none"/>
@@ -1401,19 +1326,18 @@
           <w:tcPr>
             <w:tcW w:w="0" w:type="auto"/>
             <w:tcBorders>
-              <w:top w:val="single" w:sz="6" w:space="0" w:color="auto"/>
-              <w:left w:val="single" w:sz="6" w:space="0" w:color="auto"/>
-              <w:bottom w:val="single" w:sz="6" w:space="0" w:color="auto"/>
-              <w:right w:val="single" w:sz="6" w:space="0" w:color="auto"/>
+              <w:top w:val="single" w:color="auto" w:sz="6" w:space="0"/>
+              <w:left w:val="single" w:color="auto" w:sz="6" w:space="0"/>
+              <w:bottom w:val="single" w:color="auto" w:sz="6" w:space="0"/>
+              <w:right w:val="single" w:color="auto" w:sz="6" w:space="0"/>
             </w:tcBorders>
             <w:vAlign w:val="center"/>
-            <w:hideMark/>
           </w:tcPr>
           <w:p>
             <w:pPr>
               <w:spacing w:after="0" w:line="240" w:lineRule="auto"/>
               <w:rPr>
-                <w:rFonts w:ascii="Arial" w:eastAsia="Times New Roman" w:hAnsi="Arial" w:cs="Arial"/>
+                <w:rFonts w:ascii="Arial" w:hAnsi="Arial" w:eastAsia="Times New Roman" w:cs="Arial"/>
                 <w:kern w:val="0"/>
                 <w:lang w:eastAsia="es-MX"/>
                 <w14:ligatures w14:val="none"/>
@@ -1421,7 +1345,7 @@
             </w:pPr>
             <w:r>
               <w:rPr>
-                <w:rFonts w:ascii="Arial" w:eastAsia="Times New Roman" w:hAnsi="Arial" w:cs="Arial"/>
+                <w:rFonts w:ascii="Arial" w:hAnsi="Arial" w:eastAsia="Times New Roman" w:cs="Arial"/>
                 <w:kern w:val="0"/>
                 <w:lang w:eastAsia="es-MX"/>
                 <w14:ligatures w14:val="none"/>
@@ -1432,6 +1356,14 @@
         </w:tc>
       </w:tr>
       <w:tr>
+        <w:tblPrEx>
+          <w:tblCellMar>
+            <w:top w:w="15" w:type="dxa"/>
+            <w:left w:w="15" w:type="dxa"/>
+            <w:bottom w:w="15" w:type="dxa"/>
+            <w:right w:w="15" w:type="dxa"/>
+          </w:tblCellMar>
+        </w:tblPrEx>
         <w:trPr>
           <w:tblCellSpacing w:w="15" w:type="dxa"/>
         </w:trPr>
@@ -1439,19 +1371,18 @@
           <w:tcPr>
             <w:tcW w:w="0" w:type="auto"/>
             <w:tcBorders>
-              <w:top w:val="single" w:sz="6" w:space="0" w:color="auto"/>
-              <w:left w:val="single" w:sz="6" w:space="0" w:color="auto"/>
-              <w:bottom w:val="single" w:sz="6" w:space="0" w:color="auto"/>
-              <w:right w:val="single" w:sz="6" w:space="0" w:color="auto"/>
+              <w:top w:val="single" w:color="auto" w:sz="6" w:space="0"/>
+              <w:left w:val="single" w:color="auto" w:sz="6" w:space="0"/>
+              <w:bottom w:val="single" w:color="auto" w:sz="6" w:space="0"/>
+              <w:right w:val="single" w:color="auto" w:sz="6" w:space="0"/>
             </w:tcBorders>
             <w:vAlign w:val="center"/>
-            <w:hideMark/>
           </w:tcPr>
           <w:p>
             <w:pPr>
               <w:spacing w:after="0" w:line="240" w:lineRule="auto"/>
               <w:rPr>
-                <w:rFonts w:ascii="Arial" w:eastAsia="Times New Roman" w:hAnsi="Arial" w:cs="Arial"/>
+                <w:rFonts w:ascii="Arial" w:hAnsi="Arial" w:eastAsia="Times New Roman" w:cs="Arial"/>
                 <w:kern w:val="0"/>
                 <w:lang w:eastAsia="es-MX"/>
                 <w14:ligatures w14:val="none"/>
@@ -1459,14 +1390,13 @@
             </w:pPr>
             <w:r>
               <w:rPr>
-                <w:rFonts w:ascii="Arial" w:eastAsia="Times New Roman" w:hAnsi="Arial" w:cs="Arial"/>
+                <w:rFonts w:ascii="Arial" w:hAnsi="Arial" w:eastAsia="Times New Roman" w:cs="Arial"/>
                 <w:b/>
                 <w:bCs/>
                 <w:kern w:val="0"/>
                 <w:lang w:eastAsia="es-MX"/>
                 <w14:ligatures w14:val="none"/>
               </w:rPr>
-              <w:lastRenderedPageBreak/>
               <w:t>Cobranza</w:t>
             </w:r>
           </w:p>
@@ -1475,19 +1405,18 @@
           <w:tcPr>
             <w:tcW w:w="0" w:type="auto"/>
             <w:tcBorders>
-              <w:top w:val="single" w:sz="6" w:space="0" w:color="auto"/>
-              <w:left w:val="single" w:sz="6" w:space="0" w:color="auto"/>
-              <w:bottom w:val="single" w:sz="6" w:space="0" w:color="auto"/>
-              <w:right w:val="single" w:sz="6" w:space="0" w:color="auto"/>
+              <w:top w:val="single" w:color="auto" w:sz="6" w:space="0"/>
+              <w:left w:val="single" w:color="auto" w:sz="6" w:space="0"/>
+              <w:bottom w:val="single" w:color="auto" w:sz="6" w:space="0"/>
+              <w:right w:val="single" w:color="auto" w:sz="6" w:space="0"/>
             </w:tcBorders>
             <w:vAlign w:val="center"/>
-            <w:hideMark/>
           </w:tcPr>
           <w:p>
             <w:pPr>
               <w:spacing w:after="0" w:line="240" w:lineRule="auto"/>
               <w:rPr>
-                <w:rFonts w:ascii="Arial" w:eastAsia="Times New Roman" w:hAnsi="Arial" w:cs="Arial"/>
+                <w:rFonts w:ascii="Arial" w:hAnsi="Arial" w:eastAsia="Times New Roman" w:cs="Arial"/>
                 <w:kern w:val="0"/>
                 <w:lang w:eastAsia="es-MX"/>
                 <w14:ligatures w14:val="none"/>
@@ -1495,7 +1424,7 @@
             </w:pPr>
             <w:r>
               <w:rPr>
-                <w:rFonts w:ascii="Arial" w:eastAsia="Times New Roman" w:hAnsi="Arial" w:cs="Arial"/>
+                <w:rFonts w:ascii="Arial" w:hAnsi="Arial" w:eastAsia="Times New Roman" w:cs="Arial"/>
                 <w:kern w:val="0"/>
                 <w:lang w:eastAsia="es-MX"/>
                 <w14:ligatures w14:val="none"/>
@@ -1508,19 +1437,18 @@
           <w:tcPr>
             <w:tcW w:w="0" w:type="auto"/>
             <w:tcBorders>
-              <w:top w:val="single" w:sz="6" w:space="0" w:color="auto"/>
-              <w:left w:val="single" w:sz="6" w:space="0" w:color="auto"/>
-              <w:bottom w:val="single" w:sz="6" w:space="0" w:color="auto"/>
-              <w:right w:val="single" w:sz="6" w:space="0" w:color="auto"/>
+              <w:top w:val="single" w:color="auto" w:sz="6" w:space="0"/>
+              <w:left w:val="single" w:color="auto" w:sz="6" w:space="0"/>
+              <w:bottom w:val="single" w:color="auto" w:sz="6" w:space="0"/>
+              <w:right w:val="single" w:color="auto" w:sz="6" w:space="0"/>
             </w:tcBorders>
             <w:vAlign w:val="center"/>
-            <w:hideMark/>
           </w:tcPr>
           <w:p>
             <w:pPr>
               <w:spacing w:after="0" w:line="240" w:lineRule="auto"/>
               <w:rPr>
-                <w:rFonts w:ascii="Arial" w:eastAsia="Times New Roman" w:hAnsi="Arial" w:cs="Arial"/>
+                <w:rFonts w:ascii="Arial" w:hAnsi="Arial" w:eastAsia="Times New Roman" w:cs="Arial"/>
                 <w:kern w:val="0"/>
                 <w:lang w:eastAsia="es-MX"/>
                 <w14:ligatures w14:val="none"/>
@@ -1528,37 +1456,25 @@
             </w:pPr>
             <w:r>
               <w:rPr>
-                <w:rFonts w:ascii="Arial" w:eastAsia="Times New Roman" w:hAnsi="Arial" w:cs="Arial"/>
+                <w:rFonts w:ascii="Arial" w:hAnsi="Arial" w:eastAsia="Times New Roman" w:cs="Arial"/>
                 <w:kern w:val="0"/>
                 <w:lang w:eastAsia="es-MX"/>
                 <w14:ligatures w14:val="none"/>
               </w:rPr>
-              <w:t xml:space="preserve">Envío automático vía API con listado detallado y </w:t>
-            </w:r>
-            <w:proofErr w:type="gramStart"/>
-            <w:r>
-              <w:rPr>
-                <w:rFonts w:ascii="Arial" w:eastAsia="Times New Roman" w:hAnsi="Arial" w:cs="Arial"/>
-                <w:kern w:val="0"/>
-                <w:lang w:eastAsia="es-MX"/>
-                <w14:ligatures w14:val="none"/>
-              </w:rPr>
-              <w:t>link</w:t>
-            </w:r>
-            <w:proofErr w:type="gramEnd"/>
-            <w:r>
-              <w:rPr>
-                <w:rFonts w:ascii="Arial" w:eastAsia="Times New Roman" w:hAnsi="Arial" w:cs="Arial"/>
-                <w:kern w:val="0"/>
-                <w:lang w:eastAsia="es-MX"/>
-                <w14:ligatures w14:val="none"/>
-              </w:rPr>
-              <w:t xml:space="preserve"> al Portal.</w:t>
+              <w:t>Envío automático vía API con listado detallado y link al Portal.</w:t>
             </w:r>
           </w:p>
         </w:tc>
       </w:tr>
       <w:tr>
+        <w:tblPrEx>
+          <w:tblCellMar>
+            <w:top w:w="15" w:type="dxa"/>
+            <w:left w:w="15" w:type="dxa"/>
+            <w:bottom w:w="15" w:type="dxa"/>
+            <w:right w:w="15" w:type="dxa"/>
+          </w:tblCellMar>
+        </w:tblPrEx>
         <w:trPr>
           <w:tblCellSpacing w:w="15" w:type="dxa"/>
         </w:trPr>
@@ -1566,19 +1482,18 @@
           <w:tcPr>
             <w:tcW w:w="0" w:type="auto"/>
             <w:tcBorders>
-              <w:top w:val="single" w:sz="6" w:space="0" w:color="auto"/>
-              <w:left w:val="single" w:sz="6" w:space="0" w:color="auto"/>
-              <w:bottom w:val="single" w:sz="6" w:space="0" w:color="auto"/>
-              <w:right w:val="single" w:sz="6" w:space="0" w:color="auto"/>
+              <w:top w:val="single" w:color="auto" w:sz="6" w:space="0"/>
+              <w:left w:val="single" w:color="auto" w:sz="6" w:space="0"/>
+              <w:bottom w:val="single" w:color="auto" w:sz="6" w:space="0"/>
+              <w:right w:val="single" w:color="auto" w:sz="6" w:space="0"/>
             </w:tcBorders>
             <w:vAlign w:val="center"/>
-            <w:hideMark/>
           </w:tcPr>
           <w:p>
             <w:pPr>
               <w:spacing w:after="0" w:line="240" w:lineRule="auto"/>
               <w:rPr>
-                <w:rFonts w:ascii="Arial" w:eastAsia="Times New Roman" w:hAnsi="Arial" w:cs="Arial"/>
+                <w:rFonts w:ascii="Arial" w:hAnsi="Arial" w:eastAsia="Times New Roman" w:cs="Arial"/>
                 <w:kern w:val="0"/>
                 <w:lang w:eastAsia="es-MX"/>
                 <w14:ligatures w14:val="none"/>
@@ -1586,7 +1501,7 @@
             </w:pPr>
             <w:r>
               <w:rPr>
-                <w:rFonts w:ascii="Arial" w:eastAsia="Times New Roman" w:hAnsi="Arial" w:cs="Arial"/>
+                <w:rFonts w:ascii="Arial" w:hAnsi="Arial" w:eastAsia="Times New Roman" w:cs="Arial"/>
                 <w:b/>
                 <w:bCs/>
                 <w:kern w:val="0"/>
@@ -1601,19 +1516,18 @@
           <w:tcPr>
             <w:tcW w:w="0" w:type="auto"/>
             <w:tcBorders>
-              <w:top w:val="single" w:sz="6" w:space="0" w:color="auto"/>
-              <w:left w:val="single" w:sz="6" w:space="0" w:color="auto"/>
-              <w:bottom w:val="single" w:sz="6" w:space="0" w:color="auto"/>
-              <w:right w:val="single" w:sz="6" w:space="0" w:color="auto"/>
+              <w:top w:val="single" w:color="auto" w:sz="6" w:space="0"/>
+              <w:left w:val="single" w:color="auto" w:sz="6" w:space="0"/>
+              <w:bottom w:val="single" w:color="auto" w:sz="6" w:space="0"/>
+              <w:right w:val="single" w:color="auto" w:sz="6" w:space="0"/>
             </w:tcBorders>
             <w:vAlign w:val="center"/>
-            <w:hideMark/>
           </w:tcPr>
           <w:p>
             <w:pPr>
               <w:spacing w:after="0" w:line="240" w:lineRule="auto"/>
               <w:rPr>
-                <w:rFonts w:ascii="Arial" w:eastAsia="Times New Roman" w:hAnsi="Arial" w:cs="Arial"/>
+                <w:rFonts w:ascii="Arial" w:hAnsi="Arial" w:eastAsia="Times New Roman" w:cs="Arial"/>
                 <w:kern w:val="0"/>
                 <w:lang w:eastAsia="es-MX"/>
                 <w14:ligatures w14:val="none"/>
@@ -1621,7 +1535,7 @@
             </w:pPr>
             <w:r>
               <w:rPr>
-                <w:rFonts w:ascii="Arial" w:eastAsia="Times New Roman" w:hAnsi="Arial" w:cs="Arial"/>
+                <w:rFonts w:ascii="Arial" w:hAnsi="Arial" w:eastAsia="Times New Roman" w:cs="Arial"/>
                 <w:kern w:val="0"/>
                 <w:lang w:eastAsia="es-MX"/>
                 <w14:ligatures w14:val="none"/>
@@ -1634,48 +1548,44 @@
           <w:tcPr>
             <w:tcW w:w="0" w:type="auto"/>
             <w:tcBorders>
-              <w:top w:val="single" w:sz="6" w:space="0" w:color="auto"/>
-              <w:left w:val="single" w:sz="6" w:space="0" w:color="auto"/>
-              <w:bottom w:val="single" w:sz="6" w:space="0" w:color="auto"/>
-              <w:right w:val="single" w:sz="6" w:space="0" w:color="auto"/>
+              <w:top w:val="single" w:color="auto" w:sz="6" w:space="0"/>
+              <w:left w:val="single" w:color="auto" w:sz="6" w:space="0"/>
+              <w:bottom w:val="single" w:color="auto" w:sz="6" w:space="0"/>
+              <w:right w:val="single" w:color="auto" w:sz="6" w:space="0"/>
             </w:tcBorders>
             <w:vAlign w:val="center"/>
-            <w:hideMark/>
           </w:tcPr>
           <w:p>
             <w:pPr>
               <w:spacing w:after="0" w:line="240" w:lineRule="auto"/>
               <w:rPr>
-                <w:rFonts w:ascii="Arial" w:eastAsia="Times New Roman" w:hAnsi="Arial" w:cs="Arial"/>
+                <w:rFonts w:ascii="Arial" w:hAnsi="Arial" w:eastAsia="Times New Roman" w:cs="Arial"/>
                 <w:kern w:val="0"/>
                 <w:lang w:eastAsia="es-MX"/>
                 <w14:ligatures w14:val="none"/>
               </w:rPr>
             </w:pPr>
-            <w:proofErr w:type="spellStart"/>
             <w:r>
               <w:rPr>
-                <w:rFonts w:ascii="Arial" w:eastAsia="Times New Roman" w:hAnsi="Arial" w:cs="Arial"/>
+                <w:rFonts w:ascii="Arial" w:hAnsi="Arial" w:eastAsia="Times New Roman" w:cs="Arial"/>
                 <w:kern w:val="0"/>
                 <w:lang w:eastAsia="es-MX"/>
                 <w14:ligatures w14:val="none"/>
               </w:rPr>
-              <w:t>Dashboard</w:t>
-            </w:r>
-            <w:proofErr w:type="spellEnd"/>
-            <w:r>
-              <w:rPr>
-                <w:rFonts w:ascii="Arial" w:eastAsia="Times New Roman" w:hAnsi="Arial" w:cs="Arial"/>
-                <w:kern w:val="0"/>
-                <w:lang w:eastAsia="es-MX"/>
-                <w14:ligatures w14:val="none"/>
-              </w:rPr>
-              <w:t xml:space="preserve"> de "Pagos Pendientes" con alertas automáticas.</w:t>
+              <w:t>Dashboard de "Pagos Pendientes" con alertas automáticas.</w:t>
             </w:r>
           </w:p>
         </w:tc>
       </w:tr>
       <w:tr>
+        <w:tblPrEx>
+          <w:tblCellMar>
+            <w:top w:w="15" w:type="dxa"/>
+            <w:left w:w="15" w:type="dxa"/>
+            <w:bottom w:w="15" w:type="dxa"/>
+            <w:right w:w="15" w:type="dxa"/>
+          </w:tblCellMar>
+        </w:tblPrEx>
         <w:trPr>
           <w:tblCellSpacing w:w="15" w:type="dxa"/>
         </w:trPr>
@@ -1683,19 +1593,18 @@
           <w:tcPr>
             <w:tcW w:w="0" w:type="auto"/>
             <w:tcBorders>
-              <w:top w:val="single" w:sz="6" w:space="0" w:color="auto"/>
-              <w:left w:val="single" w:sz="6" w:space="0" w:color="auto"/>
-              <w:bottom w:val="single" w:sz="6" w:space="0" w:color="auto"/>
-              <w:right w:val="single" w:sz="6" w:space="0" w:color="auto"/>
+              <w:top w:val="single" w:color="auto" w:sz="6" w:space="0"/>
+              <w:left w:val="single" w:color="auto" w:sz="6" w:space="0"/>
+              <w:bottom w:val="single" w:color="auto" w:sz="6" w:space="0"/>
+              <w:right w:val="single" w:color="auto" w:sz="6" w:space="0"/>
             </w:tcBorders>
             <w:vAlign w:val="center"/>
-            <w:hideMark/>
           </w:tcPr>
           <w:p>
             <w:pPr>
               <w:spacing w:after="0" w:line="240" w:lineRule="auto"/>
               <w:rPr>
-                <w:rFonts w:ascii="Arial" w:eastAsia="Times New Roman" w:hAnsi="Arial" w:cs="Arial"/>
+                <w:rFonts w:ascii="Arial" w:hAnsi="Arial" w:eastAsia="Times New Roman" w:cs="Arial"/>
                 <w:kern w:val="0"/>
                 <w:lang w:eastAsia="es-MX"/>
                 <w14:ligatures w14:val="none"/>
@@ -1703,7 +1612,7 @@
             </w:pPr>
             <w:r>
               <w:rPr>
-                <w:rFonts w:ascii="Arial" w:eastAsia="Times New Roman" w:hAnsi="Arial" w:cs="Arial"/>
+                <w:rFonts w:ascii="Arial" w:hAnsi="Arial" w:eastAsia="Times New Roman" w:cs="Arial"/>
                 <w:b/>
                 <w:bCs/>
                 <w:kern w:val="0"/>
@@ -1718,19 +1627,18 @@
           <w:tcPr>
             <w:tcW w:w="0" w:type="auto"/>
             <w:tcBorders>
-              <w:top w:val="single" w:sz="6" w:space="0" w:color="auto"/>
-              <w:left w:val="single" w:sz="6" w:space="0" w:color="auto"/>
-              <w:bottom w:val="single" w:sz="6" w:space="0" w:color="auto"/>
-              <w:right w:val="single" w:sz="6" w:space="0" w:color="auto"/>
+              <w:top w:val="single" w:color="auto" w:sz="6" w:space="0"/>
+              <w:left w:val="single" w:color="auto" w:sz="6" w:space="0"/>
+              <w:bottom w:val="single" w:color="auto" w:sz="6" w:space="0"/>
+              <w:right w:val="single" w:color="auto" w:sz="6" w:space="0"/>
             </w:tcBorders>
             <w:vAlign w:val="center"/>
-            <w:hideMark/>
           </w:tcPr>
           <w:p>
             <w:pPr>
               <w:spacing w:after="0" w:line="240" w:lineRule="auto"/>
               <w:rPr>
-                <w:rFonts w:ascii="Arial" w:eastAsia="Times New Roman" w:hAnsi="Arial" w:cs="Arial"/>
+                <w:rFonts w:ascii="Arial" w:hAnsi="Arial" w:eastAsia="Times New Roman" w:cs="Arial"/>
                 <w:kern w:val="0"/>
                 <w:lang w:eastAsia="es-MX"/>
                 <w14:ligatures w14:val="none"/>
@@ -1738,7 +1646,7 @@
             </w:pPr>
             <w:r>
               <w:rPr>
-                <w:rFonts w:ascii="Arial" w:eastAsia="Times New Roman" w:hAnsi="Arial" w:cs="Arial"/>
+                <w:rFonts w:ascii="Arial" w:hAnsi="Arial" w:eastAsia="Times New Roman" w:cs="Arial"/>
                 <w:kern w:val="0"/>
                 <w:lang w:eastAsia="es-MX"/>
                 <w14:ligatures w14:val="none"/>
@@ -1751,19 +1659,18 @@
           <w:tcPr>
             <w:tcW w:w="0" w:type="auto"/>
             <w:tcBorders>
-              <w:top w:val="single" w:sz="6" w:space="0" w:color="auto"/>
-              <w:left w:val="single" w:sz="6" w:space="0" w:color="auto"/>
-              <w:bottom w:val="single" w:sz="6" w:space="0" w:color="auto"/>
-              <w:right w:val="single" w:sz="6" w:space="0" w:color="auto"/>
+              <w:top w:val="single" w:color="auto" w:sz="6" w:space="0"/>
+              <w:left w:val="single" w:color="auto" w:sz="6" w:space="0"/>
+              <w:bottom w:val="single" w:color="auto" w:sz="6" w:space="0"/>
+              <w:right w:val="single" w:color="auto" w:sz="6" w:space="0"/>
             </w:tcBorders>
             <w:vAlign w:val="center"/>
-            <w:hideMark/>
           </w:tcPr>
           <w:p>
             <w:pPr>
               <w:spacing w:after="0" w:line="240" w:lineRule="auto"/>
               <w:rPr>
-                <w:rFonts w:ascii="Arial" w:eastAsia="Times New Roman" w:hAnsi="Arial" w:cs="Arial"/>
+                <w:rFonts w:ascii="Arial" w:hAnsi="Arial" w:eastAsia="Times New Roman" w:cs="Arial"/>
                 <w:kern w:val="0"/>
                 <w:lang w:eastAsia="es-MX"/>
                 <w14:ligatures w14:val="none"/>
@@ -1771,7 +1678,7 @@
             </w:pPr>
             <w:r>
               <w:rPr>
-                <w:rFonts w:ascii="Arial" w:eastAsia="Times New Roman" w:hAnsi="Arial" w:cs="Arial"/>
+                <w:rFonts w:ascii="Arial" w:hAnsi="Arial" w:eastAsia="Times New Roman" w:cs="Arial"/>
                 <w:kern w:val="0"/>
                 <w:lang w:eastAsia="es-MX"/>
                 <w14:ligatures w14:val="none"/>
@@ -1782,6 +1689,14 @@
         </w:tc>
       </w:tr>
       <w:tr>
+        <w:tblPrEx>
+          <w:tblCellMar>
+            <w:top w:w="15" w:type="dxa"/>
+            <w:left w:w="15" w:type="dxa"/>
+            <w:bottom w:w="15" w:type="dxa"/>
+            <w:right w:w="15" w:type="dxa"/>
+          </w:tblCellMar>
+        </w:tblPrEx>
         <w:trPr>
           <w:tblCellSpacing w:w="15" w:type="dxa"/>
         </w:trPr>
@@ -1789,19 +1704,18 @@
           <w:tcPr>
             <w:tcW w:w="0" w:type="auto"/>
             <w:tcBorders>
-              <w:top w:val="single" w:sz="6" w:space="0" w:color="auto"/>
-              <w:left w:val="single" w:sz="6" w:space="0" w:color="auto"/>
-              <w:bottom w:val="single" w:sz="6" w:space="0" w:color="auto"/>
-              <w:right w:val="single" w:sz="6" w:space="0" w:color="auto"/>
+              <w:top w:val="single" w:color="auto" w:sz="6" w:space="0"/>
+              <w:left w:val="single" w:color="auto" w:sz="6" w:space="0"/>
+              <w:bottom w:val="single" w:color="auto" w:sz="6" w:space="0"/>
+              <w:right w:val="single" w:color="auto" w:sz="6" w:space="0"/>
             </w:tcBorders>
             <w:vAlign w:val="center"/>
-            <w:hideMark/>
           </w:tcPr>
           <w:p>
             <w:pPr>
               <w:spacing w:after="0" w:line="240" w:lineRule="auto"/>
               <w:rPr>
-                <w:rFonts w:ascii="Arial" w:eastAsia="Times New Roman" w:hAnsi="Arial" w:cs="Arial"/>
+                <w:rFonts w:ascii="Arial" w:hAnsi="Arial" w:eastAsia="Times New Roman" w:cs="Arial"/>
                 <w:kern w:val="0"/>
                 <w:lang w:eastAsia="es-MX"/>
                 <w14:ligatures w14:val="none"/>
@@ -1809,7 +1723,7 @@
             </w:pPr>
             <w:r>
               <w:rPr>
-                <w:rFonts w:ascii="Arial" w:eastAsia="Times New Roman" w:hAnsi="Arial" w:cs="Arial"/>
+                <w:rFonts w:ascii="Arial" w:hAnsi="Arial" w:eastAsia="Times New Roman" w:cs="Arial"/>
                 <w:b/>
                 <w:bCs/>
                 <w:kern w:val="0"/>
@@ -1824,19 +1738,18 @@
           <w:tcPr>
             <w:tcW w:w="0" w:type="auto"/>
             <w:tcBorders>
-              <w:top w:val="single" w:sz="6" w:space="0" w:color="auto"/>
-              <w:left w:val="single" w:sz="6" w:space="0" w:color="auto"/>
-              <w:bottom w:val="single" w:sz="6" w:space="0" w:color="auto"/>
-              <w:right w:val="single" w:sz="6" w:space="0" w:color="auto"/>
+              <w:top w:val="single" w:color="auto" w:sz="6" w:space="0"/>
+              <w:left w:val="single" w:color="auto" w:sz="6" w:space="0"/>
+              <w:bottom w:val="single" w:color="auto" w:sz="6" w:space="0"/>
+              <w:right w:val="single" w:color="auto" w:sz="6" w:space="0"/>
             </w:tcBorders>
             <w:vAlign w:val="center"/>
-            <w:hideMark/>
           </w:tcPr>
           <w:p>
             <w:pPr>
               <w:spacing w:after="0" w:line="240" w:lineRule="auto"/>
               <w:rPr>
-                <w:rFonts w:ascii="Arial" w:eastAsia="Times New Roman" w:hAnsi="Arial" w:cs="Arial"/>
+                <w:rFonts w:ascii="Arial" w:hAnsi="Arial" w:eastAsia="Times New Roman" w:cs="Arial"/>
                 <w:kern w:val="0"/>
                 <w:lang w:eastAsia="es-MX"/>
                 <w14:ligatures w14:val="none"/>
@@ -1844,7 +1757,7 @@
             </w:pPr>
             <w:r>
               <w:rPr>
-                <w:rFonts w:ascii="Arial" w:eastAsia="Times New Roman" w:hAnsi="Arial" w:cs="Arial"/>
+                <w:rFonts w:ascii="Arial" w:hAnsi="Arial" w:eastAsia="Times New Roman" w:cs="Arial"/>
                 <w:kern w:val="0"/>
                 <w:lang w:eastAsia="es-MX"/>
                 <w14:ligatures w14:val="none"/>
@@ -1857,19 +1770,18 @@
           <w:tcPr>
             <w:tcW w:w="0" w:type="auto"/>
             <w:tcBorders>
-              <w:top w:val="single" w:sz="6" w:space="0" w:color="auto"/>
-              <w:left w:val="single" w:sz="6" w:space="0" w:color="auto"/>
-              <w:bottom w:val="single" w:sz="6" w:space="0" w:color="auto"/>
-              <w:right w:val="single" w:sz="6" w:space="0" w:color="auto"/>
+              <w:top w:val="single" w:color="auto" w:sz="6" w:space="0"/>
+              <w:left w:val="single" w:color="auto" w:sz="6" w:space="0"/>
+              <w:bottom w:val="single" w:color="auto" w:sz="6" w:space="0"/>
+              <w:right w:val="single" w:color="auto" w:sz="6" w:space="0"/>
             </w:tcBorders>
             <w:vAlign w:val="center"/>
-            <w:hideMark/>
           </w:tcPr>
           <w:p>
             <w:pPr>
               <w:spacing w:after="0" w:line="240" w:lineRule="auto"/>
               <w:rPr>
-                <w:rFonts w:ascii="Arial" w:eastAsia="Times New Roman" w:hAnsi="Arial" w:cs="Arial"/>
+                <w:rFonts w:ascii="Arial" w:hAnsi="Arial" w:eastAsia="Times New Roman" w:cs="Arial"/>
                 <w:kern w:val="0"/>
                 <w:lang w:eastAsia="es-MX"/>
                 <w14:ligatures w14:val="none"/>
@@ -1877,7 +1789,7 @@
             </w:pPr>
             <w:r>
               <w:rPr>
-                <w:rFonts w:ascii="Arial" w:eastAsia="Times New Roman" w:hAnsi="Arial" w:cs="Arial"/>
+                <w:rFonts w:ascii="Arial" w:hAnsi="Arial" w:eastAsia="Times New Roman" w:cs="Arial"/>
                 <w:kern w:val="0"/>
                 <w:lang w:eastAsia="es-MX"/>
                 <w14:ligatures w14:val="none"/>
@@ -1886,7 +1798,7 @@
             </w:r>
             <w:r>
               <w:rPr>
-                <w:rFonts w:ascii="Arial" w:eastAsia="Times New Roman" w:hAnsi="Arial" w:cs="Arial"/>
+                <w:rFonts w:ascii="Arial" w:hAnsi="Arial" w:eastAsia="Times New Roman" w:cs="Arial"/>
                 <w:b/>
                 <w:bCs/>
                 <w:kern w:val="0"/>
@@ -1897,7 +1809,7 @@
             </w:r>
             <w:r>
               <w:rPr>
-                <w:rFonts w:ascii="Arial" w:eastAsia="Times New Roman" w:hAnsi="Arial" w:cs="Arial"/>
+                <w:rFonts w:ascii="Arial" w:hAnsi="Arial" w:eastAsia="Times New Roman" w:cs="Arial"/>
                 <w:kern w:val="0"/>
                 <w:lang w:eastAsia="es-MX"/>
                 <w14:ligatures w14:val="none"/>
@@ -1910,1730 +1822,1597 @@
     </w:tbl>
     <w:p/>
     <w:p/>
+    <w:p/>
+    <w:p/>
+    <w:p/>
+    <w:p/>
+    <w:p/>
+    <w:p/>
+    <w:p/>
+    <w:p/>
+    <w:p/>
+    <w:p/>
+    <w:p/>
+    <w:p/>
+    <w:p/>
+    <w:p/>
+    <w:p/>
+    <w:p/>
+    <w:p/>
+    <w:p>
+      <w:pPr>
+        <w:rPr>
+          <w:rFonts w:hint="default"/>
+          <w:lang w:val="es-US"/>
+        </w:rPr>
+      </w:pPr>
+      <w:r>
+        <w:rPr>
+          <w:rFonts w:hint="default"/>
+          <w:lang w:val="es-US"/>
+        </w:rPr>
+        <w:t>Logicas</w:t>
+      </w:r>
+      <w:r>
+        <w:rPr>
+          <w:rFonts w:hint="default"/>
+          <w:lang w:val="es-US"/>
+        </w:rPr>
+        <w:br w:type="textWrapping"/>
+      </w:r>
+    </w:p>
+    <w:p>
+      <w:pPr>
+        <w:rPr>
+          <w:rFonts w:hint="default"/>
+          <w:lang w:val="es-US"/>
+        </w:rPr>
+      </w:pPr>
+      <w:r>
+        <w:rPr>
+          <w:rFonts w:hint="default"/>
+          <w:lang w:val="es-US"/>
+        </w:rPr>
+        <w:t>VENTAS</w:t>
+      </w:r>
+    </w:p>
+    <w:p>
+      <w:pPr>
+        <w:rPr>
+          <w:rFonts w:hint="default"/>
+          <w:lang w:val="es-US"/>
+        </w:rPr>
+      </w:pPr>
+      <w:r>
+        <w:rPr>
+          <w:rFonts w:hint="default"/>
+          <w:lang w:val="es-US"/>
+        </w:rPr>
+        <w:t>El bazar da de alta una venta la cual contiene una fecha de pago y fecha de entrega y una descripcion.</w:t>
+      </w:r>
+      <w:r>
+        <w:rPr>
+          <w:rFonts w:hint="default"/>
+          <w:lang w:val="es-US"/>
+        </w:rPr>
+        <w:br w:type="textWrapping"/>
+      </w:r>
+      <w:r>
+        <w:rPr>
+          <w:rFonts w:hint="default"/>
+          <w:lang w:val="es-US"/>
+        </w:rPr>
+        <w:t>Crear todas las opciones de crud para las ventas.</w:t>
+      </w:r>
+      <w:r>
+        <w:rPr>
+          <w:rFonts w:hint="default"/>
+          <w:lang w:val="es-US"/>
+        </w:rPr>
+        <w:br w:type="textWrapping"/>
+      </w:r>
+      <w:r>
+        <w:rPr>
+          <w:rFonts w:hint="default"/>
+          <w:lang w:val="es-US"/>
+        </w:rPr>
+        <w:br w:type="textWrapping"/>
+      </w:r>
+      <w:r>
+        <w:rPr>
+          <w:rFonts w:hint="default"/>
+          <w:lang w:val="es-US"/>
+        </w:rPr>
+        <w:t>APARTADOS</w:t>
+      </w:r>
+    </w:p>
+    <w:p>
+      <w:pPr>
+        <w:rPr>
+          <w:rFonts w:hint="default"/>
+          <w:lang w:val="es-US"/>
+        </w:rPr>
+      </w:pPr>
+      <w:r>
+        <w:rPr>
+          <w:rFonts w:hint="default"/>
+          <w:lang w:val="es-US"/>
+        </w:rPr>
+        <w:t>Aqui se agregan las compras apartadas de los clientes en la que se registran productos es decir</w:t>
+      </w:r>
+      <w:r>
+        <w:rPr>
+          <w:rFonts w:hint="default"/>
+          <w:lang w:val="es-US"/>
+        </w:rPr>
+        <w:br w:type="textWrapping"/>
+      </w:r>
+      <w:r>
+        <w:rPr>
+          <w:rFonts w:hint="default"/>
+          <w:lang w:val="es-US"/>
+        </w:rPr>
+        <w:t>descripcion del apartado/producto, se seleciona una venta a la que pertence descripcion/id, se va registrado cada producto de forma individual el cual pertenece a un ID de venta y se le asigna un precio.</w:t>
+      </w:r>
+    </w:p>
+    <w:p>
+      <w:pPr>
+        <w:rPr>
+          <w:rFonts w:hint="default"/>
+          <w:lang w:val="es-US"/>
+        </w:rPr>
+      </w:pPr>
+      <w:r>
+        <w:rPr>
+          <w:rFonts w:hint="default"/>
+          <w:lang w:val="es-US"/>
+        </w:rPr>
+        <w:t>Generar todas las acciones crud para las</w:t>
+      </w:r>
+      <w:bookmarkStart w:id="0" w:name="_GoBack"/>
+      <w:bookmarkEnd w:id="0"/>
+    </w:p>
+    <w:p>
+      <w:pPr>
+        <w:rPr>
+          <w:rFonts w:hint="default"/>
+          <w:lang w:val="es-US"/>
+        </w:rPr>
+      </w:pPr>
+    </w:p>
     <w:sectPr>
       <w:pgSz w:w="12240" w:h="15840"/>
       <w:pgMar w:top="1417" w:right="1701" w:bottom="1417" w:left="1701" w:header="708" w:footer="708" w:gutter="0"/>
-      <w:cols w:space="708"/>
-      <w:docGrid w:linePitch="360"/>
+      <w:cols w:space="708" w:num="1"/>
+      <w:docGrid w:linePitch="360" w:charSpace="0"/>
     </w:sectPr>
   </w:body>
 </w:document>
 </file>
 
+<file path=word/endnotes.xml><?xml version="1.0" encoding="utf-8"?>
+<w:endnotes xmlns:wpc="http://schemas.microsoft.com/office/word/2010/wordprocessingCanvas" xmlns:mc="http://schemas.openxmlformats.org/markup-compatibility/2006" xmlns:o="urn:schemas-microsoft-com:office:office" xmlns:r="http://schemas.openxmlformats.org/officeDocument/2006/relationships" xmlns:m="http://schemas.openxmlformats.org/officeDocument/2006/math" xmlns:v="urn:schemas-microsoft-com:vml" xmlns:wp14="http://schemas.microsoft.com/office/word/2010/wordprocessingDrawing" xmlns:wp="http://schemas.openxmlformats.org/drawingml/2006/wordprocessingDrawing" xmlns:w="http://schemas.openxmlformats.org/wordprocessingml/2006/main" xmlns:w14="http://schemas.microsoft.com/office/word/2010/wordml" xmlns:w15="http://schemas.microsoft.com/office/word/2012/wordml" xmlns:w10="urn:schemas-microsoft-com:office:word" xmlns:wpg="http://schemas.microsoft.com/office/word/2010/wordprocessingGroup" xmlns:wpi="http://schemas.microsoft.com/office/word/2010/wordprocessingInk" xmlns:wne="http://schemas.microsoft.com/office/word/2006/wordml" xmlns:wps="http://schemas.microsoft.com/office/word/2010/wordprocessingShape" xmlns:wpsCustomData="http://www.wps.cn/officeDocument/2013/wpsCustomData" mc:Ignorable="w14 w15 wp14">
+  <w:endnote w:type="separator" w:id="0">
+    <w:p>
+      <w:pPr>
+        <w:spacing w:line="240" w:lineRule="auto"/>
+      </w:pPr>
+      <w:r>
+        <w:separator/>
+      </w:r>
+    </w:p>
+  </w:endnote>
+  <w:endnote w:type="continuationSeparator" w:id="1">
+    <w:p>
+      <w:pPr>
+        <w:spacing w:line="240" w:lineRule="auto"/>
+      </w:pPr>
+      <w:r>
+        <w:continuationSeparator/>
+      </w:r>
+    </w:p>
+  </w:endnote>
+</w:endnotes>
+</file>
+
+<file path=word/footnotes.xml><?xml version="1.0" encoding="utf-8"?>
+<w:footnotes xmlns:wpc="http://schemas.microsoft.com/office/word/2010/wordprocessingCanvas" xmlns:mc="http://schemas.openxmlformats.org/markup-compatibility/2006" xmlns:o="urn:schemas-microsoft-com:office:office" xmlns:r="http://schemas.openxmlformats.org/officeDocument/2006/relationships" xmlns:m="http://schemas.openxmlformats.org/officeDocument/2006/math" xmlns:v="urn:schemas-microsoft-com:vml" xmlns:wp14="http://schemas.microsoft.com/office/word/2010/wordprocessingDrawing" xmlns:wp="http://schemas.openxmlformats.org/drawingml/2006/wordprocessingDrawing" xmlns:w="http://schemas.openxmlformats.org/wordprocessingml/2006/main" xmlns:w14="http://schemas.microsoft.com/office/word/2010/wordml" xmlns:w15="http://schemas.microsoft.com/office/word/2012/wordml" xmlns:w10="urn:schemas-microsoft-com:office:word" xmlns:wpg="http://schemas.microsoft.com/office/word/2010/wordprocessingGroup" xmlns:wpi="http://schemas.microsoft.com/office/word/2010/wordprocessingInk" xmlns:wne="http://schemas.microsoft.com/office/word/2006/wordml" xmlns:wps="http://schemas.microsoft.com/office/word/2010/wordprocessingShape" xmlns:wpsCustomData="http://www.wps.cn/officeDocument/2013/wpsCustomData" mc:Ignorable="w14 w15 wp14">
+  <w:footnote w:type="separator" w:id="0">
+    <w:p>
+      <w:pPr>
+        <w:spacing w:before="0" w:after="0" w:line="278" w:lineRule="auto"/>
+      </w:pPr>
+      <w:r>
+        <w:separator/>
+      </w:r>
+    </w:p>
+  </w:footnote>
+  <w:footnote w:type="continuationSeparator" w:id="1">
+    <w:p>
+      <w:pPr>
+        <w:spacing w:before="0" w:after="0" w:line="278" w:lineRule="auto"/>
+      </w:pPr>
+      <w:r>
+        <w:continuationSeparator/>
+      </w:r>
+    </w:p>
+  </w:footnote>
+</w:footnotes>
+</file>
+
 <file path=word/numbering.xml><?xml version="1.0" encoding="utf-8"?>
-<w:numbering xmlns:wpc="http://schemas.microsoft.com/office/word/2010/wordprocessingCanvas" xmlns:cx="http://schemas.microsoft.com/office/drawing/2014/chartex" xmlns:cx1="http://schemas.microsoft.com/office/drawing/2015/9/8/chartex" xmlns:cx2="http://schemas.microsoft.com/office/drawing/2015/10/21/chartex" xmlns:cx3="http://schemas.microsoft.com/office/drawing/2016/5/9/chartex" xmlns:cx4="http://schemas.microsoft.com/office/drawing/2016/5/10/chartex" xmlns:cx5="http://schemas.microsoft.com/office/drawing/2016/5/11/chartex" xmlns:cx6="http://schemas.microsoft.com/office/drawing/2016/5/12/chartex" xmlns:cx7="http://schemas.microsoft.com/office/drawing/2016/5/13/chartex" xmlns:cx8="http://schemas.microsoft.com/office/drawing/2016/5/14/chartex" xmlns:mc="http://schemas.openxmlformats.org/markup-compatibility/2006" xmlns:aink="http://schemas.microsoft.com/office/drawing/2016/ink" xmlns:am3d="http://schemas.microsoft.com/office/drawing/2017/model3d" xmlns:o="urn:schemas-microsoft-com:office:office" xmlns:oel="http://schemas.microsoft.com/office/2019/extlst" xmlns:r="http://schemas.openxmlformats.org/officeDocument/2006/relationships" xmlns:m="http://schemas.openxmlformats.org/officeDocument/2006/math" xmlns:v="urn:schemas-microsoft-com:vml" xmlns:wp14="http://schemas.microsoft.com/office/word/2010/wordprocessingDrawing" xmlns:wp="http://schemas.openxmlformats.org/drawingml/2006/wordprocessingDrawing" xmlns:w10="urn:schemas-microsoft-com:office:word" xmlns:w="http://schemas.openxmlformats.org/wordprocessingml/2006/main" xmlns:w14="http://schemas.microsoft.com/office/word/2010/wordml" xmlns:w15="http://schemas.microsoft.com/office/word/2012/wordml" xmlns:w16cex="http://schemas.microsoft.com/office/word/2018/wordml/cex" xmlns:w16cid="http://schemas.microsoft.com/office/word/2016/wordml/cid" xmlns:w16="http://schemas.microsoft.com/office/word/2018/wordml" xmlns:w16du="http://schemas.microsoft.com/office/word/2023/wordml/word16du" xmlns:w16sdtdh="http://schemas.microsoft.com/office/word/2020/wordml/sdtdatahash" xmlns:w16sdtfl="http://schemas.microsoft.com/office/word/2024/wordml/sdtformatlock" xmlns:w16se="http://schemas.microsoft.com/office/word/2015/wordml/symex" xmlns:wpg="http://schemas.microsoft.com/office/word/2010/wordprocessingGroup" xmlns:wpi="http://schemas.microsoft.com/office/word/2010/wordprocessingInk" xmlns:wne="http://schemas.microsoft.com/office/word/2006/wordml" xmlns:wps="http://schemas.microsoft.com/office/word/2010/wordprocessingShape" mc:Ignorable="w14 w15 w16se w16cid w16 w16cex w16sdtdh w16sdtfl w16du wp14">
-  <w:abstractNum w:abstractNumId="0" w15:restartNumberingAfterBreak="0">
+<w:numbering xmlns:wpc="http://schemas.microsoft.com/office/word/2010/wordprocessingCanvas" xmlns:mc="http://schemas.openxmlformats.org/markup-compatibility/2006" xmlns:o="urn:schemas-microsoft-com:office:office" xmlns:r="http://schemas.openxmlformats.org/officeDocument/2006/relationships" xmlns:m="http://schemas.openxmlformats.org/officeDocument/2006/math" xmlns:v="urn:schemas-microsoft-com:vml" xmlns:wp14="http://schemas.microsoft.com/office/word/2010/wordprocessingDrawing" xmlns:wp="http://schemas.openxmlformats.org/drawingml/2006/wordprocessingDrawing" xmlns:w10="urn:schemas-microsoft-com:office:word" xmlns:w="http://schemas.openxmlformats.org/wordprocessingml/2006/main" xmlns:w14="http://schemas.microsoft.com/office/word/2010/wordml" xmlns:wpg="http://schemas.microsoft.com/office/word/2010/wordprocessingGroup" xmlns:wpi="http://schemas.microsoft.com/office/word/2010/wordprocessingInk" xmlns:wne="http://schemas.microsoft.com/office/word/2006/wordml" xmlns:wps="http://schemas.microsoft.com/office/word/2010/wordprocessingShape" xmlns:wpsCustomData="http://www.wps.cn/officeDocument/2013/wpsCustomData" mc:Ignorable="w14 wp14">
+  <w:abstractNum w:abstractNumId="0">
     <w:nsid w:val="049272E1"/>
     <w:multiLevelType w:val="multilevel"/>
-    <w:tmpl w:val="CD7223AE"/>
-    <w:lvl w:ilvl="0">
+    <w:tmpl w:val="049272E1"/>
+    <w:lvl w:ilvl="0" w:tentative="0">
       <w:start w:val="1"/>
       <w:numFmt w:val="bullet"/>
       <w:lvlText w:val=""/>
       <w:lvlJc w:val="left"/>
       <w:pPr>
         <w:tabs>
-          <w:tab w:val="num" w:pos="720"/>
+          <w:tab w:val="left" w:pos="720"/>
         </w:tabs>
         <w:ind w:left="720" w:hanging="360"/>
       </w:pPr>
       <w:rPr>
-        <w:rFonts w:ascii="Symbol" w:hAnsi="Symbol" w:hint="default"/>
-        <w:sz w:val="20"/>
-      </w:rPr>
-    </w:lvl>
-    <w:lvl w:ilvl="1">
+        <w:rFonts w:hint="default" w:ascii="Symbol" w:hAnsi="Symbol"/>
+        <w:sz w:val="20"/>
+      </w:rPr>
+    </w:lvl>
+    <w:lvl w:ilvl="1" w:tentative="0">
       <w:start w:val="1"/>
       <w:numFmt w:val="bullet"/>
       <w:lvlText w:val="o"/>
       <w:lvlJc w:val="left"/>
       <w:pPr>
         <w:tabs>
-          <w:tab w:val="num" w:pos="1440"/>
+          <w:tab w:val="left" w:pos="1440"/>
         </w:tabs>
         <w:ind w:left="1440" w:hanging="360"/>
       </w:pPr>
       <w:rPr>
-        <w:rFonts w:ascii="Courier New" w:hAnsi="Courier New" w:hint="default"/>
-        <w:sz w:val="20"/>
-      </w:rPr>
-    </w:lvl>
-    <w:lvl w:ilvl="2" w:tentative="1">
-      <w:start w:val="1"/>
-      <w:numFmt w:val="bullet"/>
-      <w:lvlText w:val=""/>
-      <w:lvlJc w:val="left"/>
-      <w:pPr>
-        <w:tabs>
-          <w:tab w:val="num" w:pos="2160"/>
+        <w:rFonts w:hint="default" w:ascii="Courier New" w:hAnsi="Courier New"/>
+        <w:sz w:val="20"/>
+      </w:rPr>
+    </w:lvl>
+    <w:lvl w:ilvl="2" w:tentative="0">
+      <w:start w:val="1"/>
+      <w:numFmt w:val="bullet"/>
+      <w:lvlText w:val=""/>
+      <w:lvlJc w:val="left"/>
+      <w:pPr>
+        <w:tabs>
+          <w:tab w:val="left" w:pos="2160"/>
         </w:tabs>
         <w:ind w:left="2160" w:hanging="360"/>
       </w:pPr>
       <w:rPr>
-        <w:rFonts w:ascii="Wingdings" w:hAnsi="Wingdings" w:hint="default"/>
-        <w:sz w:val="20"/>
-      </w:rPr>
-    </w:lvl>
-    <w:lvl w:ilvl="3" w:tentative="1">
-      <w:start w:val="1"/>
-      <w:numFmt w:val="bullet"/>
-      <w:lvlText w:val=""/>
-      <w:lvlJc w:val="left"/>
-      <w:pPr>
-        <w:tabs>
-          <w:tab w:val="num" w:pos="2880"/>
+        <w:rFonts w:hint="default" w:ascii="Wingdings" w:hAnsi="Wingdings"/>
+        <w:sz w:val="20"/>
+      </w:rPr>
+    </w:lvl>
+    <w:lvl w:ilvl="3" w:tentative="0">
+      <w:start w:val="1"/>
+      <w:numFmt w:val="bullet"/>
+      <w:lvlText w:val=""/>
+      <w:lvlJc w:val="left"/>
+      <w:pPr>
+        <w:tabs>
+          <w:tab w:val="left" w:pos="2880"/>
         </w:tabs>
         <w:ind w:left="2880" w:hanging="360"/>
       </w:pPr>
       <w:rPr>
-        <w:rFonts w:ascii="Wingdings" w:hAnsi="Wingdings" w:hint="default"/>
-        <w:sz w:val="20"/>
-      </w:rPr>
-    </w:lvl>
-    <w:lvl w:ilvl="4" w:tentative="1">
-      <w:start w:val="1"/>
-      <w:numFmt w:val="bullet"/>
-      <w:lvlText w:val=""/>
-      <w:lvlJc w:val="left"/>
-      <w:pPr>
-        <w:tabs>
-          <w:tab w:val="num" w:pos="3600"/>
+        <w:rFonts w:hint="default" w:ascii="Wingdings" w:hAnsi="Wingdings"/>
+        <w:sz w:val="20"/>
+      </w:rPr>
+    </w:lvl>
+    <w:lvl w:ilvl="4" w:tentative="0">
+      <w:start w:val="1"/>
+      <w:numFmt w:val="bullet"/>
+      <w:lvlText w:val=""/>
+      <w:lvlJc w:val="left"/>
+      <w:pPr>
+        <w:tabs>
+          <w:tab w:val="left" w:pos="3600"/>
         </w:tabs>
         <w:ind w:left="3600" w:hanging="360"/>
       </w:pPr>
       <w:rPr>
-        <w:rFonts w:ascii="Wingdings" w:hAnsi="Wingdings" w:hint="default"/>
-        <w:sz w:val="20"/>
-      </w:rPr>
-    </w:lvl>
-    <w:lvl w:ilvl="5" w:tentative="1">
-      <w:start w:val="1"/>
-      <w:numFmt w:val="bullet"/>
-      <w:lvlText w:val=""/>
-      <w:lvlJc w:val="left"/>
-      <w:pPr>
-        <w:tabs>
-          <w:tab w:val="num" w:pos="4320"/>
+        <w:rFonts w:hint="default" w:ascii="Wingdings" w:hAnsi="Wingdings"/>
+        <w:sz w:val="20"/>
+      </w:rPr>
+    </w:lvl>
+    <w:lvl w:ilvl="5" w:tentative="0">
+      <w:start w:val="1"/>
+      <w:numFmt w:val="bullet"/>
+      <w:lvlText w:val=""/>
+      <w:lvlJc w:val="left"/>
+      <w:pPr>
+        <w:tabs>
+          <w:tab w:val="left" w:pos="4320"/>
         </w:tabs>
         <w:ind w:left="4320" w:hanging="360"/>
       </w:pPr>
       <w:rPr>
-        <w:rFonts w:ascii="Wingdings" w:hAnsi="Wingdings" w:hint="default"/>
-        <w:sz w:val="20"/>
-      </w:rPr>
-    </w:lvl>
-    <w:lvl w:ilvl="6" w:tentative="1">
-      <w:start w:val="1"/>
-      <w:numFmt w:val="bullet"/>
-      <w:lvlText w:val=""/>
-      <w:lvlJc w:val="left"/>
-      <w:pPr>
-        <w:tabs>
-          <w:tab w:val="num" w:pos="5040"/>
+        <w:rFonts w:hint="default" w:ascii="Wingdings" w:hAnsi="Wingdings"/>
+        <w:sz w:val="20"/>
+      </w:rPr>
+    </w:lvl>
+    <w:lvl w:ilvl="6" w:tentative="0">
+      <w:start w:val="1"/>
+      <w:numFmt w:val="bullet"/>
+      <w:lvlText w:val=""/>
+      <w:lvlJc w:val="left"/>
+      <w:pPr>
+        <w:tabs>
+          <w:tab w:val="left" w:pos="5040"/>
         </w:tabs>
         <w:ind w:left="5040" w:hanging="360"/>
       </w:pPr>
       <w:rPr>
-        <w:rFonts w:ascii="Wingdings" w:hAnsi="Wingdings" w:hint="default"/>
-        <w:sz w:val="20"/>
-      </w:rPr>
-    </w:lvl>
-    <w:lvl w:ilvl="7" w:tentative="1">
-      <w:start w:val="1"/>
-      <w:numFmt w:val="bullet"/>
-      <w:lvlText w:val=""/>
-      <w:lvlJc w:val="left"/>
-      <w:pPr>
-        <w:tabs>
-          <w:tab w:val="num" w:pos="5760"/>
+        <w:rFonts w:hint="default" w:ascii="Wingdings" w:hAnsi="Wingdings"/>
+        <w:sz w:val="20"/>
+      </w:rPr>
+    </w:lvl>
+    <w:lvl w:ilvl="7" w:tentative="0">
+      <w:start w:val="1"/>
+      <w:numFmt w:val="bullet"/>
+      <w:lvlText w:val=""/>
+      <w:lvlJc w:val="left"/>
+      <w:pPr>
+        <w:tabs>
+          <w:tab w:val="left" w:pos="5760"/>
         </w:tabs>
         <w:ind w:left="5760" w:hanging="360"/>
       </w:pPr>
       <w:rPr>
-        <w:rFonts w:ascii="Wingdings" w:hAnsi="Wingdings" w:hint="default"/>
-        <w:sz w:val="20"/>
-      </w:rPr>
-    </w:lvl>
-    <w:lvl w:ilvl="8" w:tentative="1">
-      <w:start w:val="1"/>
-      <w:numFmt w:val="bullet"/>
-      <w:lvlText w:val=""/>
-      <w:lvlJc w:val="left"/>
-      <w:pPr>
-        <w:tabs>
-          <w:tab w:val="num" w:pos="6480"/>
+        <w:rFonts w:hint="default" w:ascii="Wingdings" w:hAnsi="Wingdings"/>
+        <w:sz w:val="20"/>
+      </w:rPr>
+    </w:lvl>
+    <w:lvl w:ilvl="8" w:tentative="0">
+      <w:start w:val="1"/>
+      <w:numFmt w:val="bullet"/>
+      <w:lvlText w:val=""/>
+      <w:lvlJc w:val="left"/>
+      <w:pPr>
+        <w:tabs>
+          <w:tab w:val="left" w:pos="6480"/>
         </w:tabs>
         <w:ind w:left="6480" w:hanging="360"/>
       </w:pPr>
       <w:rPr>
-        <w:rFonts w:ascii="Wingdings" w:hAnsi="Wingdings" w:hint="default"/>
+        <w:rFonts w:hint="default" w:ascii="Wingdings" w:hAnsi="Wingdings"/>
         <w:sz w:val="20"/>
       </w:rPr>
     </w:lvl>
   </w:abstractNum>
-  <w:abstractNum w:abstractNumId="1" w15:restartNumberingAfterBreak="0">
+  <w:abstractNum w:abstractNumId="1">
     <w:nsid w:val="0AA2257D"/>
     <w:multiLevelType w:val="multilevel"/>
-    <w:tmpl w:val="CBB80F26"/>
-    <w:lvl w:ilvl="0">
+    <w:tmpl w:val="0AA2257D"/>
+    <w:lvl w:ilvl="0" w:tentative="0">
       <w:start w:val="1"/>
       <w:numFmt w:val="bullet"/>
       <w:lvlText w:val=""/>
       <w:lvlJc w:val="left"/>
       <w:pPr>
         <w:tabs>
-          <w:tab w:val="num" w:pos="720"/>
+          <w:tab w:val="left" w:pos="720"/>
         </w:tabs>
         <w:ind w:left="720" w:hanging="360"/>
       </w:pPr>
       <w:rPr>
-        <w:rFonts w:ascii="Symbol" w:hAnsi="Symbol" w:hint="default"/>
-        <w:sz w:val="20"/>
-      </w:rPr>
-    </w:lvl>
-    <w:lvl w:ilvl="1" w:tentative="1">
+        <w:rFonts w:hint="default" w:ascii="Symbol" w:hAnsi="Symbol"/>
+        <w:sz w:val="20"/>
+      </w:rPr>
+    </w:lvl>
+    <w:lvl w:ilvl="1" w:tentative="0">
       <w:start w:val="1"/>
       <w:numFmt w:val="bullet"/>
       <w:lvlText w:val="o"/>
       <w:lvlJc w:val="left"/>
       <w:pPr>
         <w:tabs>
-          <w:tab w:val="num" w:pos="1440"/>
+          <w:tab w:val="left" w:pos="1440"/>
         </w:tabs>
         <w:ind w:left="1440" w:hanging="360"/>
       </w:pPr>
       <w:rPr>
-        <w:rFonts w:ascii="Courier New" w:hAnsi="Courier New" w:hint="default"/>
-        <w:sz w:val="20"/>
-      </w:rPr>
-    </w:lvl>
-    <w:lvl w:ilvl="2" w:tentative="1">
-      <w:start w:val="1"/>
-      <w:numFmt w:val="bullet"/>
-      <w:lvlText w:val=""/>
-      <w:lvlJc w:val="left"/>
-      <w:pPr>
-        <w:tabs>
-          <w:tab w:val="num" w:pos="2160"/>
+        <w:rFonts w:hint="default" w:ascii="Courier New" w:hAnsi="Courier New"/>
+        <w:sz w:val="20"/>
+      </w:rPr>
+    </w:lvl>
+    <w:lvl w:ilvl="2" w:tentative="0">
+      <w:start w:val="1"/>
+      <w:numFmt w:val="bullet"/>
+      <w:lvlText w:val=""/>
+      <w:lvlJc w:val="left"/>
+      <w:pPr>
+        <w:tabs>
+          <w:tab w:val="left" w:pos="2160"/>
         </w:tabs>
         <w:ind w:left="2160" w:hanging="360"/>
       </w:pPr>
       <w:rPr>
-        <w:rFonts w:ascii="Wingdings" w:hAnsi="Wingdings" w:hint="default"/>
-        <w:sz w:val="20"/>
-      </w:rPr>
-    </w:lvl>
-    <w:lvl w:ilvl="3" w:tentative="1">
-      <w:start w:val="1"/>
-      <w:numFmt w:val="bullet"/>
-      <w:lvlText w:val=""/>
-      <w:lvlJc w:val="left"/>
-      <w:pPr>
-        <w:tabs>
-          <w:tab w:val="num" w:pos="2880"/>
+        <w:rFonts w:hint="default" w:ascii="Wingdings" w:hAnsi="Wingdings"/>
+        <w:sz w:val="20"/>
+      </w:rPr>
+    </w:lvl>
+    <w:lvl w:ilvl="3" w:tentative="0">
+      <w:start w:val="1"/>
+      <w:numFmt w:val="bullet"/>
+      <w:lvlText w:val=""/>
+      <w:lvlJc w:val="left"/>
+      <w:pPr>
+        <w:tabs>
+          <w:tab w:val="left" w:pos="2880"/>
         </w:tabs>
         <w:ind w:left="2880" w:hanging="360"/>
       </w:pPr>
       <w:rPr>
-        <w:rFonts w:ascii="Wingdings" w:hAnsi="Wingdings" w:hint="default"/>
-        <w:sz w:val="20"/>
-      </w:rPr>
-    </w:lvl>
-    <w:lvl w:ilvl="4" w:tentative="1">
-      <w:start w:val="1"/>
-      <w:numFmt w:val="bullet"/>
-      <w:lvlText w:val=""/>
-      <w:lvlJc w:val="left"/>
-      <w:pPr>
-        <w:tabs>
-          <w:tab w:val="num" w:pos="3600"/>
+        <w:rFonts w:hint="default" w:ascii="Wingdings" w:hAnsi="Wingdings"/>
+        <w:sz w:val="20"/>
+      </w:rPr>
+    </w:lvl>
+    <w:lvl w:ilvl="4" w:tentative="0">
+      <w:start w:val="1"/>
+      <w:numFmt w:val="bullet"/>
+      <w:lvlText w:val=""/>
+      <w:lvlJc w:val="left"/>
+      <w:pPr>
+        <w:tabs>
+          <w:tab w:val="left" w:pos="3600"/>
         </w:tabs>
         <w:ind w:left="3600" w:hanging="360"/>
       </w:pPr>
       <w:rPr>
-        <w:rFonts w:ascii="Wingdings" w:hAnsi="Wingdings" w:hint="default"/>
-        <w:sz w:val="20"/>
-      </w:rPr>
-    </w:lvl>
-    <w:lvl w:ilvl="5" w:tentative="1">
-      <w:start w:val="1"/>
-      <w:numFmt w:val="bullet"/>
-      <w:lvlText w:val=""/>
-      <w:lvlJc w:val="left"/>
-      <w:pPr>
-        <w:tabs>
-          <w:tab w:val="num" w:pos="4320"/>
+        <w:rFonts w:hint="default" w:ascii="Wingdings" w:hAnsi="Wingdings"/>
+        <w:sz w:val="20"/>
+      </w:rPr>
+    </w:lvl>
+    <w:lvl w:ilvl="5" w:tentative="0">
+      <w:start w:val="1"/>
+      <w:numFmt w:val="bullet"/>
+      <w:lvlText w:val=""/>
+      <w:lvlJc w:val="left"/>
+      <w:pPr>
+        <w:tabs>
+          <w:tab w:val="left" w:pos="4320"/>
         </w:tabs>
         <w:ind w:left="4320" w:hanging="360"/>
       </w:pPr>
       <w:rPr>
-        <w:rFonts w:ascii="Wingdings" w:hAnsi="Wingdings" w:hint="default"/>
-        <w:sz w:val="20"/>
-      </w:rPr>
-    </w:lvl>
-    <w:lvl w:ilvl="6" w:tentative="1">
-      <w:start w:val="1"/>
-      <w:numFmt w:val="bullet"/>
-      <w:lvlText w:val=""/>
-      <w:lvlJc w:val="left"/>
-      <w:pPr>
-        <w:tabs>
-          <w:tab w:val="num" w:pos="5040"/>
+        <w:rFonts w:hint="default" w:ascii="Wingdings" w:hAnsi="Wingdings"/>
+        <w:sz w:val="20"/>
+      </w:rPr>
+    </w:lvl>
+    <w:lvl w:ilvl="6" w:tentative="0">
+      <w:start w:val="1"/>
+      <w:numFmt w:val="bullet"/>
+      <w:lvlText w:val=""/>
+      <w:lvlJc w:val="left"/>
+      <w:pPr>
+        <w:tabs>
+          <w:tab w:val="left" w:pos="5040"/>
         </w:tabs>
         <w:ind w:left="5040" w:hanging="360"/>
       </w:pPr>
       <w:rPr>
-        <w:rFonts w:ascii="Wingdings" w:hAnsi="Wingdings" w:hint="default"/>
-        <w:sz w:val="20"/>
-      </w:rPr>
-    </w:lvl>
-    <w:lvl w:ilvl="7" w:tentative="1">
-      <w:start w:val="1"/>
-      <w:numFmt w:val="bullet"/>
-      <w:lvlText w:val=""/>
-      <w:lvlJc w:val="left"/>
-      <w:pPr>
-        <w:tabs>
-          <w:tab w:val="num" w:pos="5760"/>
+        <w:rFonts w:hint="default" w:ascii="Wingdings" w:hAnsi="Wingdings"/>
+        <w:sz w:val="20"/>
+      </w:rPr>
+    </w:lvl>
+    <w:lvl w:ilvl="7" w:tentative="0">
+      <w:start w:val="1"/>
+      <w:numFmt w:val="bullet"/>
+      <w:lvlText w:val=""/>
+      <w:lvlJc w:val="left"/>
+      <w:pPr>
+        <w:tabs>
+          <w:tab w:val="left" w:pos="5760"/>
         </w:tabs>
         <w:ind w:left="5760" w:hanging="360"/>
       </w:pPr>
       <w:rPr>
-        <w:rFonts w:ascii="Wingdings" w:hAnsi="Wingdings" w:hint="default"/>
-        <w:sz w:val="20"/>
-      </w:rPr>
-    </w:lvl>
-    <w:lvl w:ilvl="8" w:tentative="1">
-      <w:start w:val="1"/>
-      <w:numFmt w:val="bullet"/>
-      <w:lvlText w:val=""/>
-      <w:lvlJc w:val="left"/>
-      <w:pPr>
-        <w:tabs>
-          <w:tab w:val="num" w:pos="6480"/>
+        <w:rFonts w:hint="default" w:ascii="Wingdings" w:hAnsi="Wingdings"/>
+        <w:sz w:val="20"/>
+      </w:rPr>
+    </w:lvl>
+    <w:lvl w:ilvl="8" w:tentative="0">
+      <w:start w:val="1"/>
+      <w:numFmt w:val="bullet"/>
+      <w:lvlText w:val=""/>
+      <w:lvlJc w:val="left"/>
+      <w:pPr>
+        <w:tabs>
+          <w:tab w:val="left" w:pos="6480"/>
         </w:tabs>
         <w:ind w:left="6480" w:hanging="360"/>
       </w:pPr>
       <w:rPr>
-        <w:rFonts w:ascii="Wingdings" w:hAnsi="Wingdings" w:hint="default"/>
+        <w:rFonts w:hint="default" w:ascii="Wingdings" w:hAnsi="Wingdings"/>
         <w:sz w:val="20"/>
       </w:rPr>
     </w:lvl>
   </w:abstractNum>
-  <w:abstractNum w:abstractNumId="2" w15:restartNumberingAfterBreak="0">
+  <w:abstractNum w:abstractNumId="2">
     <w:nsid w:val="2B313C17"/>
     <w:multiLevelType w:val="multilevel"/>
-    <w:tmpl w:val="1F86C5C6"/>
-    <w:lvl w:ilvl="0">
+    <w:tmpl w:val="2B313C17"/>
+    <w:lvl w:ilvl="0" w:tentative="0">
       <w:start w:val="1"/>
       <w:numFmt w:val="bullet"/>
       <w:lvlText w:val=""/>
       <w:lvlJc w:val="left"/>
       <w:pPr>
         <w:tabs>
-          <w:tab w:val="num" w:pos="720"/>
+          <w:tab w:val="left" w:pos="720"/>
         </w:tabs>
         <w:ind w:left="720" w:hanging="360"/>
       </w:pPr>
       <w:rPr>
-        <w:rFonts w:ascii="Symbol" w:hAnsi="Symbol" w:hint="default"/>
-        <w:sz w:val="20"/>
-      </w:rPr>
-    </w:lvl>
-    <w:lvl w:ilvl="1" w:tentative="1">
+        <w:rFonts w:hint="default" w:ascii="Symbol" w:hAnsi="Symbol"/>
+        <w:sz w:val="20"/>
+      </w:rPr>
+    </w:lvl>
+    <w:lvl w:ilvl="1" w:tentative="0">
       <w:start w:val="1"/>
       <w:numFmt w:val="bullet"/>
       <w:lvlText w:val="o"/>
       <w:lvlJc w:val="left"/>
       <w:pPr>
         <w:tabs>
-          <w:tab w:val="num" w:pos="1440"/>
+          <w:tab w:val="left" w:pos="1440"/>
         </w:tabs>
         <w:ind w:left="1440" w:hanging="360"/>
       </w:pPr>
       <w:rPr>
-        <w:rFonts w:ascii="Courier New" w:hAnsi="Courier New" w:hint="default"/>
-        <w:sz w:val="20"/>
-      </w:rPr>
-    </w:lvl>
-    <w:lvl w:ilvl="2" w:tentative="1">
-      <w:start w:val="1"/>
-      <w:numFmt w:val="bullet"/>
-      <w:lvlText w:val=""/>
-      <w:lvlJc w:val="left"/>
-      <w:pPr>
-        <w:tabs>
-          <w:tab w:val="num" w:pos="2160"/>
+        <w:rFonts w:hint="default" w:ascii="Courier New" w:hAnsi="Courier New"/>
+        <w:sz w:val="20"/>
+      </w:rPr>
+    </w:lvl>
+    <w:lvl w:ilvl="2" w:tentative="0">
+      <w:start w:val="1"/>
+      <w:numFmt w:val="bullet"/>
+      <w:lvlText w:val=""/>
+      <w:lvlJc w:val="left"/>
+      <w:pPr>
+        <w:tabs>
+          <w:tab w:val="left" w:pos="2160"/>
         </w:tabs>
         <w:ind w:left="2160" w:hanging="360"/>
       </w:pPr>
       <w:rPr>
-        <w:rFonts w:ascii="Wingdings" w:hAnsi="Wingdings" w:hint="default"/>
-        <w:sz w:val="20"/>
-      </w:rPr>
-    </w:lvl>
-    <w:lvl w:ilvl="3" w:tentative="1">
-      <w:start w:val="1"/>
-      <w:numFmt w:val="bullet"/>
-      <w:lvlText w:val=""/>
-      <w:lvlJc w:val="left"/>
-      <w:pPr>
-        <w:tabs>
-          <w:tab w:val="num" w:pos="2880"/>
+        <w:rFonts w:hint="default" w:ascii="Wingdings" w:hAnsi="Wingdings"/>
+        <w:sz w:val="20"/>
+      </w:rPr>
+    </w:lvl>
+    <w:lvl w:ilvl="3" w:tentative="0">
+      <w:start w:val="1"/>
+      <w:numFmt w:val="bullet"/>
+      <w:lvlText w:val=""/>
+      <w:lvlJc w:val="left"/>
+      <w:pPr>
+        <w:tabs>
+          <w:tab w:val="left" w:pos="2880"/>
         </w:tabs>
         <w:ind w:left="2880" w:hanging="360"/>
       </w:pPr>
       <w:rPr>
-        <w:rFonts w:ascii="Wingdings" w:hAnsi="Wingdings" w:hint="default"/>
-        <w:sz w:val="20"/>
-      </w:rPr>
-    </w:lvl>
-    <w:lvl w:ilvl="4" w:tentative="1">
-      <w:start w:val="1"/>
-      <w:numFmt w:val="bullet"/>
-      <w:lvlText w:val=""/>
-      <w:lvlJc w:val="left"/>
-      <w:pPr>
-        <w:tabs>
-          <w:tab w:val="num" w:pos="3600"/>
+        <w:rFonts w:hint="default" w:ascii="Wingdings" w:hAnsi="Wingdings"/>
+        <w:sz w:val="20"/>
+      </w:rPr>
+    </w:lvl>
+    <w:lvl w:ilvl="4" w:tentative="0">
+      <w:start w:val="1"/>
+      <w:numFmt w:val="bullet"/>
+      <w:lvlText w:val=""/>
+      <w:lvlJc w:val="left"/>
+      <w:pPr>
+        <w:tabs>
+          <w:tab w:val="left" w:pos="3600"/>
         </w:tabs>
         <w:ind w:left="3600" w:hanging="360"/>
       </w:pPr>
       <w:rPr>
-        <w:rFonts w:ascii="Wingdings" w:hAnsi="Wingdings" w:hint="default"/>
-        <w:sz w:val="20"/>
-      </w:rPr>
-    </w:lvl>
-    <w:lvl w:ilvl="5" w:tentative="1">
-      <w:start w:val="1"/>
-      <w:numFmt w:val="bullet"/>
-      <w:lvlText w:val=""/>
-      <w:lvlJc w:val="left"/>
-      <w:pPr>
-        <w:tabs>
-          <w:tab w:val="num" w:pos="4320"/>
+        <w:rFonts w:hint="default" w:ascii="Wingdings" w:hAnsi="Wingdings"/>
+        <w:sz w:val="20"/>
+      </w:rPr>
+    </w:lvl>
+    <w:lvl w:ilvl="5" w:tentative="0">
+      <w:start w:val="1"/>
+      <w:numFmt w:val="bullet"/>
+      <w:lvlText w:val=""/>
+      <w:lvlJc w:val="left"/>
+      <w:pPr>
+        <w:tabs>
+          <w:tab w:val="left" w:pos="4320"/>
         </w:tabs>
         <w:ind w:left="4320" w:hanging="360"/>
       </w:pPr>
       <w:rPr>
-        <w:rFonts w:ascii="Wingdings" w:hAnsi="Wingdings" w:hint="default"/>
-        <w:sz w:val="20"/>
-      </w:rPr>
-    </w:lvl>
-    <w:lvl w:ilvl="6" w:tentative="1">
-      <w:start w:val="1"/>
-      <w:numFmt w:val="bullet"/>
-      <w:lvlText w:val=""/>
-      <w:lvlJc w:val="left"/>
-      <w:pPr>
-        <w:tabs>
-          <w:tab w:val="num" w:pos="5040"/>
+        <w:rFonts w:hint="default" w:ascii="Wingdings" w:hAnsi="Wingdings"/>
+        <w:sz w:val="20"/>
+      </w:rPr>
+    </w:lvl>
+    <w:lvl w:ilvl="6" w:tentative="0">
+      <w:start w:val="1"/>
+      <w:numFmt w:val="bullet"/>
+      <w:lvlText w:val=""/>
+      <w:lvlJc w:val="left"/>
+      <w:pPr>
+        <w:tabs>
+          <w:tab w:val="left" w:pos="5040"/>
         </w:tabs>
         <w:ind w:left="5040" w:hanging="360"/>
       </w:pPr>
       <w:rPr>
-        <w:rFonts w:ascii="Wingdings" w:hAnsi="Wingdings" w:hint="default"/>
-        <w:sz w:val="20"/>
-      </w:rPr>
-    </w:lvl>
-    <w:lvl w:ilvl="7" w:tentative="1">
-      <w:start w:val="1"/>
-      <w:numFmt w:val="bullet"/>
-      <w:lvlText w:val=""/>
-      <w:lvlJc w:val="left"/>
-      <w:pPr>
-        <w:tabs>
-          <w:tab w:val="num" w:pos="5760"/>
+        <w:rFonts w:hint="default" w:ascii="Wingdings" w:hAnsi="Wingdings"/>
+        <w:sz w:val="20"/>
+      </w:rPr>
+    </w:lvl>
+    <w:lvl w:ilvl="7" w:tentative="0">
+      <w:start w:val="1"/>
+      <w:numFmt w:val="bullet"/>
+      <w:lvlText w:val=""/>
+      <w:lvlJc w:val="left"/>
+      <w:pPr>
+        <w:tabs>
+          <w:tab w:val="left" w:pos="5760"/>
         </w:tabs>
         <w:ind w:left="5760" w:hanging="360"/>
       </w:pPr>
       <w:rPr>
-        <w:rFonts w:ascii="Wingdings" w:hAnsi="Wingdings" w:hint="default"/>
-        <w:sz w:val="20"/>
-      </w:rPr>
-    </w:lvl>
-    <w:lvl w:ilvl="8" w:tentative="1">
-      <w:start w:val="1"/>
-      <w:numFmt w:val="bullet"/>
-      <w:lvlText w:val=""/>
-      <w:lvlJc w:val="left"/>
-      <w:pPr>
-        <w:tabs>
-          <w:tab w:val="num" w:pos="6480"/>
+        <w:rFonts w:hint="default" w:ascii="Wingdings" w:hAnsi="Wingdings"/>
+        <w:sz w:val="20"/>
+      </w:rPr>
+    </w:lvl>
+    <w:lvl w:ilvl="8" w:tentative="0">
+      <w:start w:val="1"/>
+      <w:numFmt w:val="bullet"/>
+      <w:lvlText w:val=""/>
+      <w:lvlJc w:val="left"/>
+      <w:pPr>
+        <w:tabs>
+          <w:tab w:val="left" w:pos="6480"/>
         </w:tabs>
         <w:ind w:left="6480" w:hanging="360"/>
       </w:pPr>
       <w:rPr>
-        <w:rFonts w:ascii="Wingdings" w:hAnsi="Wingdings" w:hint="default"/>
+        <w:rFonts w:hint="default" w:ascii="Wingdings" w:hAnsi="Wingdings"/>
         <w:sz w:val="20"/>
       </w:rPr>
     </w:lvl>
   </w:abstractNum>
-  <w:abstractNum w:abstractNumId="3" w15:restartNumberingAfterBreak="0">
+  <w:abstractNum w:abstractNumId="3">
     <w:nsid w:val="40EC6489"/>
     <w:multiLevelType w:val="multilevel"/>
-    <w:tmpl w:val="3D38EDA4"/>
-    <w:lvl w:ilvl="0">
+    <w:tmpl w:val="40EC6489"/>
+    <w:lvl w:ilvl="0" w:tentative="0">
       <w:start w:val="1"/>
       <w:numFmt w:val="bullet"/>
       <w:lvlText w:val=""/>
       <w:lvlJc w:val="left"/>
       <w:pPr>
         <w:tabs>
-          <w:tab w:val="num" w:pos="720"/>
+          <w:tab w:val="left" w:pos="720"/>
         </w:tabs>
         <w:ind w:left="720" w:hanging="360"/>
       </w:pPr>
       <w:rPr>
-        <w:rFonts w:ascii="Symbol" w:hAnsi="Symbol" w:hint="default"/>
-        <w:sz w:val="20"/>
-      </w:rPr>
-    </w:lvl>
-    <w:lvl w:ilvl="1" w:tentative="1">
+        <w:rFonts w:hint="default" w:ascii="Symbol" w:hAnsi="Symbol"/>
+        <w:sz w:val="20"/>
+      </w:rPr>
+    </w:lvl>
+    <w:lvl w:ilvl="1" w:tentative="0">
       <w:start w:val="1"/>
       <w:numFmt w:val="bullet"/>
       <w:lvlText w:val="o"/>
       <w:lvlJc w:val="left"/>
       <w:pPr>
         <w:tabs>
-          <w:tab w:val="num" w:pos="1440"/>
+          <w:tab w:val="left" w:pos="1440"/>
         </w:tabs>
         <w:ind w:left="1440" w:hanging="360"/>
       </w:pPr>
       <w:rPr>
-        <w:rFonts w:ascii="Courier New" w:hAnsi="Courier New" w:hint="default"/>
-        <w:sz w:val="20"/>
-      </w:rPr>
-    </w:lvl>
-    <w:lvl w:ilvl="2" w:tentative="1">
-      <w:start w:val="1"/>
-      <w:numFmt w:val="bullet"/>
-      <w:lvlText w:val=""/>
-      <w:lvlJc w:val="left"/>
-      <w:pPr>
-        <w:tabs>
-          <w:tab w:val="num" w:pos="2160"/>
+        <w:rFonts w:hint="default" w:ascii="Courier New" w:hAnsi="Courier New"/>
+        <w:sz w:val="20"/>
+      </w:rPr>
+    </w:lvl>
+    <w:lvl w:ilvl="2" w:tentative="0">
+      <w:start w:val="1"/>
+      <w:numFmt w:val="bullet"/>
+      <w:lvlText w:val=""/>
+      <w:lvlJc w:val="left"/>
+      <w:pPr>
+        <w:tabs>
+          <w:tab w:val="left" w:pos="2160"/>
         </w:tabs>
         <w:ind w:left="2160" w:hanging="360"/>
       </w:pPr>
       <w:rPr>
-        <w:rFonts w:ascii="Wingdings" w:hAnsi="Wingdings" w:hint="default"/>
-        <w:sz w:val="20"/>
-      </w:rPr>
-    </w:lvl>
-    <w:lvl w:ilvl="3" w:tentative="1">
-      <w:start w:val="1"/>
-      <w:numFmt w:val="bullet"/>
-      <w:lvlText w:val=""/>
-      <w:lvlJc w:val="left"/>
-      <w:pPr>
-        <w:tabs>
-          <w:tab w:val="num" w:pos="2880"/>
+        <w:rFonts w:hint="default" w:ascii="Wingdings" w:hAnsi="Wingdings"/>
+        <w:sz w:val="20"/>
+      </w:rPr>
+    </w:lvl>
+    <w:lvl w:ilvl="3" w:tentative="0">
+      <w:start w:val="1"/>
+      <w:numFmt w:val="bullet"/>
+      <w:lvlText w:val=""/>
+      <w:lvlJc w:val="left"/>
+      <w:pPr>
+        <w:tabs>
+          <w:tab w:val="left" w:pos="2880"/>
         </w:tabs>
         <w:ind w:left="2880" w:hanging="360"/>
       </w:pPr>
       <w:rPr>
-        <w:rFonts w:ascii="Wingdings" w:hAnsi="Wingdings" w:hint="default"/>
-        <w:sz w:val="20"/>
-      </w:rPr>
-    </w:lvl>
-    <w:lvl w:ilvl="4" w:tentative="1">
-      <w:start w:val="1"/>
-      <w:numFmt w:val="bullet"/>
-      <w:lvlText w:val=""/>
-      <w:lvlJc w:val="left"/>
-      <w:pPr>
-        <w:tabs>
-          <w:tab w:val="num" w:pos="3600"/>
+        <w:rFonts w:hint="default" w:ascii="Wingdings" w:hAnsi="Wingdings"/>
+        <w:sz w:val="20"/>
+      </w:rPr>
+    </w:lvl>
+    <w:lvl w:ilvl="4" w:tentative="0">
+      <w:start w:val="1"/>
+      <w:numFmt w:val="bullet"/>
+      <w:lvlText w:val=""/>
+      <w:lvlJc w:val="left"/>
+      <w:pPr>
+        <w:tabs>
+          <w:tab w:val="left" w:pos="3600"/>
         </w:tabs>
         <w:ind w:left="3600" w:hanging="360"/>
       </w:pPr>
       <w:rPr>
-        <w:rFonts w:ascii="Wingdings" w:hAnsi="Wingdings" w:hint="default"/>
-        <w:sz w:val="20"/>
-      </w:rPr>
-    </w:lvl>
-    <w:lvl w:ilvl="5" w:tentative="1">
-      <w:start w:val="1"/>
-      <w:numFmt w:val="bullet"/>
-      <w:lvlText w:val=""/>
-      <w:lvlJc w:val="left"/>
-      <w:pPr>
-        <w:tabs>
-          <w:tab w:val="num" w:pos="4320"/>
+        <w:rFonts w:hint="default" w:ascii="Wingdings" w:hAnsi="Wingdings"/>
+        <w:sz w:val="20"/>
+      </w:rPr>
+    </w:lvl>
+    <w:lvl w:ilvl="5" w:tentative="0">
+      <w:start w:val="1"/>
+      <w:numFmt w:val="bullet"/>
+      <w:lvlText w:val=""/>
+      <w:lvlJc w:val="left"/>
+      <w:pPr>
+        <w:tabs>
+          <w:tab w:val="left" w:pos="4320"/>
         </w:tabs>
         <w:ind w:left="4320" w:hanging="360"/>
       </w:pPr>
       <w:rPr>
-        <w:rFonts w:ascii="Wingdings" w:hAnsi="Wingdings" w:hint="default"/>
-        <w:sz w:val="20"/>
-      </w:rPr>
-    </w:lvl>
-    <w:lvl w:ilvl="6" w:tentative="1">
-      <w:start w:val="1"/>
-      <w:numFmt w:val="bullet"/>
-      <w:lvlText w:val=""/>
-      <w:lvlJc w:val="left"/>
-      <w:pPr>
-        <w:tabs>
-          <w:tab w:val="num" w:pos="5040"/>
+        <w:rFonts w:hint="default" w:ascii="Wingdings" w:hAnsi="Wingdings"/>
+        <w:sz w:val="20"/>
+      </w:rPr>
+    </w:lvl>
+    <w:lvl w:ilvl="6" w:tentative="0">
+      <w:start w:val="1"/>
+      <w:numFmt w:val="bullet"/>
+      <w:lvlText w:val=""/>
+      <w:lvlJc w:val="left"/>
+      <w:pPr>
+        <w:tabs>
+          <w:tab w:val="left" w:pos="5040"/>
         </w:tabs>
         <w:ind w:left="5040" w:hanging="360"/>
       </w:pPr>
       <w:rPr>
-        <w:rFonts w:ascii="Wingdings" w:hAnsi="Wingdings" w:hint="default"/>
-        <w:sz w:val="20"/>
-      </w:rPr>
-    </w:lvl>
-    <w:lvl w:ilvl="7" w:tentative="1">
-      <w:start w:val="1"/>
-      <w:numFmt w:val="bullet"/>
-      <w:lvlText w:val=""/>
-      <w:lvlJc w:val="left"/>
-      <w:pPr>
-        <w:tabs>
-          <w:tab w:val="num" w:pos="5760"/>
+        <w:rFonts w:hint="default" w:ascii="Wingdings" w:hAnsi="Wingdings"/>
+        <w:sz w:val="20"/>
+      </w:rPr>
+    </w:lvl>
+    <w:lvl w:ilvl="7" w:tentative="0">
+      <w:start w:val="1"/>
+      <w:numFmt w:val="bullet"/>
+      <w:lvlText w:val=""/>
+      <w:lvlJc w:val="left"/>
+      <w:pPr>
+        <w:tabs>
+          <w:tab w:val="left" w:pos="5760"/>
         </w:tabs>
         <w:ind w:left="5760" w:hanging="360"/>
       </w:pPr>
       <w:rPr>
-        <w:rFonts w:ascii="Wingdings" w:hAnsi="Wingdings" w:hint="default"/>
-        <w:sz w:val="20"/>
-      </w:rPr>
-    </w:lvl>
-    <w:lvl w:ilvl="8" w:tentative="1">
-      <w:start w:val="1"/>
-      <w:numFmt w:val="bullet"/>
-      <w:lvlText w:val=""/>
-      <w:lvlJc w:val="left"/>
-      <w:pPr>
-        <w:tabs>
-          <w:tab w:val="num" w:pos="6480"/>
+        <w:rFonts w:hint="default" w:ascii="Wingdings" w:hAnsi="Wingdings"/>
+        <w:sz w:val="20"/>
+      </w:rPr>
+    </w:lvl>
+    <w:lvl w:ilvl="8" w:tentative="0">
+      <w:start w:val="1"/>
+      <w:numFmt w:val="bullet"/>
+      <w:lvlText w:val=""/>
+      <w:lvlJc w:val="left"/>
+      <w:pPr>
+        <w:tabs>
+          <w:tab w:val="left" w:pos="6480"/>
         </w:tabs>
         <w:ind w:left="6480" w:hanging="360"/>
       </w:pPr>
       <w:rPr>
-        <w:rFonts w:ascii="Wingdings" w:hAnsi="Wingdings" w:hint="default"/>
+        <w:rFonts w:hint="default" w:ascii="Wingdings" w:hAnsi="Wingdings"/>
         <w:sz w:val="20"/>
       </w:rPr>
     </w:lvl>
   </w:abstractNum>
-  <w:abstractNum w:abstractNumId="4" w15:restartNumberingAfterBreak="0">
+  <w:abstractNum w:abstractNumId="4">
     <w:nsid w:val="4384645D"/>
     <w:multiLevelType w:val="multilevel"/>
-    <w:tmpl w:val="23E2DE04"/>
-    <w:lvl w:ilvl="0">
+    <w:tmpl w:val="4384645D"/>
+    <w:lvl w:ilvl="0" w:tentative="0">
       <w:start w:val="1"/>
       <w:numFmt w:val="bullet"/>
       <w:lvlText w:val=""/>
       <w:lvlJc w:val="left"/>
       <w:pPr>
         <w:tabs>
-          <w:tab w:val="num" w:pos="720"/>
+          <w:tab w:val="left" w:pos="720"/>
         </w:tabs>
         <w:ind w:left="720" w:hanging="360"/>
       </w:pPr>
       <w:rPr>
-        <w:rFonts w:ascii="Symbol" w:hAnsi="Symbol" w:hint="default"/>
-        <w:sz w:val="20"/>
-      </w:rPr>
-    </w:lvl>
-    <w:lvl w:ilvl="1">
+        <w:rFonts w:hint="default" w:ascii="Symbol" w:hAnsi="Symbol"/>
+        <w:sz w:val="20"/>
+      </w:rPr>
+    </w:lvl>
+    <w:lvl w:ilvl="1" w:tentative="0">
       <w:start w:val="1"/>
       <w:numFmt w:val="bullet"/>
       <w:lvlText w:val="o"/>
       <w:lvlJc w:val="left"/>
       <w:pPr>
         <w:tabs>
-          <w:tab w:val="num" w:pos="1440"/>
+          <w:tab w:val="left" w:pos="1440"/>
         </w:tabs>
         <w:ind w:left="1440" w:hanging="360"/>
       </w:pPr>
       <w:rPr>
-        <w:rFonts w:ascii="Courier New" w:hAnsi="Courier New" w:hint="default"/>
-        <w:sz w:val="20"/>
-      </w:rPr>
-    </w:lvl>
-    <w:lvl w:ilvl="2" w:tentative="1">
-      <w:start w:val="1"/>
-      <w:numFmt w:val="bullet"/>
-      <w:lvlText w:val=""/>
-      <w:lvlJc w:val="left"/>
-      <w:pPr>
-        <w:tabs>
-          <w:tab w:val="num" w:pos="2160"/>
+        <w:rFonts w:hint="default" w:ascii="Courier New" w:hAnsi="Courier New"/>
+        <w:sz w:val="20"/>
+      </w:rPr>
+    </w:lvl>
+    <w:lvl w:ilvl="2" w:tentative="0">
+      <w:start w:val="1"/>
+      <w:numFmt w:val="bullet"/>
+      <w:lvlText w:val=""/>
+      <w:lvlJc w:val="left"/>
+      <w:pPr>
+        <w:tabs>
+          <w:tab w:val="left" w:pos="2160"/>
         </w:tabs>
         <w:ind w:left="2160" w:hanging="360"/>
       </w:pPr>
       <w:rPr>
-        <w:rFonts w:ascii="Wingdings" w:hAnsi="Wingdings" w:hint="default"/>
-        <w:sz w:val="20"/>
-      </w:rPr>
-    </w:lvl>
-    <w:lvl w:ilvl="3" w:tentative="1">
-      <w:start w:val="1"/>
-      <w:numFmt w:val="bullet"/>
-      <w:lvlText w:val=""/>
-      <w:lvlJc w:val="left"/>
-      <w:pPr>
-        <w:tabs>
-          <w:tab w:val="num" w:pos="2880"/>
+        <w:rFonts w:hint="default" w:ascii="Wingdings" w:hAnsi="Wingdings"/>
+        <w:sz w:val="20"/>
+      </w:rPr>
+    </w:lvl>
+    <w:lvl w:ilvl="3" w:tentative="0">
+      <w:start w:val="1"/>
+      <w:numFmt w:val="bullet"/>
+      <w:lvlText w:val=""/>
+      <w:lvlJc w:val="left"/>
+      <w:pPr>
+        <w:tabs>
+          <w:tab w:val="left" w:pos="2880"/>
         </w:tabs>
         <w:ind w:left="2880" w:hanging="360"/>
       </w:pPr>
       <w:rPr>
-        <w:rFonts w:ascii="Wingdings" w:hAnsi="Wingdings" w:hint="default"/>
-        <w:sz w:val="20"/>
-      </w:rPr>
-    </w:lvl>
-    <w:lvl w:ilvl="4" w:tentative="1">
-      <w:start w:val="1"/>
-      <w:numFmt w:val="bullet"/>
-      <w:lvlText w:val=""/>
-      <w:lvlJc w:val="left"/>
-      <w:pPr>
-        <w:tabs>
-          <w:tab w:val="num" w:pos="3600"/>
+        <w:rFonts w:hint="default" w:ascii="Wingdings" w:hAnsi="Wingdings"/>
+        <w:sz w:val="20"/>
+      </w:rPr>
+    </w:lvl>
+    <w:lvl w:ilvl="4" w:tentative="0">
+      <w:start w:val="1"/>
+      <w:numFmt w:val="bullet"/>
+      <w:lvlText w:val=""/>
+      <w:lvlJc w:val="left"/>
+      <w:pPr>
+        <w:tabs>
+          <w:tab w:val="left" w:pos="3600"/>
         </w:tabs>
         <w:ind w:left="3600" w:hanging="360"/>
       </w:pPr>
       <w:rPr>
-        <w:rFonts w:ascii="Wingdings" w:hAnsi="Wingdings" w:hint="default"/>
-        <w:sz w:val="20"/>
-      </w:rPr>
-    </w:lvl>
-    <w:lvl w:ilvl="5" w:tentative="1">
-      <w:start w:val="1"/>
-      <w:numFmt w:val="bullet"/>
-      <w:lvlText w:val=""/>
-      <w:lvlJc w:val="left"/>
-      <w:pPr>
-        <w:tabs>
-          <w:tab w:val="num" w:pos="4320"/>
+        <w:rFonts w:hint="default" w:ascii="Wingdings" w:hAnsi="Wingdings"/>
+        <w:sz w:val="20"/>
+      </w:rPr>
+    </w:lvl>
+    <w:lvl w:ilvl="5" w:tentative="0">
+      <w:start w:val="1"/>
+      <w:numFmt w:val="bullet"/>
+      <w:lvlText w:val=""/>
+      <w:lvlJc w:val="left"/>
+      <w:pPr>
+        <w:tabs>
+          <w:tab w:val="left" w:pos="4320"/>
         </w:tabs>
         <w:ind w:left="4320" w:hanging="360"/>
       </w:pPr>
       <w:rPr>
-        <w:rFonts w:ascii="Wingdings" w:hAnsi="Wingdings" w:hint="default"/>
-        <w:sz w:val="20"/>
-      </w:rPr>
-    </w:lvl>
-    <w:lvl w:ilvl="6" w:tentative="1">
-      <w:start w:val="1"/>
-      <w:numFmt w:val="bullet"/>
-      <w:lvlText w:val=""/>
-      <w:lvlJc w:val="left"/>
-      <w:pPr>
-        <w:tabs>
-          <w:tab w:val="num" w:pos="5040"/>
+        <w:rFonts w:hint="default" w:ascii="Wingdings" w:hAnsi="Wingdings"/>
+        <w:sz w:val="20"/>
+      </w:rPr>
+    </w:lvl>
+    <w:lvl w:ilvl="6" w:tentative="0">
+      <w:start w:val="1"/>
+      <w:numFmt w:val="bullet"/>
+      <w:lvlText w:val=""/>
+      <w:lvlJc w:val="left"/>
+      <w:pPr>
+        <w:tabs>
+          <w:tab w:val="left" w:pos="5040"/>
         </w:tabs>
         <w:ind w:left="5040" w:hanging="360"/>
       </w:pPr>
       <w:rPr>
-        <w:rFonts w:ascii="Wingdings" w:hAnsi="Wingdings" w:hint="default"/>
-        <w:sz w:val="20"/>
-      </w:rPr>
-    </w:lvl>
-    <w:lvl w:ilvl="7" w:tentative="1">
-      <w:start w:val="1"/>
-      <w:numFmt w:val="bullet"/>
-      <w:lvlText w:val=""/>
-      <w:lvlJc w:val="left"/>
-      <w:pPr>
-        <w:tabs>
-          <w:tab w:val="num" w:pos="5760"/>
+        <w:rFonts w:hint="default" w:ascii="Wingdings" w:hAnsi="Wingdings"/>
+        <w:sz w:val="20"/>
+      </w:rPr>
+    </w:lvl>
+    <w:lvl w:ilvl="7" w:tentative="0">
+      <w:start w:val="1"/>
+      <w:numFmt w:val="bullet"/>
+      <w:lvlText w:val=""/>
+      <w:lvlJc w:val="left"/>
+      <w:pPr>
+        <w:tabs>
+          <w:tab w:val="left" w:pos="5760"/>
         </w:tabs>
         <w:ind w:left="5760" w:hanging="360"/>
       </w:pPr>
       <w:rPr>
-        <w:rFonts w:ascii="Wingdings" w:hAnsi="Wingdings" w:hint="default"/>
-        <w:sz w:val="20"/>
-      </w:rPr>
-    </w:lvl>
-    <w:lvl w:ilvl="8" w:tentative="1">
-      <w:start w:val="1"/>
-      <w:numFmt w:val="bullet"/>
-      <w:lvlText w:val=""/>
-      <w:lvlJc w:val="left"/>
-      <w:pPr>
-        <w:tabs>
-          <w:tab w:val="num" w:pos="6480"/>
+        <w:rFonts w:hint="default" w:ascii="Wingdings" w:hAnsi="Wingdings"/>
+        <w:sz w:val="20"/>
+      </w:rPr>
+    </w:lvl>
+    <w:lvl w:ilvl="8" w:tentative="0">
+      <w:start w:val="1"/>
+      <w:numFmt w:val="bullet"/>
+      <w:lvlText w:val=""/>
+      <w:lvlJc w:val="left"/>
+      <w:pPr>
+        <w:tabs>
+          <w:tab w:val="left" w:pos="6480"/>
         </w:tabs>
         <w:ind w:left="6480" w:hanging="360"/>
       </w:pPr>
       <w:rPr>
-        <w:rFonts w:ascii="Wingdings" w:hAnsi="Wingdings" w:hint="default"/>
+        <w:rFonts w:hint="default" w:ascii="Wingdings" w:hAnsi="Wingdings"/>
         <w:sz w:val="20"/>
       </w:rPr>
     </w:lvl>
   </w:abstractNum>
-  <w:abstractNum w:abstractNumId="5" w15:restartNumberingAfterBreak="0">
+  <w:abstractNum w:abstractNumId="5">
     <w:nsid w:val="43E61123"/>
     <w:multiLevelType w:val="multilevel"/>
-    <w:tmpl w:val="1BD05E3A"/>
-    <w:lvl w:ilvl="0">
+    <w:tmpl w:val="43E61123"/>
+    <w:lvl w:ilvl="0" w:tentative="0">
       <w:start w:val="1"/>
       <w:numFmt w:val="bullet"/>
       <w:lvlText w:val=""/>
       <w:lvlJc w:val="left"/>
       <w:pPr>
         <w:tabs>
-          <w:tab w:val="num" w:pos="720"/>
+          <w:tab w:val="left" w:pos="720"/>
         </w:tabs>
         <w:ind w:left="720" w:hanging="360"/>
       </w:pPr>
       <w:rPr>
-        <w:rFonts w:ascii="Symbol" w:hAnsi="Symbol" w:hint="default"/>
-        <w:sz w:val="20"/>
-      </w:rPr>
-    </w:lvl>
-    <w:lvl w:ilvl="1" w:tentative="1">
+        <w:rFonts w:hint="default" w:ascii="Symbol" w:hAnsi="Symbol"/>
+        <w:sz w:val="20"/>
+      </w:rPr>
+    </w:lvl>
+    <w:lvl w:ilvl="1" w:tentative="0">
       <w:start w:val="1"/>
       <w:numFmt w:val="bullet"/>
       <w:lvlText w:val="o"/>
       <w:lvlJc w:val="left"/>
       <w:pPr>
         <w:tabs>
-          <w:tab w:val="num" w:pos="1440"/>
+          <w:tab w:val="left" w:pos="1440"/>
         </w:tabs>
         <w:ind w:left="1440" w:hanging="360"/>
       </w:pPr>
       <w:rPr>
-        <w:rFonts w:ascii="Courier New" w:hAnsi="Courier New" w:hint="default"/>
-        <w:sz w:val="20"/>
-      </w:rPr>
-    </w:lvl>
-    <w:lvl w:ilvl="2" w:tentative="1">
-      <w:start w:val="1"/>
-      <w:numFmt w:val="bullet"/>
-      <w:lvlText w:val=""/>
-      <w:lvlJc w:val="left"/>
-      <w:pPr>
-        <w:tabs>
-          <w:tab w:val="num" w:pos="2160"/>
+        <w:rFonts w:hint="default" w:ascii="Courier New" w:hAnsi="Courier New"/>
+        <w:sz w:val="20"/>
+      </w:rPr>
+    </w:lvl>
+    <w:lvl w:ilvl="2" w:tentative="0">
+      <w:start w:val="1"/>
+      <w:numFmt w:val="bullet"/>
+      <w:lvlText w:val=""/>
+      <w:lvlJc w:val="left"/>
+      <w:pPr>
+        <w:tabs>
+          <w:tab w:val="left" w:pos="2160"/>
         </w:tabs>
         <w:ind w:left="2160" w:hanging="360"/>
       </w:pPr>
       <w:rPr>
-        <w:rFonts w:ascii="Wingdings" w:hAnsi="Wingdings" w:hint="default"/>
-        <w:sz w:val="20"/>
-      </w:rPr>
-    </w:lvl>
-    <w:lvl w:ilvl="3" w:tentative="1">
-      <w:start w:val="1"/>
-      <w:numFmt w:val="bullet"/>
-      <w:lvlText w:val=""/>
-      <w:lvlJc w:val="left"/>
-      <w:pPr>
-        <w:tabs>
-          <w:tab w:val="num" w:pos="2880"/>
+        <w:rFonts w:hint="default" w:ascii="Wingdings" w:hAnsi="Wingdings"/>
+        <w:sz w:val="20"/>
+      </w:rPr>
+    </w:lvl>
+    <w:lvl w:ilvl="3" w:tentative="0">
+      <w:start w:val="1"/>
+      <w:numFmt w:val="bullet"/>
+      <w:lvlText w:val=""/>
+      <w:lvlJc w:val="left"/>
+      <w:pPr>
+        <w:tabs>
+          <w:tab w:val="left" w:pos="2880"/>
         </w:tabs>
         <w:ind w:left="2880" w:hanging="360"/>
       </w:pPr>
       <w:rPr>
-        <w:rFonts w:ascii="Wingdings" w:hAnsi="Wingdings" w:hint="default"/>
-        <w:sz w:val="20"/>
-      </w:rPr>
-    </w:lvl>
-    <w:lvl w:ilvl="4" w:tentative="1">
-      <w:start w:val="1"/>
-      <w:numFmt w:val="bullet"/>
-      <w:lvlText w:val=""/>
-      <w:lvlJc w:val="left"/>
-      <w:pPr>
-        <w:tabs>
-          <w:tab w:val="num" w:pos="3600"/>
+        <w:rFonts w:hint="default" w:ascii="Wingdings" w:hAnsi="Wingdings"/>
+        <w:sz w:val="20"/>
+      </w:rPr>
+    </w:lvl>
+    <w:lvl w:ilvl="4" w:tentative="0">
+      <w:start w:val="1"/>
+      <w:numFmt w:val="bullet"/>
+      <w:lvlText w:val=""/>
+      <w:lvlJc w:val="left"/>
+      <w:pPr>
+        <w:tabs>
+          <w:tab w:val="left" w:pos="3600"/>
         </w:tabs>
         <w:ind w:left="3600" w:hanging="360"/>
       </w:pPr>
       <w:rPr>
-        <w:rFonts w:ascii="Wingdings" w:hAnsi="Wingdings" w:hint="default"/>
-        <w:sz w:val="20"/>
-      </w:rPr>
-    </w:lvl>
-    <w:lvl w:ilvl="5" w:tentative="1">
-      <w:start w:val="1"/>
-      <w:numFmt w:val="bullet"/>
-      <w:lvlText w:val=""/>
-      <w:lvlJc w:val="left"/>
-      <w:pPr>
-        <w:tabs>
-          <w:tab w:val="num" w:pos="4320"/>
+        <w:rFonts w:hint="default" w:ascii="Wingdings" w:hAnsi="Wingdings"/>
+        <w:sz w:val="20"/>
+      </w:rPr>
+    </w:lvl>
+    <w:lvl w:ilvl="5" w:tentative="0">
+      <w:start w:val="1"/>
+      <w:numFmt w:val="bullet"/>
+      <w:lvlText w:val=""/>
+      <w:lvlJc w:val="left"/>
+      <w:pPr>
+        <w:tabs>
+          <w:tab w:val="left" w:pos="4320"/>
         </w:tabs>
         <w:ind w:left="4320" w:hanging="360"/>
       </w:pPr>
       <w:rPr>
-        <w:rFonts w:ascii="Wingdings" w:hAnsi="Wingdings" w:hint="default"/>
-        <w:sz w:val="20"/>
-      </w:rPr>
-    </w:lvl>
-    <w:lvl w:ilvl="6" w:tentative="1">
-      <w:start w:val="1"/>
-      <w:numFmt w:val="bullet"/>
-      <w:lvlText w:val=""/>
-      <w:lvlJc w:val="left"/>
-      <w:pPr>
-        <w:tabs>
-          <w:tab w:val="num" w:pos="5040"/>
+        <w:rFonts w:hint="default" w:ascii="Wingdings" w:hAnsi="Wingdings"/>
+        <w:sz w:val="20"/>
+      </w:rPr>
+    </w:lvl>
+    <w:lvl w:ilvl="6" w:tentative="0">
+      <w:start w:val="1"/>
+      <w:numFmt w:val="bullet"/>
+      <w:lvlText w:val=""/>
+      <w:lvlJc w:val="left"/>
+      <w:pPr>
+        <w:tabs>
+          <w:tab w:val="left" w:pos="5040"/>
         </w:tabs>
         <w:ind w:left="5040" w:hanging="360"/>
       </w:pPr>
       <w:rPr>
-        <w:rFonts w:ascii="Wingdings" w:hAnsi="Wingdings" w:hint="default"/>
-        <w:sz w:val="20"/>
-      </w:rPr>
-    </w:lvl>
-    <w:lvl w:ilvl="7" w:tentative="1">
-      <w:start w:val="1"/>
-      <w:numFmt w:val="bullet"/>
-      <w:lvlText w:val=""/>
-      <w:lvlJc w:val="left"/>
-      <w:pPr>
-        <w:tabs>
-          <w:tab w:val="num" w:pos="5760"/>
+        <w:rFonts w:hint="default" w:ascii="Wingdings" w:hAnsi="Wingdings"/>
+        <w:sz w:val="20"/>
+      </w:rPr>
+    </w:lvl>
+    <w:lvl w:ilvl="7" w:tentative="0">
+      <w:start w:val="1"/>
+      <w:numFmt w:val="bullet"/>
+      <w:lvlText w:val=""/>
+      <w:lvlJc w:val="left"/>
+      <w:pPr>
+        <w:tabs>
+          <w:tab w:val="left" w:pos="5760"/>
         </w:tabs>
         <w:ind w:left="5760" w:hanging="360"/>
       </w:pPr>
       <w:rPr>
-        <w:rFonts w:ascii="Wingdings" w:hAnsi="Wingdings" w:hint="default"/>
-        <w:sz w:val="20"/>
-      </w:rPr>
-    </w:lvl>
-    <w:lvl w:ilvl="8" w:tentative="1">
-      <w:start w:val="1"/>
-      <w:numFmt w:val="bullet"/>
-      <w:lvlText w:val=""/>
-      <w:lvlJc w:val="left"/>
-      <w:pPr>
-        <w:tabs>
-          <w:tab w:val="num" w:pos="6480"/>
+        <w:rFonts w:hint="default" w:ascii="Wingdings" w:hAnsi="Wingdings"/>
+        <w:sz w:val="20"/>
+      </w:rPr>
+    </w:lvl>
+    <w:lvl w:ilvl="8" w:tentative="0">
+      <w:start w:val="1"/>
+      <w:numFmt w:val="bullet"/>
+      <w:lvlText w:val=""/>
+      <w:lvlJc w:val="left"/>
+      <w:pPr>
+        <w:tabs>
+          <w:tab w:val="left" w:pos="6480"/>
         </w:tabs>
         <w:ind w:left="6480" w:hanging="360"/>
       </w:pPr>
       <w:rPr>
-        <w:rFonts w:ascii="Wingdings" w:hAnsi="Wingdings" w:hint="default"/>
+        <w:rFonts w:hint="default" w:ascii="Wingdings" w:hAnsi="Wingdings"/>
         <w:sz w:val="20"/>
       </w:rPr>
     </w:lvl>
   </w:abstractNum>
-  <w:abstractNum w:abstractNumId="6" w15:restartNumberingAfterBreak="0">
-    <w:nsid w:val="446355D4"/>
+  <w:abstractNum w:abstractNumId="6">
+    <w:nsid w:val="783D003B"/>
     <w:multiLevelType w:val="multilevel"/>
-    <w:tmpl w:val="C0C0155C"/>
-    <w:lvl w:ilvl="0">
+    <w:tmpl w:val="783D003B"/>
+    <w:lvl w:ilvl="0" w:tentative="0">
+      <w:start w:val="1"/>
+      <w:numFmt w:val="bullet"/>
+      <w:lvlText w:val=""/>
+      <w:lvlJc w:val="left"/>
+      <w:pPr>
+        <w:tabs>
+          <w:tab w:val="left" w:pos="720"/>
+        </w:tabs>
+        <w:ind w:left="720" w:hanging="360"/>
+      </w:pPr>
+      <w:rPr>
+        <w:rFonts w:hint="default" w:ascii="Symbol" w:hAnsi="Symbol"/>
+        <w:sz w:val="20"/>
+      </w:rPr>
+    </w:lvl>
+    <w:lvl w:ilvl="1" w:tentative="0">
+      <w:start w:val="1"/>
+      <w:numFmt w:val="bullet"/>
+      <w:lvlText w:val="o"/>
+      <w:lvlJc w:val="left"/>
+      <w:pPr>
+        <w:tabs>
+          <w:tab w:val="left" w:pos="1440"/>
+        </w:tabs>
+        <w:ind w:left="1440" w:hanging="360"/>
+      </w:pPr>
+      <w:rPr>
+        <w:rFonts w:hint="default" w:ascii="Courier New" w:hAnsi="Courier New"/>
+        <w:sz w:val="20"/>
+      </w:rPr>
+    </w:lvl>
+    <w:lvl w:ilvl="2" w:tentative="0">
+      <w:start w:val="1"/>
+      <w:numFmt w:val="bullet"/>
+      <w:lvlText w:val=""/>
+      <w:lvlJc w:val="left"/>
+      <w:pPr>
+        <w:tabs>
+          <w:tab w:val="left" w:pos="2160"/>
+        </w:tabs>
+        <w:ind w:left="2160" w:hanging="360"/>
+      </w:pPr>
+      <w:rPr>
+        <w:rFonts w:hint="default" w:ascii="Wingdings" w:hAnsi="Wingdings"/>
+        <w:sz w:val="20"/>
+      </w:rPr>
+    </w:lvl>
+    <w:lvl w:ilvl="3" w:tentative="0">
+      <w:start w:val="1"/>
+      <w:numFmt w:val="bullet"/>
+      <w:lvlText w:val=""/>
+      <w:lvlJc w:val="left"/>
+      <w:pPr>
+        <w:tabs>
+          <w:tab w:val="left" w:pos="2880"/>
+        </w:tabs>
+        <w:ind w:left="2880" w:hanging="360"/>
+      </w:pPr>
+      <w:rPr>
+        <w:rFonts w:hint="default" w:ascii="Wingdings" w:hAnsi="Wingdings"/>
+        <w:sz w:val="20"/>
+      </w:rPr>
+    </w:lvl>
+    <w:lvl w:ilvl="4" w:tentative="0">
+      <w:start w:val="1"/>
+      <w:numFmt w:val="bullet"/>
+      <w:lvlText w:val=""/>
+      <w:lvlJc w:val="left"/>
+      <w:pPr>
+        <w:tabs>
+          <w:tab w:val="left" w:pos="3600"/>
+        </w:tabs>
+        <w:ind w:left="3600" w:hanging="360"/>
+      </w:pPr>
+      <w:rPr>
+        <w:rFonts w:hint="default" w:ascii="Wingdings" w:hAnsi="Wingdings"/>
+        <w:sz w:val="20"/>
+      </w:rPr>
+    </w:lvl>
+    <w:lvl w:ilvl="5" w:tentative="0">
+      <w:start w:val="1"/>
+      <w:numFmt w:val="bullet"/>
+      <w:lvlText w:val=""/>
+      <w:lvlJc w:val="left"/>
+      <w:pPr>
+        <w:tabs>
+          <w:tab w:val="left" w:pos="4320"/>
+        </w:tabs>
+        <w:ind w:left="4320" w:hanging="360"/>
+      </w:pPr>
+      <w:rPr>
+        <w:rFonts w:hint="default" w:ascii="Wingdings" w:hAnsi="Wingdings"/>
+        <w:sz w:val="20"/>
+      </w:rPr>
+    </w:lvl>
+    <w:lvl w:ilvl="6" w:tentative="0">
+      <w:start w:val="1"/>
+      <w:numFmt w:val="bullet"/>
+      <w:lvlText w:val=""/>
+      <w:lvlJc w:val="left"/>
+      <w:pPr>
+        <w:tabs>
+          <w:tab w:val="left" w:pos="5040"/>
+        </w:tabs>
+        <w:ind w:left="5040" w:hanging="360"/>
+      </w:pPr>
+      <w:rPr>
+        <w:rFonts w:hint="default" w:ascii="Wingdings" w:hAnsi="Wingdings"/>
+        <w:sz w:val="20"/>
+      </w:rPr>
+    </w:lvl>
+    <w:lvl w:ilvl="7" w:tentative="0">
+      <w:start w:val="1"/>
+      <w:numFmt w:val="bullet"/>
+      <w:lvlText w:val=""/>
+      <w:lvlJc w:val="left"/>
+      <w:pPr>
+        <w:tabs>
+          <w:tab w:val="left" w:pos="5760"/>
+        </w:tabs>
+        <w:ind w:left="5760" w:hanging="360"/>
+      </w:pPr>
+      <w:rPr>
+        <w:rFonts w:hint="default" w:ascii="Wingdings" w:hAnsi="Wingdings"/>
+        <w:sz w:val="20"/>
+      </w:rPr>
+    </w:lvl>
+    <w:lvl w:ilvl="8" w:tentative="0">
+      <w:start w:val="1"/>
+      <w:numFmt w:val="bullet"/>
+      <w:lvlText w:val=""/>
+      <w:lvlJc w:val="left"/>
+      <w:pPr>
+        <w:tabs>
+          <w:tab w:val="left" w:pos="6480"/>
+        </w:tabs>
+        <w:ind w:left="6480" w:hanging="360"/>
+      </w:pPr>
+      <w:rPr>
+        <w:rFonts w:hint="default" w:ascii="Wingdings" w:hAnsi="Wingdings"/>
+        <w:sz w:val="20"/>
+      </w:rPr>
+    </w:lvl>
+  </w:abstractNum>
+  <w:abstractNum w:abstractNumId="7">
+    <w:nsid w:val="7EA13DA0"/>
+    <w:multiLevelType w:val="multilevel"/>
+    <w:tmpl w:val="7EA13DA0"/>
+    <w:lvl w:ilvl="0" w:tentative="0">
       <w:start w:val="1"/>
       <w:numFmt w:val="decimal"/>
       <w:lvlText w:val="%1."/>
       <w:lvlJc w:val="left"/>
       <w:pPr>
         <w:tabs>
-          <w:tab w:val="num" w:pos="720"/>
+          <w:tab w:val="left" w:pos="720"/>
         </w:tabs>
         <w:ind w:left="720" w:hanging="360"/>
       </w:pPr>
     </w:lvl>
-    <w:lvl w:ilvl="1">
-      <w:start w:val="1"/>
-      <w:numFmt w:val="bullet"/>
-      <w:lvlText w:val="o"/>
-      <w:lvlJc w:val="left"/>
-      <w:pPr>
-        <w:tabs>
-          <w:tab w:val="num" w:pos="1440"/>
+    <w:lvl w:ilvl="1" w:tentative="0">
+      <w:start w:val="1"/>
+      <w:numFmt w:val="decimal"/>
+      <w:lvlText w:val="%2."/>
+      <w:lvlJc w:val="left"/>
+      <w:pPr>
+        <w:tabs>
+          <w:tab w:val="left" w:pos="1440"/>
         </w:tabs>
         <w:ind w:left="1440" w:hanging="360"/>
       </w:pPr>
-      <w:rPr>
-        <w:rFonts w:ascii="Courier New" w:hAnsi="Courier New" w:hint="default"/>
-        <w:sz w:val="20"/>
-      </w:rPr>
-    </w:lvl>
-    <w:lvl w:ilvl="2" w:tentative="1">
+    </w:lvl>
+    <w:lvl w:ilvl="2" w:tentative="0">
       <w:start w:val="1"/>
       <w:numFmt w:val="decimal"/>
       <w:lvlText w:val="%3."/>
       <w:lvlJc w:val="left"/>
       <w:pPr>
         <w:tabs>
-          <w:tab w:val="num" w:pos="2160"/>
+          <w:tab w:val="left" w:pos="2160"/>
         </w:tabs>
         <w:ind w:left="2160" w:hanging="360"/>
       </w:pPr>
     </w:lvl>
-    <w:lvl w:ilvl="3" w:tentative="1">
+    <w:lvl w:ilvl="3" w:tentative="0">
       <w:start w:val="1"/>
       <w:numFmt w:val="decimal"/>
       <w:lvlText w:val="%4."/>
       <w:lvlJc w:val="left"/>
       <w:pPr>
         <w:tabs>
-          <w:tab w:val="num" w:pos="2880"/>
+          <w:tab w:val="left" w:pos="2880"/>
         </w:tabs>
         <w:ind w:left="2880" w:hanging="360"/>
       </w:pPr>
     </w:lvl>
-    <w:lvl w:ilvl="4" w:tentative="1">
+    <w:lvl w:ilvl="4" w:tentative="0">
       <w:start w:val="1"/>
       <w:numFmt w:val="decimal"/>
       <w:lvlText w:val="%5."/>
       <w:lvlJc w:val="left"/>
       <w:pPr>
         <w:tabs>
-          <w:tab w:val="num" w:pos="3600"/>
+          <w:tab w:val="left" w:pos="3600"/>
         </w:tabs>
         <w:ind w:left="3600" w:hanging="360"/>
       </w:pPr>
     </w:lvl>
-    <w:lvl w:ilvl="5" w:tentative="1">
+    <w:lvl w:ilvl="5" w:tentative="0">
       <w:start w:val="1"/>
       <w:numFmt w:val="decimal"/>
       <w:lvlText w:val="%6."/>
       <w:lvlJc w:val="left"/>
       <w:pPr>
         <w:tabs>
-          <w:tab w:val="num" w:pos="4320"/>
+          <w:tab w:val="left" w:pos="4320"/>
         </w:tabs>
         <w:ind w:left="4320" w:hanging="360"/>
       </w:pPr>
     </w:lvl>
-    <w:lvl w:ilvl="6" w:tentative="1">
+    <w:lvl w:ilvl="6" w:tentative="0">
       <w:start w:val="1"/>
       <w:numFmt w:val="decimal"/>
       <w:lvlText w:val="%7."/>
       <w:lvlJc w:val="left"/>
       <w:pPr>
         <w:tabs>
-          <w:tab w:val="num" w:pos="5040"/>
+          <w:tab w:val="left" w:pos="5040"/>
         </w:tabs>
         <w:ind w:left="5040" w:hanging="360"/>
       </w:pPr>
     </w:lvl>
-    <w:lvl w:ilvl="7" w:tentative="1">
+    <w:lvl w:ilvl="7" w:tentative="0">
       <w:start w:val="1"/>
       <w:numFmt w:val="decimal"/>
       <w:lvlText w:val="%8."/>
       <w:lvlJc w:val="left"/>
       <w:pPr>
         <w:tabs>
-          <w:tab w:val="num" w:pos="5760"/>
+          <w:tab w:val="left" w:pos="5760"/>
         </w:tabs>
         <w:ind w:left="5760" w:hanging="360"/>
       </w:pPr>
     </w:lvl>
-    <w:lvl w:ilvl="8" w:tentative="1">
+    <w:lvl w:ilvl="8" w:tentative="0">
       <w:start w:val="1"/>
       <w:numFmt w:val="decimal"/>
       <w:lvlText w:val="%9."/>
       <w:lvlJc w:val="left"/>
       <w:pPr>
         <w:tabs>
-          <w:tab w:val="num" w:pos="6480"/>
+          <w:tab w:val="left" w:pos="6480"/>
         </w:tabs>
         <w:ind w:left="6480" w:hanging="360"/>
       </w:pPr>
     </w:lvl>
   </w:abstractNum>
-  <w:abstractNum w:abstractNumId="7" w15:restartNumberingAfterBreak="0">
-    <w:nsid w:val="783D003B"/>
-    <w:multiLevelType w:val="multilevel"/>
-    <w:tmpl w:val="307A00A8"/>
-    <w:lvl w:ilvl="0">
-      <w:start w:val="1"/>
-      <w:numFmt w:val="bullet"/>
-      <w:lvlText w:val=""/>
-      <w:lvlJc w:val="left"/>
-      <w:pPr>
-        <w:tabs>
-          <w:tab w:val="num" w:pos="720"/>
-        </w:tabs>
-        <w:ind w:left="720" w:hanging="360"/>
-      </w:pPr>
-      <w:rPr>
-        <w:rFonts w:ascii="Symbol" w:hAnsi="Symbol" w:hint="default"/>
-        <w:sz w:val="20"/>
-      </w:rPr>
-    </w:lvl>
-    <w:lvl w:ilvl="1">
-      <w:start w:val="1"/>
-      <w:numFmt w:val="bullet"/>
-      <w:lvlText w:val="o"/>
-      <w:lvlJc w:val="left"/>
-      <w:pPr>
-        <w:tabs>
-          <w:tab w:val="num" w:pos="1440"/>
-        </w:tabs>
-        <w:ind w:left="1440" w:hanging="360"/>
-      </w:pPr>
-      <w:rPr>
-        <w:rFonts w:ascii="Courier New" w:hAnsi="Courier New" w:hint="default"/>
-        <w:sz w:val="20"/>
-      </w:rPr>
-    </w:lvl>
-    <w:lvl w:ilvl="2" w:tentative="1">
-      <w:start w:val="1"/>
-      <w:numFmt w:val="bullet"/>
-      <w:lvlText w:val=""/>
-      <w:lvlJc w:val="left"/>
-      <w:pPr>
-        <w:tabs>
-          <w:tab w:val="num" w:pos="2160"/>
-        </w:tabs>
-        <w:ind w:left="2160" w:hanging="360"/>
-      </w:pPr>
-      <w:rPr>
-        <w:rFonts w:ascii="Wingdings" w:hAnsi="Wingdings" w:hint="default"/>
-        <w:sz w:val="20"/>
-      </w:rPr>
-    </w:lvl>
-    <w:lvl w:ilvl="3" w:tentative="1">
-      <w:start w:val="1"/>
-      <w:numFmt w:val="bullet"/>
-      <w:lvlText w:val=""/>
-      <w:lvlJc w:val="left"/>
-      <w:pPr>
-        <w:tabs>
-          <w:tab w:val="num" w:pos="2880"/>
-        </w:tabs>
-        <w:ind w:left="2880" w:hanging="360"/>
-      </w:pPr>
-      <w:rPr>
-        <w:rFonts w:ascii="Wingdings" w:hAnsi="Wingdings" w:hint="default"/>
-        <w:sz w:val="20"/>
-      </w:rPr>
-    </w:lvl>
-    <w:lvl w:ilvl="4" w:tentative="1">
-      <w:start w:val="1"/>
-      <w:numFmt w:val="bullet"/>
-      <w:lvlText w:val=""/>
-      <w:lvlJc w:val="left"/>
-      <w:pPr>
-        <w:tabs>
-          <w:tab w:val="num" w:pos="3600"/>
-        </w:tabs>
-        <w:ind w:left="3600" w:hanging="360"/>
-      </w:pPr>
-      <w:rPr>
-        <w:rFonts w:ascii="Wingdings" w:hAnsi="Wingdings" w:hint="default"/>
-        <w:sz w:val="20"/>
-      </w:rPr>
-    </w:lvl>
-    <w:lvl w:ilvl="5" w:tentative="1">
-      <w:start w:val="1"/>
-      <w:numFmt w:val="bullet"/>
-      <w:lvlText w:val=""/>
-      <w:lvlJc w:val="left"/>
-      <w:pPr>
-        <w:tabs>
-          <w:tab w:val="num" w:pos="4320"/>
-        </w:tabs>
-        <w:ind w:left="4320" w:hanging="360"/>
-      </w:pPr>
-      <w:rPr>
-        <w:rFonts w:ascii="Wingdings" w:hAnsi="Wingdings" w:hint="default"/>
-        <w:sz w:val="20"/>
-      </w:rPr>
-    </w:lvl>
-    <w:lvl w:ilvl="6" w:tentative="1">
-      <w:start w:val="1"/>
-      <w:numFmt w:val="bullet"/>
-      <w:lvlText w:val=""/>
-      <w:lvlJc w:val="left"/>
-      <w:pPr>
-        <w:tabs>
-          <w:tab w:val="num" w:pos="5040"/>
-        </w:tabs>
-        <w:ind w:left="5040" w:hanging="360"/>
-      </w:pPr>
-      <w:rPr>
-        <w:rFonts w:ascii="Wingdings" w:hAnsi="Wingdings" w:hint="default"/>
-        <w:sz w:val="20"/>
-      </w:rPr>
-    </w:lvl>
-    <w:lvl w:ilvl="7" w:tentative="1">
-      <w:start w:val="1"/>
-      <w:numFmt w:val="bullet"/>
-      <w:lvlText w:val=""/>
-      <w:lvlJc w:val="left"/>
-      <w:pPr>
-        <w:tabs>
-          <w:tab w:val="num" w:pos="5760"/>
-        </w:tabs>
-        <w:ind w:left="5760" w:hanging="360"/>
-      </w:pPr>
-      <w:rPr>
-        <w:rFonts w:ascii="Wingdings" w:hAnsi="Wingdings" w:hint="default"/>
-        <w:sz w:val="20"/>
-      </w:rPr>
-    </w:lvl>
-    <w:lvl w:ilvl="8" w:tentative="1">
-      <w:start w:val="1"/>
-      <w:numFmt w:val="bullet"/>
-      <w:lvlText w:val=""/>
-      <w:lvlJc w:val="left"/>
-      <w:pPr>
-        <w:tabs>
-          <w:tab w:val="num" w:pos="6480"/>
-        </w:tabs>
-        <w:ind w:left="6480" w:hanging="360"/>
-      </w:pPr>
-      <w:rPr>
-        <w:rFonts w:ascii="Wingdings" w:hAnsi="Wingdings" w:hint="default"/>
-        <w:sz w:val="20"/>
-      </w:rPr>
-    </w:lvl>
-  </w:abstractNum>
-  <w:abstractNum w:abstractNumId="8" w15:restartNumberingAfterBreak="0">
-    <w:nsid w:val="7EA13DA0"/>
-    <w:multiLevelType w:val="multilevel"/>
-    <w:tmpl w:val="DDE64F8E"/>
-    <w:lvl w:ilvl="0">
-      <w:start w:val="1"/>
-      <w:numFmt w:val="decimal"/>
-      <w:lvlText w:val="%1."/>
-      <w:lvlJc w:val="left"/>
-      <w:pPr>
-        <w:tabs>
-          <w:tab w:val="num" w:pos="720"/>
-        </w:tabs>
-        <w:ind w:left="720" w:hanging="360"/>
-      </w:pPr>
-    </w:lvl>
-    <w:lvl w:ilvl="1" w:tentative="1">
-      <w:start w:val="1"/>
-      <w:numFmt w:val="decimal"/>
-      <w:lvlText w:val="%2."/>
-      <w:lvlJc w:val="left"/>
-      <w:pPr>
-        <w:tabs>
-          <w:tab w:val="num" w:pos="1440"/>
-        </w:tabs>
-        <w:ind w:left="1440" w:hanging="360"/>
-      </w:pPr>
-    </w:lvl>
-    <w:lvl w:ilvl="2" w:tentative="1">
-      <w:start w:val="1"/>
-      <w:numFmt w:val="decimal"/>
-      <w:lvlText w:val="%3."/>
-      <w:lvlJc w:val="left"/>
-      <w:pPr>
-        <w:tabs>
-          <w:tab w:val="num" w:pos="2160"/>
-        </w:tabs>
-        <w:ind w:left="2160" w:hanging="360"/>
-      </w:pPr>
-    </w:lvl>
-    <w:lvl w:ilvl="3" w:tentative="1">
-      <w:start w:val="1"/>
-      <w:numFmt w:val="decimal"/>
-      <w:lvlText w:val="%4."/>
-      <w:lvlJc w:val="left"/>
-      <w:pPr>
-        <w:tabs>
-          <w:tab w:val="num" w:pos="2880"/>
-        </w:tabs>
-        <w:ind w:left="2880" w:hanging="360"/>
-      </w:pPr>
-    </w:lvl>
-    <w:lvl w:ilvl="4" w:tentative="1">
-      <w:start w:val="1"/>
-      <w:numFmt w:val="decimal"/>
-      <w:lvlText w:val="%5."/>
-      <w:lvlJc w:val="left"/>
-      <w:pPr>
-        <w:tabs>
-          <w:tab w:val="num" w:pos="3600"/>
-        </w:tabs>
-        <w:ind w:left="3600" w:hanging="360"/>
-      </w:pPr>
-    </w:lvl>
-    <w:lvl w:ilvl="5" w:tentative="1">
-      <w:start w:val="1"/>
-      <w:numFmt w:val="decimal"/>
-      <w:lvlText w:val="%6."/>
-      <w:lvlJc w:val="left"/>
-      <w:pPr>
-        <w:tabs>
-          <w:tab w:val="num" w:pos="4320"/>
-        </w:tabs>
-        <w:ind w:left="4320" w:hanging="360"/>
-      </w:pPr>
-    </w:lvl>
-    <w:lvl w:ilvl="6" w:tentative="1">
-      <w:start w:val="1"/>
-      <w:numFmt w:val="decimal"/>
-      <w:lvlText w:val="%7."/>
-      <w:lvlJc w:val="left"/>
-      <w:pPr>
-        <w:tabs>
-          <w:tab w:val="num" w:pos="5040"/>
-        </w:tabs>
-        <w:ind w:left="5040" w:hanging="360"/>
-      </w:pPr>
-    </w:lvl>
-    <w:lvl w:ilvl="7" w:tentative="1">
-      <w:start w:val="1"/>
-      <w:numFmt w:val="decimal"/>
-      <w:lvlText w:val="%8."/>
-      <w:lvlJc w:val="left"/>
-      <w:pPr>
-        <w:tabs>
-          <w:tab w:val="num" w:pos="5760"/>
-        </w:tabs>
-        <w:ind w:left="5760" w:hanging="360"/>
-      </w:pPr>
-    </w:lvl>
-    <w:lvl w:ilvl="8" w:tentative="1">
-      <w:start w:val="1"/>
-      <w:numFmt w:val="decimal"/>
-      <w:lvlText w:val="%9."/>
-      <w:lvlJc w:val="left"/>
-      <w:pPr>
-        <w:tabs>
-          <w:tab w:val="num" w:pos="6480"/>
-        </w:tabs>
-        <w:ind w:left="6480" w:hanging="360"/>
-      </w:pPr>
-    </w:lvl>
-  </w:abstractNum>
-  <w:num w:numId="1" w16cid:durableId="733702327">
+  <w:num w:numId="1">
+    <w:abstractNumId w:val="2"/>
+  </w:num>
+  <w:num w:numId="2">
     <w:abstractNumId w:val="5"/>
   </w:num>
-  <w:num w:numId="2" w16cid:durableId="1165317248">
+  <w:num w:numId="3">
     <w:abstractNumId w:val="1"/>
   </w:num>
-  <w:num w:numId="3" w16cid:durableId="589898893">
+  <w:num w:numId="4">
     <w:abstractNumId w:val="0"/>
   </w:num>
-  <w:num w:numId="4" w16cid:durableId="1447971165">
+  <w:num w:numId="5">
+    <w:abstractNumId w:val="6"/>
+  </w:num>
+  <w:num w:numId="6">
+    <w:abstractNumId w:val="3"/>
+  </w:num>
+  <w:num w:numId="7">
     <w:abstractNumId w:val="7"/>
   </w:num>
-  <w:num w:numId="5" w16cid:durableId="832111982">
-    <w:abstractNumId w:val="3"/>
-  </w:num>
-  <w:num w:numId="6" w16cid:durableId="624315463">
-    <w:abstractNumId w:val="8"/>
-  </w:num>
-  <w:num w:numId="7" w16cid:durableId="2107654806">
+  <w:num w:numId="8">
     <w:abstractNumId w:val="4"/>
-  </w:num>
-  <w:num w:numId="8" w16cid:durableId="1585871823">
-    <w:abstractNumId w:val="6"/>
-  </w:num>
-  <w:num w:numId="9" w16cid:durableId="1932425474">
-    <w:abstractNumId w:val="2"/>
   </w:num>
 </w:numbering>
 </file>
 
 <file path=word/styles.xml><?xml version="1.0" encoding="utf-8"?>
-<w:styles xmlns:mc="http://schemas.openxmlformats.org/markup-compatibility/2006" xmlns:r="http://schemas.openxmlformats.org/officeDocument/2006/relationships" xmlns:w="http://schemas.openxmlformats.org/wordprocessingml/2006/main" xmlns:w14="http://schemas.microsoft.com/office/word/2010/wordml" xmlns:w15="http://schemas.microsoft.com/office/word/2012/wordml" xmlns:w16cex="http://schemas.microsoft.com/office/word/2018/wordml/cex" xmlns:w16cid="http://schemas.microsoft.com/office/word/2016/wordml/cid" xmlns:w16="http://schemas.microsoft.com/office/word/2018/wordml" xmlns:w16du="http://schemas.microsoft.com/office/word/2023/wordml/word16du" xmlns:w16sdtdh="http://schemas.microsoft.com/office/word/2020/wordml/sdtdatahash" xmlns:w16sdtfl="http://schemas.microsoft.com/office/word/2024/wordml/sdtformatlock" xmlns:w16se="http://schemas.microsoft.com/office/word/2015/wordml/symex" mc:Ignorable="w14 w15 w16se w16cid w16 w16cex w16sdtdh w16sdtfl w16du">
+<w:styles xmlns:mc="http://schemas.openxmlformats.org/markup-compatibility/2006" xmlns:o="urn:schemas-microsoft-com:office:office" xmlns:r="http://schemas.openxmlformats.org/officeDocument/2006/relationships" xmlns:m="http://schemas.openxmlformats.org/officeDocument/2006/math" xmlns:v="urn:schemas-microsoft-com:vml" xmlns:w="http://schemas.openxmlformats.org/wordprocessingml/2006/main" xmlns:w14="http://schemas.microsoft.com/office/word/2010/wordml" xmlns:w10="urn:schemas-microsoft-com:office:word" xmlns:sl="http://schemas.openxmlformats.org/schemaLibrary/2006/main" xmlns:wpsCustomData="http://www.wps.cn/officeDocument/2013/wpsCustomData" mc:Ignorable="w14">
   <w:docDefaults>
     <w:rPrDefault>
       <w:rPr>
-        <w:rFonts w:asciiTheme="minorHAnsi" w:eastAsiaTheme="minorHAnsi" w:hAnsiTheme="minorHAnsi" w:cstheme="minorBidi"/>
-        <w:kern w:val="2"/>
-        <w:sz w:val="24"/>
-        <w:szCs w:val="24"/>
-        <w:lang w:val="es-MX" w:eastAsia="en-US" w:bidi="ar-SA"/>
-        <w14:ligatures w14:val="standardContextual"/>
+        <w:rFonts w:asciiTheme="minorHAnsi" w:hAnsiTheme="minorHAnsi" w:eastAsiaTheme="minorHAnsi" w:cstheme="minorBidi"/>
       </w:rPr>
     </w:rPrDefault>
-    <w:pPrDefault>
-      <w:pPr>
-        <w:spacing w:after="160" w:line="278" w:lineRule="auto"/>
-      </w:pPr>
-    </w:pPrDefault>
+    <w:pPrDefault/>
   </w:docDefaults>
-  <w:latentStyles w:defLockedState="0" w:defUIPriority="99" w:defSemiHidden="0" w:defUnhideWhenUsed="0" w:defQFormat="0" w:count="376">
-    <w:lsdException w:name="Normal" w:uiPriority="0" w:qFormat="1"/>
-    <w:lsdException w:name="heading 1" w:uiPriority="9" w:qFormat="1"/>
-    <w:lsdException w:name="heading 2" w:semiHidden="1" w:uiPriority="9" w:unhideWhenUsed="1" w:qFormat="1"/>
-    <w:lsdException w:name="heading 3" w:semiHidden="1" w:uiPriority="9" w:unhideWhenUsed="1" w:qFormat="1"/>
-    <w:lsdException w:name="heading 4" w:semiHidden="1" w:uiPriority="9" w:unhideWhenUsed="1" w:qFormat="1"/>
-    <w:lsdException w:name="heading 5" w:semiHidden="1" w:uiPriority="9" w:unhideWhenUsed="1" w:qFormat="1"/>
-    <w:lsdException w:name="heading 6" w:semiHidden="1" w:uiPriority="9" w:unhideWhenUsed="1" w:qFormat="1"/>
-    <w:lsdException w:name="heading 7" w:semiHidden="1" w:uiPriority="9" w:unhideWhenUsed="1" w:qFormat="1"/>
-    <w:lsdException w:name="heading 8" w:semiHidden="1" w:uiPriority="9" w:unhideWhenUsed="1" w:qFormat="1"/>
-    <w:lsdException w:name="heading 9" w:semiHidden="1" w:uiPriority="9" w:unhideWhenUsed="1" w:qFormat="1"/>
-    <w:lsdException w:name="index 1" w:semiHidden="1" w:unhideWhenUsed="1"/>
-    <w:lsdException w:name="index 2" w:semiHidden="1" w:unhideWhenUsed="1"/>
-    <w:lsdException w:name="index 3" w:semiHidden="1" w:unhideWhenUsed="1"/>
-    <w:lsdException w:name="index 4" w:semiHidden="1" w:unhideWhenUsed="1"/>
-    <w:lsdException w:name="index 5" w:semiHidden="1" w:unhideWhenUsed="1"/>
-    <w:lsdException w:name="index 6" w:semiHidden="1" w:unhideWhenUsed="1"/>
-    <w:lsdException w:name="index 7" w:semiHidden="1" w:unhideWhenUsed="1"/>
-    <w:lsdException w:name="index 8" w:semiHidden="1" w:unhideWhenUsed="1"/>
-    <w:lsdException w:name="index 9" w:semiHidden="1" w:unhideWhenUsed="1"/>
-    <w:lsdException w:name="toc 1" w:semiHidden="1" w:uiPriority="39" w:unhideWhenUsed="1"/>
-    <w:lsdException w:name="toc 2" w:semiHidden="1" w:uiPriority="39" w:unhideWhenUsed="1"/>
-    <w:lsdException w:name="toc 3" w:semiHidden="1" w:uiPriority="39" w:unhideWhenUsed="1"/>
-    <w:lsdException w:name="toc 4" w:semiHidden="1" w:uiPriority="39" w:unhideWhenUsed="1"/>
-    <w:lsdException w:name="toc 5" w:semiHidden="1" w:uiPriority="39" w:unhideWhenUsed="1"/>
-    <w:lsdException w:name="toc 6" w:semiHidden="1" w:uiPriority="39" w:unhideWhenUsed="1"/>
-    <w:lsdException w:name="toc 7" w:semiHidden="1" w:uiPriority="39" w:unhideWhenUsed="1"/>
-    <w:lsdException w:name="toc 8" w:semiHidden="1" w:uiPriority="39" w:unhideWhenUsed="1"/>
-    <w:lsdException w:name="toc 9" w:semiHidden="1" w:uiPriority="39" w:unhideWhenUsed="1"/>
-    <w:lsdException w:name="Normal Indent" w:semiHidden="1" w:unhideWhenUsed="1"/>
-    <w:lsdException w:name="footnote text" w:semiHidden="1" w:unhideWhenUsed="1"/>
-    <w:lsdException w:name="annotation text" w:semiHidden="1" w:unhideWhenUsed="1"/>
-    <w:lsdException w:name="header" w:semiHidden="1" w:unhideWhenUsed="1"/>
-    <w:lsdException w:name="footer" w:semiHidden="1" w:unhideWhenUsed="1"/>
-    <w:lsdException w:name="index heading" w:semiHidden="1" w:unhideWhenUsed="1"/>
-    <w:lsdException w:name="caption" w:semiHidden="1" w:uiPriority="35" w:unhideWhenUsed="1" w:qFormat="1"/>
-    <w:lsdException w:name="table of figures" w:semiHidden="1" w:unhideWhenUsed="1"/>
-    <w:lsdException w:name="envelope address" w:semiHidden="1" w:unhideWhenUsed="1"/>
-    <w:lsdException w:name="envelope return" w:semiHidden="1" w:unhideWhenUsed="1"/>
-    <w:lsdException w:name="footnote reference" w:semiHidden="1" w:unhideWhenUsed="1"/>
-    <w:lsdException w:name="annotation reference" w:semiHidden="1" w:unhideWhenUsed="1"/>
-    <w:lsdException w:name="line number" w:semiHidden="1" w:unhideWhenUsed="1"/>
-    <w:lsdException w:name="page number" w:semiHidden="1" w:unhideWhenUsed="1"/>
-    <w:lsdException w:name="endnote reference" w:semiHidden="1" w:unhideWhenUsed="1"/>
-    <w:lsdException w:name="endnote text" w:semiHidden="1" w:unhideWhenUsed="1"/>
-    <w:lsdException w:name="table of authorities" w:semiHidden="1" w:unhideWhenUsed="1"/>
-    <w:lsdException w:name="macro" w:semiHidden="1" w:unhideWhenUsed="1"/>
-    <w:lsdException w:name="toa heading" w:semiHidden="1" w:unhideWhenUsed="1"/>
-    <w:lsdException w:name="List" w:semiHidden="1" w:unhideWhenUsed="1"/>
-    <w:lsdException w:name="List Bullet" w:semiHidden="1" w:unhideWhenUsed="1"/>
-    <w:lsdException w:name="List Number" w:semiHidden="1" w:unhideWhenUsed="1"/>
-    <w:lsdException w:name="List 2" w:semiHidden="1" w:unhideWhenUsed="1"/>
-    <w:lsdException w:name="List 3" w:semiHidden="1" w:unhideWhenUsed="1"/>
-    <w:lsdException w:name="List 4" w:semiHidden="1" w:unhideWhenUsed="1"/>
-    <w:lsdException w:name="List 5" w:semiHidden="1" w:unhideWhenUsed="1"/>
-    <w:lsdException w:name="List Bullet 2" w:semiHidden="1" w:unhideWhenUsed="1"/>
-    <w:lsdException w:name="List Bullet 3" w:semiHidden="1" w:unhideWhenUsed="1"/>
-    <w:lsdException w:name="List Bullet 4" w:semiHidden="1" w:unhideWhenUsed="1"/>
-    <w:lsdException w:name="List Bullet 5" w:semiHidden="1" w:unhideWhenUsed="1"/>
-    <w:lsdException w:name="List Number 2" w:semiHidden="1" w:unhideWhenUsed="1"/>
-    <w:lsdException w:name="List Number 3" w:semiHidden="1" w:unhideWhenUsed="1"/>
-    <w:lsdException w:name="List Number 4" w:semiHidden="1" w:unhideWhenUsed="1"/>
-    <w:lsdException w:name="List Number 5" w:semiHidden="1" w:unhideWhenUsed="1"/>
-    <w:lsdException w:name="Title" w:uiPriority="10" w:qFormat="1"/>
-    <w:lsdException w:name="Closing" w:semiHidden="1" w:unhideWhenUsed="1"/>
-    <w:lsdException w:name="Signature" w:semiHidden="1" w:unhideWhenUsed="1"/>
-    <w:lsdException w:name="Default Paragraph Font" w:semiHidden="1" w:uiPriority="1" w:unhideWhenUsed="1"/>
-    <w:lsdException w:name="Body Text" w:semiHidden="1" w:unhideWhenUsed="1"/>
-    <w:lsdException w:name="Body Text Indent" w:semiHidden="1" w:unhideWhenUsed="1"/>
-    <w:lsdException w:name="List Continue" w:semiHidden="1" w:unhideWhenUsed="1"/>
-    <w:lsdException w:name="List Continue 2" w:semiHidden="1" w:unhideWhenUsed="1"/>
-    <w:lsdException w:name="List Continue 3" w:semiHidden="1" w:unhideWhenUsed="1"/>
-    <w:lsdException w:name="List Continue 4" w:semiHidden="1" w:unhideWhenUsed="1"/>
-    <w:lsdException w:name="List Continue 5" w:semiHidden="1" w:unhideWhenUsed="1"/>
-    <w:lsdException w:name="Message Header" w:semiHidden="1" w:unhideWhenUsed="1"/>
-    <w:lsdException w:name="Subtitle" w:uiPriority="11" w:qFormat="1"/>
-    <w:lsdException w:name="Salutation" w:semiHidden="1" w:unhideWhenUsed="1"/>
-    <w:lsdException w:name="Date" w:semiHidden="1" w:unhideWhenUsed="1"/>
-    <w:lsdException w:name="Body Text First Indent" w:semiHidden="1" w:unhideWhenUsed="1"/>
-    <w:lsdException w:name="Body Text First Indent 2" w:semiHidden="1" w:unhideWhenUsed="1"/>
-    <w:lsdException w:name="Note Heading" w:semiHidden="1" w:unhideWhenUsed="1"/>
-    <w:lsdException w:name="Body Text 2" w:semiHidden="1" w:unhideWhenUsed="1"/>
-    <w:lsdException w:name="Body Text 3" w:semiHidden="1" w:unhideWhenUsed="1"/>
-    <w:lsdException w:name="Body Text Indent 2" w:semiHidden="1" w:unhideWhenUsed="1"/>
-    <w:lsdException w:name="Body Text Indent 3" w:semiHidden="1" w:unhideWhenUsed="1"/>
-    <w:lsdException w:name="Block Text" w:semiHidden="1" w:unhideWhenUsed="1"/>
-    <w:lsdException w:name="Hyperlink" w:semiHidden="1" w:unhideWhenUsed="1"/>
-    <w:lsdException w:name="FollowedHyperlink" w:semiHidden="1" w:unhideWhenUsed="1"/>
-    <w:lsdException w:name="Strong" w:uiPriority="22" w:qFormat="1"/>
-    <w:lsdException w:name="Emphasis" w:uiPriority="20" w:qFormat="1"/>
-    <w:lsdException w:name="Document Map" w:semiHidden="1" w:unhideWhenUsed="1"/>
-    <w:lsdException w:name="Plain Text" w:semiHidden="1" w:unhideWhenUsed="1"/>
-    <w:lsdException w:name="E-mail Signature" w:semiHidden="1" w:unhideWhenUsed="1"/>
-    <w:lsdException w:name="HTML Top of Form" w:semiHidden="1" w:unhideWhenUsed="1"/>
-    <w:lsdException w:name="HTML Bottom of Form" w:semiHidden="1" w:unhideWhenUsed="1"/>
-    <w:lsdException w:name="Normal (Web)" w:semiHidden="1" w:unhideWhenUsed="1"/>
-    <w:lsdException w:name="HTML Acronym" w:semiHidden="1" w:unhideWhenUsed="1"/>
-    <w:lsdException w:name="HTML Address" w:semiHidden="1" w:unhideWhenUsed="1"/>
-    <w:lsdException w:name="HTML Cite" w:semiHidden="1" w:unhideWhenUsed="1"/>
-    <w:lsdException w:name="HTML Code" w:semiHidden="1" w:unhideWhenUsed="1"/>
-    <w:lsdException w:name="HTML Definition" w:semiHidden="1" w:unhideWhenUsed="1"/>
-    <w:lsdException w:name="HTML Keyboard" w:semiHidden="1" w:unhideWhenUsed="1"/>
-    <w:lsdException w:name="HTML Preformatted" w:semiHidden="1" w:unhideWhenUsed="1"/>
-    <w:lsdException w:name="HTML Sample" w:semiHidden="1" w:unhideWhenUsed="1"/>
-    <w:lsdException w:name="HTML Typewriter" w:semiHidden="1" w:unhideWhenUsed="1"/>
-    <w:lsdException w:name="HTML Variable" w:semiHidden="1" w:unhideWhenUsed="1"/>
-    <w:lsdException w:name="Normal Table" w:semiHidden="1" w:unhideWhenUsed="1"/>
-    <w:lsdException w:name="annotation subject" w:semiHidden="1" w:unhideWhenUsed="1"/>
-    <w:lsdException w:name="No List" w:semiHidden="1" w:unhideWhenUsed="1"/>
-    <w:lsdException w:name="Outline List 1" w:semiHidden="1" w:unhideWhenUsed="1"/>
-    <w:lsdException w:name="Outline List 2" w:semiHidden="1" w:unhideWhenUsed="1"/>
-    <w:lsdException w:name="Outline List 3" w:semiHidden="1" w:unhideWhenUsed="1"/>
-    <w:lsdException w:name="Table Simple 1" w:semiHidden="1" w:unhideWhenUsed="1"/>
-    <w:lsdException w:name="Table Simple 2" w:semiHidden="1" w:unhideWhenUsed="1"/>
-    <w:lsdException w:name="Table Simple 3" w:semiHidden="1" w:unhideWhenUsed="1"/>
-    <w:lsdException w:name="Table Classic 1" w:semiHidden="1" w:unhideWhenUsed="1"/>
-    <w:lsdException w:name="Table Classic 2" w:semiHidden="1" w:unhideWhenUsed="1"/>
-    <w:lsdException w:name="Table Classic 3" w:semiHidden="1" w:unhideWhenUsed="1"/>
-    <w:lsdException w:name="Table Classic 4" w:semiHidden="1" w:unhideWhenUsed="1"/>
-    <w:lsdException w:name="Table Colorful 1" w:semiHidden="1" w:unhideWhenUsed="1"/>
-    <w:lsdException w:name="Table Colorful 2" w:semiHidden="1" w:unhideWhenUsed="1"/>
-    <w:lsdException w:name="Table Colorful 3" w:semiHidden="1" w:unhideWhenUsed="1"/>
-    <w:lsdException w:name="Table Columns 1" w:semiHidden="1" w:unhideWhenUsed="1"/>
-    <w:lsdException w:name="Table Columns 2" w:semiHidden="1" w:unhideWhenUsed="1"/>
-    <w:lsdException w:name="Table Columns 3" w:semiHidden="1" w:unhideWhenUsed="1"/>
-    <w:lsdException w:name="Table Columns 4" w:semiHidden="1" w:unhideWhenUsed="1"/>
-    <w:lsdException w:name="Table Columns 5" w:semiHidden="1" w:unhideWhenUsed="1"/>
-    <w:lsdException w:name="Table Grid 1" w:semiHidden="1" w:unhideWhenUsed="1"/>
-    <w:lsdException w:name="Table Grid 2" w:semiHidden="1" w:unhideWhenUsed="1"/>
-    <w:lsdException w:name="Table Grid 3" w:semiHidden="1" w:unhideWhenUsed="1"/>
-    <w:lsdException w:name="Table Grid 4" w:semiHidden="1" w:unhideWhenUsed="1"/>
-    <w:lsdException w:name="Table Grid 5" w:semiHidden="1" w:unhideWhenUsed="1"/>
-    <w:lsdException w:name="Table Grid 6" w:semiHidden="1" w:unhideWhenUsed="1"/>
-    <w:lsdException w:name="Table Grid 7" w:semiHidden="1" w:unhideWhenUsed="1"/>
-    <w:lsdException w:name="Table Grid 8" w:semiHidden="1" w:unhideWhenUsed="1"/>
-    <w:lsdException w:name="Table List 1" w:semiHidden="1" w:unhideWhenUsed="1"/>
-    <w:lsdException w:name="Table List 2" w:semiHidden="1" w:unhideWhenUsed="1"/>
-    <w:lsdException w:name="Table List 3" w:semiHidden="1" w:unhideWhenUsed="1"/>
-    <w:lsdException w:name="Table List 4" w:semiHidden="1" w:unhideWhenUsed="1"/>
-    <w:lsdException w:name="Table List 5" w:semiHidden="1" w:unhideWhenUsed="1"/>
-    <w:lsdException w:name="Table List 6" w:semiHidden="1" w:unhideWhenUsed="1"/>
-    <w:lsdException w:name="Table List 7" w:semiHidden="1" w:unhideWhenUsed="1"/>
-    <w:lsdException w:name="Table List 8" w:semiHidden="1" w:unhideWhenUsed="1"/>
-    <w:lsdException w:name="Table 3D effects 1" w:semiHidden="1" w:unhideWhenUsed="1"/>
-    <w:lsdException w:name="Table 3D effects 2" w:semiHidden="1" w:unhideWhenUsed="1"/>
-    <w:lsdException w:name="Table 3D effects 3" w:semiHidden="1" w:unhideWhenUsed="1"/>
-    <w:lsdException w:name="Table Contemporary" w:semiHidden="1" w:unhideWhenUsed="1"/>
-    <w:lsdException w:name="Table Elegant" w:semiHidden="1" w:unhideWhenUsed="1"/>
-    <w:lsdException w:name="Table Professional" w:semiHidden="1" w:unhideWhenUsed="1"/>
-    <w:lsdException w:name="Table Subtle 1" w:semiHidden="1" w:unhideWhenUsed="1"/>
-    <w:lsdException w:name="Table Subtle 2" w:semiHidden="1" w:unhideWhenUsed="1"/>
-    <w:lsdException w:name="Table Web 1" w:semiHidden="1" w:unhideWhenUsed="1"/>
-    <w:lsdException w:name="Table Web 2" w:semiHidden="1" w:unhideWhenUsed="1"/>
-    <w:lsdException w:name="Table Web 3" w:semiHidden="1" w:unhideWhenUsed="1"/>
-    <w:lsdException w:name="Balloon Text" w:semiHidden="1" w:unhideWhenUsed="1"/>
-    <w:lsdException w:name="Table Grid" w:uiPriority="39"/>
-    <w:lsdException w:name="Table Theme" w:semiHidden="1" w:unhideWhenUsed="1"/>
-    <w:lsdException w:name="Placeholder Text" w:semiHidden="1"/>
-    <w:lsdException w:name="No Spacing" w:uiPriority="1" w:qFormat="1"/>
-    <w:lsdException w:name="Light Shading" w:uiPriority="60"/>
-    <w:lsdException w:name="Light List" w:uiPriority="61"/>
-    <w:lsdException w:name="Light Grid" w:uiPriority="62"/>
-    <w:lsdException w:name="Medium Shading 1" w:uiPriority="63"/>
-    <w:lsdException w:name="Medium Shading 2" w:uiPriority="64"/>
-    <w:lsdException w:name="Medium List 1" w:uiPriority="65"/>
-    <w:lsdException w:name="Medium List 2" w:uiPriority="66"/>
-    <w:lsdException w:name="Medium Grid 1" w:uiPriority="67"/>
-    <w:lsdException w:name="Medium Grid 2" w:uiPriority="68"/>
-    <w:lsdException w:name="Medium Grid 3" w:uiPriority="69"/>
-    <w:lsdException w:name="Dark List" w:uiPriority="70"/>
-    <w:lsdException w:name="Colorful Shading" w:uiPriority="71"/>
-    <w:lsdException w:name="Colorful List" w:uiPriority="72"/>
-    <w:lsdException w:name="Colorful Grid" w:uiPriority="73"/>
-    <w:lsdException w:name="Light Shading Accent 1" w:uiPriority="60"/>
-    <w:lsdException w:name="Light List Accent 1" w:uiPriority="61"/>
-    <w:lsdException w:name="Light Grid Accent 1" w:uiPriority="62"/>
-    <w:lsdException w:name="Medium Shading 1 Accent 1" w:uiPriority="63"/>
-    <w:lsdException w:name="Medium Shading 2 Accent 1" w:uiPriority="64"/>
-    <w:lsdException w:name="Medium List 1 Accent 1" w:uiPriority="65"/>
-    <w:lsdException w:name="Revision" w:semiHidden="1"/>
-    <w:lsdException w:name="List Paragraph" w:uiPriority="34" w:qFormat="1"/>
-    <w:lsdException w:name="Quote" w:uiPriority="29" w:qFormat="1"/>
-    <w:lsdException w:name="Intense Quote" w:uiPriority="30" w:qFormat="1"/>
-    <w:lsdException w:name="Medium List 2 Accent 1" w:uiPriority="66"/>
-    <w:lsdException w:name="Medium Grid 1 Accent 1" w:uiPriority="67"/>
-    <w:lsdException w:name="Medium Grid 2 Accent 1" w:uiPriority="68"/>
-    <w:lsdException w:name="Medium Grid 3 Accent 1" w:uiPriority="69"/>
-    <w:lsdException w:name="Dark List Accent 1" w:uiPriority="70"/>
-    <w:lsdException w:name="Colorful Shading Accent 1" w:uiPriority="71"/>
-    <w:lsdException w:name="Colorful List Accent 1" w:uiPriority="72"/>
-    <w:lsdException w:name="Colorful Grid Accent 1" w:uiPriority="73"/>
-    <w:lsdException w:name="Light Shading Accent 2" w:uiPriority="60"/>
-    <w:lsdException w:name="Light List Accent 2" w:uiPriority="61"/>
-    <w:lsdException w:name="Light Grid Accent 2" w:uiPriority="62"/>
-    <w:lsdException w:name="Medium Shading 1 Accent 2" w:uiPriority="63"/>
-    <w:lsdException w:name="Medium Shading 2 Accent 2" w:uiPriority="64"/>
-    <w:lsdException w:name="Medium List 1 Accent 2" w:uiPriority="65"/>
-    <w:lsdException w:name="Medium List 2 Accent 2" w:uiPriority="66"/>
-    <w:lsdException w:name="Medium Grid 1 Accent 2" w:uiPriority="67"/>
-    <w:lsdException w:name="Medium Grid 2 Accent 2" w:uiPriority="68"/>
-    <w:lsdException w:name="Medium Grid 3 Accent 2" w:uiPriority="69"/>
-    <w:lsdException w:name="Dark List Accent 2" w:uiPriority="70"/>
-    <w:lsdException w:name="Colorful Shading Accent 2" w:uiPriority="71"/>
-    <w:lsdException w:name="Colorful List Accent 2" w:uiPriority="72"/>
-    <w:lsdException w:name="Colorful Grid Accent 2" w:uiPriority="73"/>
-    <w:lsdException w:name="Light Shading Accent 3" w:uiPriority="60"/>
-    <w:lsdException w:name="Light List Accent 3" w:uiPriority="61"/>
-    <w:lsdException w:name="Light Grid Accent 3" w:uiPriority="62"/>
-    <w:lsdException w:name="Medium Shading 1 Accent 3" w:uiPriority="63"/>
-    <w:lsdException w:name="Medium Shading 2 Accent 3" w:uiPriority="64"/>
-    <w:lsdException w:name="Medium List 1 Accent 3" w:uiPriority="65"/>
-    <w:lsdException w:name="Medium List 2 Accent 3" w:uiPriority="66"/>
-    <w:lsdException w:name="Medium Grid 1 Accent 3" w:uiPriority="67"/>
-    <w:lsdException w:name="Medium Grid 2 Accent 3" w:uiPriority="68"/>
-    <w:lsdException w:name="Medium Grid 3 Accent 3" w:uiPriority="69"/>
-    <w:lsdException w:name="Dark List Accent 3" w:uiPriority="70"/>
-    <w:lsdException w:name="Colorful Shading Accent 3" w:uiPriority="71"/>
-    <w:lsdException w:name="Colorful List Accent 3" w:uiPriority="72"/>
-    <w:lsdException w:name="Colorful Grid Accent 3" w:uiPriority="73"/>
-    <w:lsdException w:name="Light Shading Accent 4" w:uiPriority="60"/>
-    <w:lsdException w:name="Light List Accent 4" w:uiPriority="61"/>
-    <w:lsdException w:name="Light Grid Accent 4" w:uiPriority="62"/>
-    <w:lsdException w:name="Medium Shading 1 Accent 4" w:uiPriority="63"/>
-    <w:lsdException w:name="Medium Shading 2 Accent 4" w:uiPriority="64"/>
-    <w:lsdException w:name="Medium List 1 Accent 4" w:uiPriority="65"/>
-    <w:lsdException w:name="Medium List 2 Accent 4" w:uiPriority="66"/>
-    <w:lsdException w:name="Medium Grid 1 Accent 4" w:uiPriority="67"/>
-    <w:lsdException w:name="Medium Grid 2 Accent 4" w:uiPriority="68"/>
-    <w:lsdException w:name="Medium Grid 3 Accent 4" w:uiPriority="69"/>
-    <w:lsdException w:name="Dark List Accent 4" w:uiPriority="70"/>
-    <w:lsdException w:name="Colorful Shading Accent 4" w:uiPriority="71"/>
-    <w:lsdException w:name="Colorful List Accent 4" w:uiPriority="72"/>
-    <w:lsdException w:name="Colorful Grid Accent 4" w:uiPriority="73"/>
-    <w:lsdException w:name="Light Shading Accent 5" w:uiPriority="60"/>
-    <w:lsdException w:name="Light List Accent 5" w:uiPriority="61"/>
-    <w:lsdException w:name="Light Grid Accent 5" w:uiPriority="62"/>
-    <w:lsdException w:name="Medium Shading 1 Accent 5" w:uiPriority="63"/>
-    <w:lsdException w:name="Medium Shading 2 Accent 5" w:uiPriority="64"/>
-    <w:lsdException w:name="Medium List 1 Accent 5" w:uiPriority="65"/>
-    <w:lsdException w:name="Medium List 2 Accent 5" w:uiPriority="66"/>
-    <w:lsdException w:name="Medium Grid 1 Accent 5" w:uiPriority="67"/>
-    <w:lsdException w:name="Medium Grid 2 Accent 5" w:uiPriority="68"/>
-    <w:lsdException w:name="Medium Grid 3 Accent 5" w:uiPriority="69"/>
-    <w:lsdException w:name="Dark List Accent 5" w:uiPriority="70"/>
-    <w:lsdException w:name="Colorful Shading Accent 5" w:uiPriority="71"/>
-    <w:lsdException w:name="Colorful List Accent 5" w:uiPriority="72"/>
-    <w:lsdException w:name="Colorful Grid Accent 5" w:uiPriority="73"/>
-    <w:lsdException w:name="Light Shading Accent 6" w:uiPriority="60"/>
-    <w:lsdException w:name="Light List Accent 6" w:uiPriority="61"/>
-    <w:lsdException w:name="Light Grid Accent 6" w:uiPriority="62"/>
-    <w:lsdException w:name="Medium Shading 1 Accent 6" w:uiPriority="63"/>
-    <w:lsdException w:name="Medium Shading 2 Accent 6" w:uiPriority="64"/>
-    <w:lsdException w:name="Medium List 1 Accent 6" w:uiPriority="65"/>
-    <w:lsdException w:name="Medium List 2 Accent 6" w:uiPriority="66"/>
-    <w:lsdException w:name="Medium Grid 1 Accent 6" w:uiPriority="67"/>
-    <w:lsdException w:name="Medium Grid 2 Accent 6" w:uiPriority="68"/>
-    <w:lsdException w:name="Medium Grid 3 Accent 6" w:uiPriority="69"/>
-    <w:lsdException w:name="Dark List Accent 6" w:uiPriority="70"/>
-    <w:lsdException w:name="Colorful Shading Accent 6" w:uiPriority="71"/>
-    <w:lsdException w:name="Colorful List Accent 6" w:uiPriority="72"/>
-    <w:lsdException w:name="Colorful Grid Accent 6" w:uiPriority="73"/>
-    <w:lsdException w:name="Subtle Emphasis" w:uiPriority="19" w:qFormat="1"/>
-    <w:lsdException w:name="Intense Emphasis" w:uiPriority="21" w:qFormat="1"/>
-    <w:lsdException w:name="Subtle Reference" w:uiPriority="31" w:qFormat="1"/>
-    <w:lsdException w:name="Intense Reference" w:uiPriority="32" w:qFormat="1"/>
-    <w:lsdException w:name="Book Title" w:uiPriority="33" w:qFormat="1"/>
-    <w:lsdException w:name="Bibliography" w:semiHidden="1" w:uiPriority="37" w:unhideWhenUsed="1"/>
-    <w:lsdException w:name="TOC Heading" w:semiHidden="1" w:uiPriority="39" w:unhideWhenUsed="1" w:qFormat="1"/>
-    <w:lsdException w:name="Plain Table 1" w:uiPriority="41"/>
-    <w:lsdException w:name="Plain Table 2" w:uiPriority="42"/>
-    <w:lsdException w:name="Plain Table 3" w:uiPriority="43"/>
-    <w:lsdException w:name="Plain Table 4" w:uiPriority="44"/>
-    <w:lsdException w:name="Plain Table 5" w:uiPriority="45"/>
-    <w:lsdException w:name="Grid Table Light" w:uiPriority="40"/>
-    <w:lsdException w:name="Grid Table 1 Light" w:uiPriority="46"/>
-    <w:lsdException w:name="Grid Table 2" w:uiPriority="47"/>
-    <w:lsdException w:name="Grid Table 3" w:uiPriority="48"/>
-    <w:lsdException w:name="Grid Table 4" w:uiPriority="49"/>
-    <w:lsdException w:name="Grid Table 5 Dark" w:uiPriority="50"/>
-    <w:lsdException w:name="Grid Table 6 Colorful" w:uiPriority="51"/>
-    <w:lsdException w:name="Grid Table 7 Colorful" w:uiPriority="52"/>
-    <w:lsdException w:name="Grid Table 1 Light Accent 1" w:uiPriority="46"/>
-    <w:lsdException w:name="Grid Table 2 Accent 1" w:uiPriority="47"/>
-    <w:lsdException w:name="Grid Table 3 Accent 1" w:uiPriority="48"/>
-    <w:lsdException w:name="Grid Table 4 Accent 1" w:uiPriority="49"/>
-    <w:lsdException w:name="Grid Table 5 Dark Accent 1" w:uiPriority="50"/>
-    <w:lsdException w:name="Grid Table 6 Colorful Accent 1" w:uiPriority="51"/>
-    <w:lsdException w:name="Grid Table 7 Colorful Accent 1" w:uiPriority="52"/>
-    <w:lsdException w:name="Grid Table 1 Light Accent 2" w:uiPriority="46"/>
-    <w:lsdException w:name="Grid Table 2 Accent 2" w:uiPriority="47"/>
-    <w:lsdException w:name="Grid Table 3 Accent 2" w:uiPriority="48"/>
-    <w:lsdException w:name="Grid Table 4 Accent 2" w:uiPriority="49"/>
-    <w:lsdException w:name="Grid Table 5 Dark Accent 2" w:uiPriority="50"/>
-    <w:lsdException w:name="Grid Table 6 Colorful Accent 2" w:uiPriority="51"/>
-    <w:lsdException w:name="Grid Table 7 Colorful Accent 2" w:uiPriority="52"/>
-    <w:lsdException w:name="Grid Table 1 Light Accent 3" w:uiPriority="46"/>
-    <w:lsdException w:name="Grid Table 2 Accent 3" w:uiPriority="47"/>
-    <w:lsdException w:name="Grid Table 3 Accent 3" w:uiPriority="48"/>
-    <w:lsdException w:name="Grid Table 4 Accent 3" w:uiPriority="49"/>
-    <w:lsdException w:name="Grid Table 5 Dark Accent 3" w:uiPriority="50"/>
-    <w:lsdException w:name="Grid Table 6 Colorful Accent 3" w:uiPriority="51"/>
-    <w:lsdException w:name="Grid Table 7 Colorful Accent 3" w:uiPriority="52"/>
-    <w:lsdException w:name="Grid Table 1 Light Accent 4" w:uiPriority="46"/>
-    <w:lsdException w:name="Grid Table 2 Accent 4" w:uiPriority="47"/>
-    <w:lsdException w:name="Grid Table 3 Accent 4" w:uiPriority="48"/>
-    <w:lsdException w:name="Grid Table 4 Accent 4" w:uiPriority="49"/>
-    <w:lsdException w:name="Grid Table 5 Dark Accent 4" w:uiPriority="50"/>
-    <w:lsdException w:name="Grid Table 6 Colorful Accent 4" w:uiPriority="51"/>
-    <w:lsdException w:name="Grid Table 7 Colorful Accent 4" w:uiPriority="52"/>
-    <w:lsdException w:name="Grid Table 1 Light Accent 5" w:uiPriority="46"/>
-    <w:lsdException w:name="Grid Table 2 Accent 5" w:uiPriority="47"/>
-    <w:lsdException w:name="Grid Table 3 Accent 5" w:uiPriority="48"/>
-    <w:lsdException w:name="Grid Table 4 Accent 5" w:uiPriority="49"/>
-    <w:lsdException w:name="Grid Table 5 Dark Accent 5" w:uiPriority="50"/>
-    <w:lsdException w:name="Grid Table 6 Colorful Accent 5" w:uiPriority="51"/>
-    <w:lsdException w:name="Grid Table 7 Colorful Accent 5" w:uiPriority="52"/>
-    <w:lsdException w:name="Grid Table 1 Light Accent 6" w:uiPriority="46"/>
-    <w:lsdException w:name="Grid Table 2 Accent 6" w:uiPriority="47"/>
-    <w:lsdException w:name="Grid Table 3 Accent 6" w:uiPriority="48"/>
-    <w:lsdException w:name="Grid Table 4 Accent 6" w:uiPriority="49"/>
-    <w:lsdException w:name="Grid Table 5 Dark Accent 6" w:uiPriority="50"/>
-    <w:lsdException w:name="Grid Table 6 Colorful Accent 6" w:uiPriority="51"/>
-    <w:lsdException w:name="Grid Table 7 Colorful Accent 6" w:uiPriority="52"/>
-    <w:lsdException w:name="List Table 1 Light" w:uiPriority="46"/>
-    <w:lsdException w:name="List Table 2" w:uiPriority="47"/>
-    <w:lsdException w:name="List Table 3" w:uiPriority="48"/>
-    <w:lsdException w:name="List Table 4" w:uiPriority="49"/>
-    <w:lsdException w:name="List Table 5 Dark" w:uiPriority="50"/>
-    <w:lsdException w:name="List Table 6 Colorful" w:uiPriority="51"/>
-    <w:lsdException w:name="List Table 7 Colorful" w:uiPriority="52"/>
-    <w:lsdException w:name="List Table 1 Light Accent 1" w:uiPriority="46"/>
-    <w:lsdException w:name="List Table 2 Accent 1" w:uiPriority="47"/>
-    <w:lsdException w:name="List Table 3 Accent 1" w:uiPriority="48"/>
-    <w:lsdException w:name="List Table 4 Accent 1" w:uiPriority="49"/>
-    <w:lsdException w:name="List Table 5 Dark Accent 1" w:uiPriority="50"/>
-    <w:lsdException w:name="List Table 6 Colorful Accent 1" w:uiPriority="51"/>
-    <w:lsdException w:name="List Table 7 Colorful Accent 1" w:uiPriority="52"/>
-    <w:lsdException w:name="List Table 1 Light Accent 2" w:uiPriority="46"/>
-    <w:lsdException w:name="List Table 2 Accent 2" w:uiPriority="47"/>
-    <w:lsdException w:name="List Table 3 Accent 2" w:uiPriority="48"/>
-    <w:lsdException w:name="List Table 4 Accent 2" w:uiPriority="49"/>
-    <w:lsdException w:name="List Table 5 Dark Accent 2" w:uiPriority="50"/>
-    <w:lsdException w:name="List Table 6 Colorful Accent 2" w:uiPriority="51"/>
-    <w:lsdException w:name="List Table 7 Colorful Accent 2" w:uiPriority="52"/>
-    <w:lsdException w:name="List Table 1 Light Accent 3" w:uiPriority="46"/>
-    <w:lsdException w:name="List Table 2 Accent 3" w:uiPriority="47"/>
-    <w:lsdException w:name="List Table 3 Accent 3" w:uiPriority="48"/>
-    <w:lsdException w:name="List Table 4 Accent 3" w:uiPriority="49"/>
-    <w:lsdException w:name="List Table 5 Dark Accent 3" w:uiPriority="50"/>
-    <w:lsdException w:name="List Table 6 Colorful Accent 3" w:uiPriority="51"/>
-    <w:lsdException w:name="List Table 7 Colorful Accent 3" w:uiPriority="52"/>
-    <w:lsdException w:name="List Table 1 Light Accent 4" w:uiPriority="46"/>
-    <w:lsdException w:name="List Table 2 Accent 4" w:uiPriority="47"/>
-    <w:lsdException w:name="List Table 3 Accent 4" w:uiPriority="48"/>
-    <w:lsdException w:name="List Table 4 Accent 4" w:uiPriority="49"/>
-    <w:lsdException w:name="List Table 5 Dark Accent 4" w:uiPriority="50"/>
-    <w:lsdException w:name="List Table 6 Colorful Accent 4" w:uiPriority="51"/>
-    <w:lsdException w:name="List Table 7 Colorful Accent 4" w:uiPriority="52"/>
-    <w:lsdException w:name="List Table 1 Light Accent 5" w:uiPriority="46"/>
-    <w:lsdException w:name="List Table 2 Accent 5" w:uiPriority="47"/>
-    <w:lsdException w:name="List Table 3 Accent 5" w:uiPriority="48"/>
-    <w:lsdException w:name="List Table 4 Accent 5" w:uiPriority="49"/>
-    <w:lsdException w:name="List Table 5 Dark Accent 5" w:uiPriority="50"/>
-    <w:lsdException w:name="List Table 6 Colorful Accent 5" w:uiPriority="51"/>
-    <w:lsdException w:name="List Table 7 Colorful Accent 5" w:uiPriority="52"/>
-    <w:lsdException w:name="List Table 1 Light Accent 6" w:uiPriority="46"/>
-    <w:lsdException w:name="List Table 2 Accent 6" w:uiPriority="47"/>
-    <w:lsdException w:name="List Table 3 Accent 6" w:uiPriority="48"/>
-    <w:lsdException w:name="List Table 4 Accent 6" w:uiPriority="49"/>
-    <w:lsdException w:name="List Table 5 Dark Accent 6" w:uiPriority="50"/>
-    <w:lsdException w:name="List Table 6 Colorful Accent 6" w:uiPriority="51"/>
-    <w:lsdException w:name="List Table 7 Colorful Accent 6" w:uiPriority="52"/>
-    <w:lsdException w:name="Mention" w:semiHidden="1" w:unhideWhenUsed="1"/>
-    <w:lsdException w:name="Smart Hyperlink" w:semiHidden="1" w:unhideWhenUsed="1"/>
-    <w:lsdException w:name="Hashtag" w:semiHidden="1" w:unhideWhenUsed="1"/>
-    <w:lsdException w:name="Unresolved Mention" w:semiHidden="1" w:unhideWhenUsed="1"/>
-    <w:lsdException w:name="Smart Link" w:semiHidden="1" w:unhideWhenUsed="1"/>
+  <w:latentStyles w:count="260" w:defQFormat="0" w:defUnhideWhenUsed="1" w:defSemiHidden="1" w:defUIPriority="99" w:defLockedState="0">
+    <w:lsdException w:qFormat="1" w:unhideWhenUsed="0" w:uiPriority="0" w:semiHidden="0" w:name="Normal"/>
+    <w:lsdException w:qFormat="1" w:unhideWhenUsed="0" w:uiPriority="9" w:semiHidden="0" w:name="heading 1"/>
+    <w:lsdException w:qFormat="1" w:uiPriority="9" w:semiHidden="0" w:name="heading 2"/>
+    <w:lsdException w:qFormat="1" w:uiPriority="9" w:name="heading 3"/>
+    <w:lsdException w:qFormat="1" w:uiPriority="9" w:name="heading 4"/>
+    <w:lsdException w:qFormat="1" w:uiPriority="9" w:name="heading 5"/>
+    <w:lsdException w:qFormat="1" w:uiPriority="9" w:name="heading 6"/>
+    <w:lsdException w:qFormat="1" w:uiPriority="9" w:name="heading 7"/>
+    <w:lsdException w:qFormat="1" w:uiPriority="9" w:name="heading 8"/>
+    <w:lsdException w:qFormat="1" w:uiPriority="9" w:name="heading 9"/>
+    <w:lsdException w:uiPriority="99" w:name="index 1"/>
+    <w:lsdException w:uiPriority="99" w:name="index 2"/>
+    <w:lsdException w:uiPriority="99" w:name="index 3"/>
+    <w:lsdException w:uiPriority="99" w:name="index 4"/>
+    <w:lsdException w:uiPriority="99" w:name="index 5"/>
+    <w:lsdException w:uiPriority="99" w:name="index 6"/>
+    <w:lsdException w:uiPriority="99" w:name="index 7"/>
+    <w:lsdException w:uiPriority="99" w:name="index 8"/>
+    <w:lsdException w:uiPriority="99" w:name="index 9"/>
+    <w:lsdException w:uiPriority="39" w:name="toc 1"/>
+    <w:lsdException w:uiPriority="39" w:name="toc 2"/>
+    <w:lsdException w:uiPriority="39" w:name="toc 3"/>
+    <w:lsdException w:uiPriority="39" w:name="toc 4"/>
+    <w:lsdException w:uiPriority="39" w:name="toc 5"/>
+    <w:lsdException w:uiPriority="39" w:name="toc 6"/>
+    <w:lsdException w:uiPriority="39" w:name="toc 7"/>
+    <w:lsdException w:uiPriority="39" w:name="toc 8"/>
+    <w:lsdException w:uiPriority="39" w:name="toc 9"/>
+    <w:lsdException w:uiPriority="99" w:name="Normal Indent"/>
+    <w:lsdException w:uiPriority="99" w:name="footnote text"/>
+    <w:lsdException w:uiPriority="99" w:name="annotation text"/>
+    <w:lsdException w:uiPriority="99" w:name="header"/>
+    <w:lsdException w:uiPriority="99" w:name="footer"/>
+    <w:lsdException w:uiPriority="99" w:name="index heading"/>
+    <w:lsdException w:qFormat="1" w:uiPriority="35" w:name="caption"/>
+    <w:lsdException w:uiPriority="99" w:name="table of figures"/>
+    <w:lsdException w:uiPriority="99" w:name="envelope address"/>
+    <w:lsdException w:uiPriority="99" w:name="envelope return"/>
+    <w:lsdException w:uiPriority="99" w:name="footnote reference"/>
+    <w:lsdException w:uiPriority="99" w:name="annotation reference"/>
+    <w:lsdException w:uiPriority="99" w:name="line number"/>
+    <w:lsdException w:uiPriority="99" w:name="page number"/>
+    <w:lsdException w:uiPriority="99" w:name="endnote reference"/>
+    <w:lsdException w:uiPriority="99" w:name="endnote text"/>
+    <w:lsdException w:uiPriority="99" w:name="table of authorities"/>
+    <w:lsdException w:uiPriority="99" w:name="macro"/>
+    <w:lsdException w:uiPriority="99" w:name="toa heading"/>
+    <w:lsdException w:uiPriority="99" w:name="List"/>
+    <w:lsdException w:uiPriority="99" w:name="List Bullet"/>
+    <w:lsdException w:uiPriority="99" w:name="List Number"/>
+    <w:lsdException w:uiPriority="99" w:name="List 2"/>
+    <w:lsdException w:uiPriority="99" w:name="List 3"/>
+    <w:lsdException w:uiPriority="99" w:name="List 4"/>
+    <w:lsdException w:uiPriority="99" w:name="List 5"/>
+    <w:lsdException w:uiPriority="99" w:name="List Bullet 2"/>
+    <w:lsdException w:uiPriority="99" w:name="List Bullet 3"/>
+    <w:lsdException w:uiPriority="99" w:name="List Bullet 4"/>
+    <w:lsdException w:uiPriority="99" w:name="List Bullet 5"/>
+    <w:lsdException w:uiPriority="99" w:name="List Number 2"/>
+    <w:lsdException w:uiPriority="99" w:name="List Number 3"/>
+    <w:lsdException w:uiPriority="99" w:name="List Number 4"/>
+    <w:lsdException w:uiPriority="99" w:name="List Number 5"/>
+    <w:lsdException w:qFormat="1" w:unhideWhenUsed="0" w:uiPriority="10" w:semiHidden="0" w:name="Title"/>
+    <w:lsdException w:uiPriority="99" w:name="Closing"/>
+    <w:lsdException w:uiPriority="99" w:name="Signature"/>
+    <w:lsdException w:uiPriority="1" w:name="Default Paragraph Font"/>
+    <w:lsdException w:uiPriority="99" w:name="Body Text"/>
+    <w:lsdException w:uiPriority="99" w:name="Body Text Indent"/>
+    <w:lsdException w:uiPriority="99" w:name="List Continue"/>
+    <w:lsdException w:uiPriority="99" w:name="List Continue 2"/>
+    <w:lsdException w:uiPriority="99" w:name="List Continue 3"/>
+    <w:lsdException w:uiPriority="99" w:name="List Continue 4"/>
+    <w:lsdException w:uiPriority="99" w:name="List Continue 5"/>
+    <w:lsdException w:uiPriority="99" w:name="Message Header"/>
+    <w:lsdException w:qFormat="1" w:unhideWhenUsed="0" w:uiPriority="11" w:semiHidden="0" w:name="Subtitle"/>
+    <w:lsdException w:uiPriority="99" w:name="Salutation"/>
+    <w:lsdException w:uiPriority="99" w:name="Date"/>
+    <w:lsdException w:uiPriority="99" w:name="Body Text First Indent"/>
+    <w:lsdException w:uiPriority="99" w:name="Body Text First Indent 2"/>
+    <w:lsdException w:uiPriority="99" w:name="Note Heading"/>
+    <w:lsdException w:uiPriority="99" w:name="Body Text 2"/>
+    <w:lsdException w:uiPriority="99" w:name="Body Text 3"/>
+    <w:lsdException w:uiPriority="99" w:name="Body Text Indent 2"/>
+    <w:lsdException w:uiPriority="99" w:name="Body Text Indent 3"/>
+    <w:lsdException w:uiPriority="99" w:name="Block Text"/>
+    <w:lsdException w:uiPriority="99" w:name="Hyperlink"/>
+    <w:lsdException w:uiPriority="99" w:name="FollowedHyperlink"/>
+    <w:lsdException w:qFormat="1" w:unhideWhenUsed="0" w:uiPriority="22" w:semiHidden="0" w:name="Strong"/>
+    <w:lsdException w:qFormat="1" w:unhideWhenUsed="0" w:uiPriority="20" w:semiHidden="0" w:name="Emphasis"/>
+    <w:lsdException w:uiPriority="99" w:name="Document Map"/>
+    <w:lsdException w:uiPriority="99" w:name="Plain Text"/>
+    <w:lsdException w:uiPriority="99" w:name="E-mail Signature"/>
+    <w:lsdException w:uiPriority="99" w:name="Normal (Web)"/>
+    <w:lsdException w:uiPriority="99" w:name="HTML Acronym"/>
+    <w:lsdException w:uiPriority="99" w:name="HTML Address"/>
+    <w:lsdException w:uiPriority="99" w:name="HTML Cite"/>
+    <w:lsdException w:uiPriority="99" w:name="HTML Code"/>
+    <w:lsdException w:uiPriority="99" w:name="HTML Definition"/>
+    <w:lsdException w:uiPriority="99" w:name="HTML Keyboard"/>
+    <w:lsdException w:uiPriority="99" w:name="HTML Preformatted"/>
+    <w:lsdException w:uiPriority="99" w:name="HTML Sample"/>
+    <w:lsdException w:uiPriority="99" w:name="HTML Typewriter"/>
+    <w:lsdException w:uiPriority="99" w:name="HTML Variable"/>
+    <w:lsdException w:uiPriority="99" w:name="Normal Table"/>
+    <w:lsdException w:uiPriority="99" w:name="annotation subject"/>
+    <w:lsdException w:uiPriority="99" w:name="Table Simple 1"/>
+    <w:lsdException w:uiPriority="99" w:name="Table Simple 2"/>
+    <w:lsdException w:uiPriority="99" w:name="Table Simple 3"/>
+    <w:lsdException w:uiPriority="99" w:name="Table Classic 1"/>
+    <w:lsdException w:uiPriority="99" w:name="Table Classic 2"/>
+    <w:lsdException w:uiPriority="99" w:name="Table Classic 3"/>
+    <w:lsdException w:uiPriority="99" w:name="Table Classic 4"/>
+    <w:lsdException w:uiPriority="99" w:name="Table Colorful 1"/>
+    <w:lsdException w:uiPriority="99" w:name="Table Colorful 2"/>
+    <w:lsdException w:uiPriority="99" w:name="Table Colorful 3"/>
+    <w:lsdException w:uiPriority="99" w:name="Table Columns 1"/>
+    <w:lsdException w:uiPriority="99" w:name="Table Columns 2"/>
+    <w:lsdException w:uiPriority="99" w:name="Table Columns 3"/>
+    <w:lsdException w:uiPriority="99" w:name="Table Columns 4"/>
+    <w:lsdException w:uiPriority="99" w:name="Table Columns 5"/>
+    <w:lsdException w:uiPriority="99" w:name="Table Grid 1"/>
+    <w:lsdException w:uiPriority="99" w:name="Table Grid 2"/>
+    <w:lsdException w:uiPriority="99" w:name="Table Grid 3"/>
+    <w:lsdException w:uiPriority="99" w:name="Table Grid 4"/>
+    <w:lsdException w:uiPriority="99" w:name="Table Grid 5"/>
+    <w:lsdException w:uiPriority="99" w:name="Table Grid 6"/>
+    <w:lsdException w:uiPriority="99" w:name="Table Grid 7"/>
+    <w:lsdException w:uiPriority="99" w:name="Table Grid 8"/>
+    <w:lsdException w:uiPriority="99" w:name="Table List 1"/>
+    <w:lsdException w:uiPriority="99" w:name="Table List 2"/>
+    <w:lsdException w:uiPriority="99" w:name="Table List 3"/>
+    <w:lsdException w:uiPriority="99" w:name="Table List 4"/>
+    <w:lsdException w:uiPriority="99" w:name="Table List 5"/>
+    <w:lsdException w:uiPriority="99" w:name="Table List 6"/>
+    <w:lsdException w:uiPriority="99" w:name="Table List 7"/>
+    <w:lsdException w:uiPriority="99" w:name="Table List 8"/>
+    <w:lsdException w:uiPriority="99" w:name="Table 3D effects 1"/>
+    <w:lsdException w:uiPriority="99" w:name="Table 3D effects 2"/>
+    <w:lsdException w:uiPriority="99" w:name="Table 3D effects 3"/>
+    <w:lsdException w:uiPriority="99" w:name="Table Contemporary"/>
+    <w:lsdException w:uiPriority="99" w:name="Table Elegant"/>
+    <w:lsdException w:uiPriority="99" w:name="Table Professional"/>
+    <w:lsdException w:uiPriority="99" w:name="Table Subtle 1"/>
+    <w:lsdException w:uiPriority="99" w:name="Table Subtle 2"/>
+    <w:lsdException w:uiPriority="99" w:name="Table Web 1"/>
+    <w:lsdException w:uiPriority="99" w:name="Table Web 2"/>
+    <w:lsdException w:uiPriority="99" w:name="Table Web 3"/>
+    <w:lsdException w:uiPriority="99" w:name="Balloon Text"/>
+    <w:lsdException w:unhideWhenUsed="0" w:uiPriority="39" w:semiHidden="0" w:name="Table Grid"/>
+    <w:lsdException w:uiPriority="99" w:name="Table Theme"/>
+    <w:lsdException w:qFormat="1" w:unhideWhenUsed="0" w:uiPriority="34" w:semiHidden="0" w:name="List Paragraph"/>
+    <w:lsdException w:qFormat="1" w:unhideWhenUsed="0" w:uiPriority="29" w:semiHidden="0" w:name="Quote"/>
+    <w:lsdException w:qFormat="1" w:unhideWhenUsed="0" w:uiPriority="30" w:semiHidden="0" w:name="Intense Quote"/>
   </w:latentStyles>
-  <w:style w:type="paragraph" w:default="1" w:styleId="Normal">
+  <w:style w:type="paragraph" w:default="1" w:styleId="1">
     <w:name w:val="Normal"/>
     <w:qFormat/>
+    <w:uiPriority w:val="0"/>
+    <w:pPr>
+      <w:spacing w:after="160" w:line="278" w:lineRule="auto"/>
+    </w:pPr>
+    <w:rPr>
+      <w:rFonts w:asciiTheme="minorHAnsi" w:hAnsiTheme="minorHAnsi" w:eastAsiaTheme="minorHAnsi" w:cstheme="minorBidi"/>
+      <w:kern w:val="2"/>
+      <w:sz w:val="24"/>
+      <w:szCs w:val="24"/>
+      <w:lang w:val="es-MX" w:eastAsia="en-US" w:bidi="ar-SA"/>
+      <w14:ligatures w14:val="standardContextual"/>
+    </w:rPr>
   </w:style>
-  <w:style w:type="paragraph" w:styleId="Ttulo1">
+  <w:style w:type="paragraph" w:styleId="2">
     <w:name w:val="heading 1"/>
-    <w:basedOn w:val="Normal"/>
-    <w:next w:val="Normal"/>
-    <w:link w:val="Ttulo1Car"/>
+    <w:basedOn w:val="1"/>
+    <w:next w:val="1"/>
+    <w:link w:val="17"/>
+    <w:qFormat/>
     <w:uiPriority w:val="9"/>
-    <w:qFormat/>
-    <w:rsid w:val="008E5760"/>
     <w:pPr>
       <w:keepNext/>
       <w:keepLines/>
@@ -3641,21 +3420,20 @@
       <w:outlineLvl w:val="0"/>
     </w:pPr>
     <w:rPr>
-      <w:rFonts w:asciiTheme="majorHAnsi" w:eastAsiaTheme="majorEastAsia" w:hAnsiTheme="majorHAnsi" w:cstheme="majorBidi"/>
-      <w:color w:val="0F4761" w:themeColor="accent1" w:themeShade="BF"/>
+      <w:rFonts w:asciiTheme="majorHAnsi" w:hAnsiTheme="majorHAnsi" w:eastAsiaTheme="majorEastAsia" w:cstheme="majorBidi"/>
+      <w:color w:val="104862" w:themeColor="accent1" w:themeShade="BF"/>
       <w:sz w:val="40"/>
       <w:szCs w:val="40"/>
     </w:rPr>
   </w:style>
-  <w:style w:type="paragraph" w:styleId="Ttulo2">
+  <w:style w:type="paragraph" w:styleId="3">
     <w:name w:val="heading 2"/>
-    <w:basedOn w:val="Normal"/>
-    <w:next w:val="Normal"/>
-    <w:link w:val="Ttulo2Car"/>
-    <w:uiPriority w:val="9"/>
+    <w:basedOn w:val="1"/>
+    <w:next w:val="1"/>
+    <w:link w:val="18"/>
     <w:unhideWhenUsed/>
     <w:qFormat/>
-    <w:rsid w:val="008E5760"/>
+    <w:uiPriority w:val="9"/>
     <w:pPr>
       <w:keepNext/>
       <w:keepLines/>
@@ -3663,22 +3441,21 @@
       <w:outlineLvl w:val="1"/>
     </w:pPr>
     <w:rPr>
-      <w:rFonts w:asciiTheme="majorHAnsi" w:eastAsiaTheme="majorEastAsia" w:hAnsiTheme="majorHAnsi" w:cstheme="majorBidi"/>
-      <w:color w:val="0F4761" w:themeColor="accent1" w:themeShade="BF"/>
+      <w:rFonts w:asciiTheme="majorHAnsi" w:hAnsiTheme="majorHAnsi" w:eastAsiaTheme="majorEastAsia" w:cstheme="majorBidi"/>
+      <w:color w:val="104862" w:themeColor="accent1" w:themeShade="BF"/>
       <w:sz w:val="32"/>
       <w:szCs w:val="32"/>
     </w:rPr>
   </w:style>
-  <w:style w:type="paragraph" w:styleId="Ttulo3">
+  <w:style w:type="paragraph" w:styleId="4">
     <w:name w:val="heading 3"/>
-    <w:basedOn w:val="Normal"/>
-    <w:next w:val="Normal"/>
-    <w:link w:val="Ttulo3Car"/>
-    <w:uiPriority w:val="9"/>
+    <w:basedOn w:val="1"/>
+    <w:next w:val="1"/>
+    <w:link w:val="19"/>
     <w:semiHidden/>
     <w:unhideWhenUsed/>
     <w:qFormat/>
-    <w:rsid w:val="008E5760"/>
+    <w:uiPriority w:val="9"/>
     <w:pPr>
       <w:keepNext/>
       <w:keepLines/>
@@ -3687,21 +3464,20 @@
     </w:pPr>
     <w:rPr>
       <w:rFonts w:eastAsiaTheme="majorEastAsia" w:cstheme="majorBidi"/>
-      <w:color w:val="0F4761" w:themeColor="accent1" w:themeShade="BF"/>
+      <w:color w:val="104862" w:themeColor="accent1" w:themeShade="BF"/>
       <w:sz w:val="28"/>
       <w:szCs w:val="28"/>
     </w:rPr>
   </w:style>
-  <w:style w:type="paragraph" w:styleId="Ttulo4">
+  <w:style w:type="paragraph" w:styleId="5">
     <w:name w:val="heading 4"/>
-    <w:basedOn w:val="Normal"/>
-    <w:next w:val="Normal"/>
-    <w:link w:val="Ttulo4Car"/>
-    <w:uiPriority w:val="9"/>
+    <w:basedOn w:val="1"/>
+    <w:next w:val="1"/>
+    <w:link w:val="20"/>
     <w:semiHidden/>
     <w:unhideWhenUsed/>
     <w:qFormat/>
-    <w:rsid w:val="008E5760"/>
+    <w:uiPriority w:val="9"/>
     <w:pPr>
       <w:keepNext/>
       <w:keepLines/>
@@ -3712,19 +3488,18 @@
       <w:rFonts w:eastAsiaTheme="majorEastAsia" w:cstheme="majorBidi"/>
       <w:i/>
       <w:iCs/>
-      <w:color w:val="0F4761" w:themeColor="accent1" w:themeShade="BF"/>
+      <w:color w:val="104862" w:themeColor="accent1" w:themeShade="BF"/>
     </w:rPr>
   </w:style>
-  <w:style w:type="paragraph" w:styleId="Ttulo5">
+  <w:style w:type="paragraph" w:styleId="6">
     <w:name w:val="heading 5"/>
-    <w:basedOn w:val="Normal"/>
-    <w:next w:val="Normal"/>
-    <w:link w:val="Ttulo5Car"/>
-    <w:uiPriority w:val="9"/>
+    <w:basedOn w:val="1"/>
+    <w:next w:val="1"/>
+    <w:link w:val="21"/>
     <w:semiHidden/>
     <w:unhideWhenUsed/>
     <w:qFormat/>
-    <w:rsid w:val="008E5760"/>
+    <w:uiPriority w:val="9"/>
     <w:pPr>
       <w:keepNext/>
       <w:keepLines/>
@@ -3733,19 +3508,18 @@
     </w:pPr>
     <w:rPr>
       <w:rFonts w:eastAsiaTheme="majorEastAsia" w:cstheme="majorBidi"/>
-      <w:color w:val="0F4761" w:themeColor="accent1" w:themeShade="BF"/>
+      <w:color w:val="104862" w:themeColor="accent1" w:themeShade="BF"/>
     </w:rPr>
   </w:style>
-  <w:style w:type="paragraph" w:styleId="Ttulo6">
+  <w:style w:type="paragraph" w:styleId="7">
     <w:name w:val="heading 6"/>
-    <w:basedOn w:val="Normal"/>
-    <w:next w:val="Normal"/>
-    <w:link w:val="Ttulo6Car"/>
-    <w:uiPriority w:val="9"/>
+    <w:basedOn w:val="1"/>
+    <w:next w:val="1"/>
+    <w:link w:val="22"/>
     <w:semiHidden/>
     <w:unhideWhenUsed/>
     <w:qFormat/>
-    <w:rsid w:val="008E5760"/>
+    <w:uiPriority w:val="9"/>
     <w:pPr>
       <w:keepNext/>
       <w:keepLines/>
@@ -3757,18 +3531,25 @@
       <w:i/>
       <w:iCs/>
       <w:color w:val="595959" w:themeColor="text1" w:themeTint="A6"/>
+      <w14:textFill>
+        <w14:solidFill>
+          <w14:schemeClr w14:val="tx1">
+            <w14:lumMod w14:val="65000"/>
+            <w14:lumOff w14:val="35000"/>
+          </w14:schemeClr>
+        </w14:solidFill>
+      </w14:textFill>
     </w:rPr>
   </w:style>
-  <w:style w:type="paragraph" w:styleId="Ttulo7">
+  <w:style w:type="paragraph" w:styleId="8">
     <w:name w:val="heading 7"/>
-    <w:basedOn w:val="Normal"/>
-    <w:next w:val="Normal"/>
-    <w:link w:val="Ttulo7Car"/>
-    <w:uiPriority w:val="9"/>
+    <w:basedOn w:val="1"/>
+    <w:next w:val="1"/>
+    <w:link w:val="23"/>
     <w:semiHidden/>
     <w:unhideWhenUsed/>
     <w:qFormat/>
-    <w:rsid w:val="008E5760"/>
+    <w:uiPriority w:val="9"/>
     <w:pPr>
       <w:keepNext/>
       <w:keepLines/>
@@ -3778,18 +3559,25 @@
     <w:rPr>
       <w:rFonts w:eastAsiaTheme="majorEastAsia" w:cstheme="majorBidi"/>
       <w:color w:val="595959" w:themeColor="text1" w:themeTint="A6"/>
+      <w14:textFill>
+        <w14:solidFill>
+          <w14:schemeClr w14:val="tx1">
+            <w14:lumMod w14:val="65000"/>
+            <w14:lumOff w14:val="35000"/>
+          </w14:schemeClr>
+        </w14:solidFill>
+      </w14:textFill>
     </w:rPr>
   </w:style>
-  <w:style w:type="paragraph" w:styleId="Ttulo8">
+  <w:style w:type="paragraph" w:styleId="9">
     <w:name w:val="heading 8"/>
-    <w:basedOn w:val="Normal"/>
-    <w:next w:val="Normal"/>
-    <w:link w:val="Ttulo8Car"/>
-    <w:uiPriority w:val="9"/>
+    <w:basedOn w:val="1"/>
+    <w:next w:val="1"/>
+    <w:link w:val="24"/>
     <w:semiHidden/>
     <w:unhideWhenUsed/>
     <w:qFormat/>
-    <w:rsid w:val="008E5760"/>
+    <w:uiPriority w:val="9"/>
     <w:pPr>
       <w:keepNext/>
       <w:keepLines/>
@@ -3800,19 +3588,26 @@
       <w:rFonts w:eastAsiaTheme="majorEastAsia" w:cstheme="majorBidi"/>
       <w:i/>
       <w:iCs/>
-      <w:color w:val="272727" w:themeColor="text1" w:themeTint="D8"/>
+      <w:color w:val="262626" w:themeColor="text1" w:themeTint="D9"/>
+      <w14:textFill>
+        <w14:solidFill>
+          <w14:schemeClr w14:val="tx1">
+            <w14:lumMod w14:val="85000"/>
+            <w14:lumOff w14:val="15000"/>
+          </w14:schemeClr>
+        </w14:solidFill>
+      </w14:textFill>
     </w:rPr>
   </w:style>
-  <w:style w:type="paragraph" w:styleId="Ttulo9">
+  <w:style w:type="paragraph" w:styleId="10">
     <w:name w:val="heading 9"/>
-    <w:basedOn w:val="Normal"/>
-    <w:next w:val="Normal"/>
-    <w:link w:val="Ttulo9Car"/>
-    <w:uiPriority w:val="9"/>
+    <w:basedOn w:val="1"/>
+    <w:next w:val="1"/>
+    <w:link w:val="25"/>
     <w:semiHidden/>
     <w:unhideWhenUsed/>
     <w:qFormat/>
-    <w:rsid w:val="008E5760"/>
+    <w:uiPriority w:val="9"/>
     <w:pPr>
       <w:keepNext/>
       <w:keepLines/>
@@ -3821,22 +3616,29 @@
     </w:pPr>
     <w:rPr>
       <w:rFonts w:eastAsiaTheme="majorEastAsia" w:cstheme="majorBidi"/>
-      <w:color w:val="272727" w:themeColor="text1" w:themeTint="D8"/>
+      <w:color w:val="262626" w:themeColor="text1" w:themeTint="D9"/>
+      <w14:textFill>
+        <w14:solidFill>
+          <w14:schemeClr w14:val="tx1">
+            <w14:lumMod w14:val="85000"/>
+            <w14:lumOff w14:val="15000"/>
+          </w14:schemeClr>
+        </w14:solidFill>
+      </w14:textFill>
     </w:rPr>
   </w:style>
-  <w:style w:type="character" w:default="1" w:styleId="Fuentedeprrafopredeter">
+  <w:style w:type="character" w:default="1" w:styleId="11">
     <w:name w:val="Default Paragraph Font"/>
-    <w:uiPriority w:val="1"/>
     <w:semiHidden/>
     <w:unhideWhenUsed/>
+    <w:uiPriority w:val="1"/>
   </w:style>
-  <w:style w:type="table" w:default="1" w:styleId="Tablanormal">
+  <w:style w:type="table" w:default="1" w:styleId="12">
     <w:name w:val="Normal Table"/>
-    <w:uiPriority w:val="99"/>
     <w:semiHidden/>
     <w:unhideWhenUsed/>
+    <w:uiPriority w:val="99"/>
     <w:tblPr>
-      <w:tblInd w:w="0" w:type="dxa"/>
       <w:tblCellMar>
         <w:top w:w="0" w:type="dxa"/>
         <w:left w:w="108" w:type="dxa"/>
@@ -3845,207 +3647,250 @@
       </w:tblCellMar>
     </w:tblPr>
   </w:style>
-  <w:style w:type="numbering" w:default="1" w:styleId="Sinlista">
-    <w:name w:val="No List"/>
-    <w:uiPriority w:val="99"/>
+  <w:style w:type="character" w:styleId="13">
+    <w:name w:val="Strong"/>
+    <w:basedOn w:val="11"/>
+    <w:qFormat/>
+    <w:uiPriority w:val="22"/>
+    <w:rPr>
+      <w:b/>
+      <w:bCs/>
+    </w:rPr>
+  </w:style>
+  <w:style w:type="paragraph" w:styleId="14">
+    <w:name w:val="Normal (Web)"/>
+    <w:basedOn w:val="1"/>
     <w:semiHidden/>
     <w:unhideWhenUsed/>
-  </w:style>
-  <w:style w:type="character" w:customStyle="1" w:styleId="Ttulo1Car">
-    <w:name w:val="Título 1 Car"/>
-    <w:basedOn w:val="Fuentedeprrafopredeter"/>
-    <w:link w:val="Ttulo1"/>
-    <w:uiPriority w:val="9"/>
-    <w:rsid w:val="008E5760"/>
+    <w:uiPriority w:val="99"/>
     <w:rPr>
-      <w:rFonts w:asciiTheme="majorHAnsi" w:eastAsiaTheme="majorEastAsia" w:hAnsiTheme="majorHAnsi" w:cstheme="majorBidi"/>
-      <w:color w:val="0F4761" w:themeColor="accent1" w:themeShade="BF"/>
-      <w:sz w:val="40"/>
-      <w:szCs w:val="40"/>
+      <w:rFonts w:ascii="Times New Roman" w:hAnsi="Times New Roman" w:cs="Times New Roman"/>
     </w:rPr>
   </w:style>
-  <w:style w:type="character" w:customStyle="1" w:styleId="Ttulo2Car">
-    <w:name w:val="Título 2 Car"/>
-    <w:basedOn w:val="Fuentedeprrafopredeter"/>
-    <w:link w:val="Ttulo2"/>
-    <w:uiPriority w:val="9"/>
-    <w:rsid w:val="008E5760"/>
-    <w:rPr>
-      <w:rFonts w:asciiTheme="majorHAnsi" w:eastAsiaTheme="majorEastAsia" w:hAnsiTheme="majorHAnsi" w:cstheme="majorBidi"/>
-      <w:color w:val="0F4761" w:themeColor="accent1" w:themeShade="BF"/>
-      <w:sz w:val="32"/>
-      <w:szCs w:val="32"/>
-    </w:rPr>
-  </w:style>
-  <w:style w:type="character" w:customStyle="1" w:styleId="Ttulo3Car">
-    <w:name w:val="Título 3 Car"/>
-    <w:basedOn w:val="Fuentedeprrafopredeter"/>
-    <w:link w:val="Ttulo3"/>
-    <w:uiPriority w:val="9"/>
-    <w:semiHidden/>
-    <w:rsid w:val="008E5760"/>
-    <w:rPr>
-      <w:rFonts w:eastAsiaTheme="majorEastAsia" w:cstheme="majorBidi"/>
-      <w:color w:val="0F4761" w:themeColor="accent1" w:themeShade="BF"/>
-      <w:sz w:val="28"/>
-      <w:szCs w:val="28"/>
-    </w:rPr>
-  </w:style>
-  <w:style w:type="character" w:customStyle="1" w:styleId="Ttulo4Car">
-    <w:name w:val="Título 4 Car"/>
-    <w:basedOn w:val="Fuentedeprrafopredeter"/>
-    <w:link w:val="Ttulo4"/>
-    <w:uiPriority w:val="9"/>
-    <w:semiHidden/>
-    <w:rsid w:val="008E5760"/>
-    <w:rPr>
-      <w:rFonts w:eastAsiaTheme="majorEastAsia" w:cstheme="majorBidi"/>
-      <w:i/>
-      <w:iCs/>
-      <w:color w:val="0F4761" w:themeColor="accent1" w:themeShade="BF"/>
-    </w:rPr>
-  </w:style>
-  <w:style w:type="character" w:customStyle="1" w:styleId="Ttulo5Car">
-    <w:name w:val="Título 5 Car"/>
-    <w:basedOn w:val="Fuentedeprrafopredeter"/>
-    <w:link w:val="Ttulo5"/>
-    <w:uiPriority w:val="9"/>
-    <w:semiHidden/>
-    <w:rsid w:val="008E5760"/>
-    <w:rPr>
-      <w:rFonts w:eastAsiaTheme="majorEastAsia" w:cstheme="majorBidi"/>
-      <w:color w:val="0F4761" w:themeColor="accent1" w:themeShade="BF"/>
-    </w:rPr>
-  </w:style>
-  <w:style w:type="character" w:customStyle="1" w:styleId="Ttulo6Car">
-    <w:name w:val="Título 6 Car"/>
-    <w:basedOn w:val="Fuentedeprrafopredeter"/>
-    <w:link w:val="Ttulo6"/>
-    <w:uiPriority w:val="9"/>
-    <w:semiHidden/>
-    <w:rsid w:val="008E5760"/>
-    <w:rPr>
-      <w:rFonts w:eastAsiaTheme="majorEastAsia" w:cstheme="majorBidi"/>
-      <w:i/>
-      <w:iCs/>
-      <w:color w:val="595959" w:themeColor="text1" w:themeTint="A6"/>
-    </w:rPr>
-  </w:style>
-  <w:style w:type="character" w:customStyle="1" w:styleId="Ttulo7Car">
-    <w:name w:val="Título 7 Car"/>
-    <w:basedOn w:val="Fuentedeprrafopredeter"/>
-    <w:link w:val="Ttulo7"/>
-    <w:uiPriority w:val="9"/>
-    <w:semiHidden/>
-    <w:rsid w:val="008E5760"/>
+  <w:style w:type="paragraph" w:styleId="15">
+    <w:name w:val="Subtitle"/>
+    <w:basedOn w:val="1"/>
+    <w:next w:val="1"/>
+    <w:link w:val="27"/>
+    <w:qFormat/>
+    <w:uiPriority w:val="11"/>
     <w:rPr>
       <w:rFonts w:eastAsiaTheme="majorEastAsia" w:cstheme="majorBidi"/>
       <w:color w:val="595959" w:themeColor="text1" w:themeTint="A6"/>
+      <w:spacing w:val="15"/>
+      <w:sz w:val="28"/>
+      <w:szCs w:val="28"/>
+      <w14:textFill>
+        <w14:solidFill>
+          <w14:schemeClr w14:val="tx1">
+            <w14:lumMod w14:val="65000"/>
+            <w14:lumOff w14:val="35000"/>
+          </w14:schemeClr>
+        </w14:solidFill>
+      </w14:textFill>
     </w:rPr>
   </w:style>
-  <w:style w:type="character" w:customStyle="1" w:styleId="Ttulo8Car">
-    <w:name w:val="Título 8 Car"/>
-    <w:basedOn w:val="Fuentedeprrafopredeter"/>
-    <w:link w:val="Ttulo8"/>
-    <w:uiPriority w:val="9"/>
-    <w:semiHidden/>
-    <w:rsid w:val="008E5760"/>
-    <w:rPr>
-      <w:rFonts w:eastAsiaTheme="majorEastAsia" w:cstheme="majorBidi"/>
-      <w:i/>
-      <w:iCs/>
-      <w:color w:val="272727" w:themeColor="text1" w:themeTint="D8"/>
-    </w:rPr>
-  </w:style>
-  <w:style w:type="character" w:customStyle="1" w:styleId="Ttulo9Car">
-    <w:name w:val="Título 9 Car"/>
-    <w:basedOn w:val="Fuentedeprrafopredeter"/>
-    <w:link w:val="Ttulo9"/>
-    <w:uiPriority w:val="9"/>
-    <w:semiHidden/>
-    <w:rsid w:val="008E5760"/>
-    <w:rPr>
-      <w:rFonts w:eastAsiaTheme="majorEastAsia" w:cstheme="majorBidi"/>
-      <w:color w:val="272727" w:themeColor="text1" w:themeTint="D8"/>
-    </w:rPr>
-  </w:style>
-  <w:style w:type="paragraph" w:styleId="Ttulo">
+  <w:style w:type="paragraph" w:styleId="16">
     <w:name w:val="Title"/>
-    <w:basedOn w:val="Normal"/>
-    <w:next w:val="Normal"/>
-    <w:link w:val="TtuloCar"/>
+    <w:basedOn w:val="1"/>
+    <w:next w:val="1"/>
+    <w:link w:val="26"/>
+    <w:qFormat/>
     <w:uiPriority w:val="10"/>
-    <w:qFormat/>
-    <w:rsid w:val="008E5760"/>
     <w:pPr>
       <w:spacing w:after="80" w:line="240" w:lineRule="auto"/>
       <w:contextualSpacing/>
     </w:pPr>
     <w:rPr>
-      <w:rFonts w:asciiTheme="majorHAnsi" w:eastAsiaTheme="majorEastAsia" w:hAnsiTheme="majorHAnsi" w:cstheme="majorBidi"/>
+      <w:rFonts w:asciiTheme="majorHAnsi" w:hAnsiTheme="majorHAnsi" w:eastAsiaTheme="majorEastAsia" w:cstheme="majorBidi"/>
       <w:spacing w:val="-10"/>
       <w:kern w:val="28"/>
       <w:sz w:val="56"/>
       <w:szCs w:val="56"/>
     </w:rPr>
   </w:style>
-  <w:style w:type="character" w:customStyle="1" w:styleId="TtuloCar">
+  <w:style w:type="character" w:customStyle="1" w:styleId="17">
+    <w:name w:val="Título 1 Car"/>
+    <w:basedOn w:val="11"/>
+    <w:link w:val="2"/>
+    <w:uiPriority w:val="9"/>
+    <w:rPr>
+      <w:rFonts w:asciiTheme="majorHAnsi" w:hAnsiTheme="majorHAnsi" w:eastAsiaTheme="majorEastAsia" w:cstheme="majorBidi"/>
+      <w:color w:val="104862" w:themeColor="accent1" w:themeShade="BF"/>
+      <w:sz w:val="40"/>
+      <w:szCs w:val="40"/>
+    </w:rPr>
+  </w:style>
+  <w:style w:type="character" w:customStyle="1" w:styleId="18">
+    <w:name w:val="Título 2 Car"/>
+    <w:basedOn w:val="11"/>
+    <w:link w:val="3"/>
+    <w:uiPriority w:val="9"/>
+    <w:rPr>
+      <w:rFonts w:asciiTheme="majorHAnsi" w:hAnsiTheme="majorHAnsi" w:eastAsiaTheme="majorEastAsia" w:cstheme="majorBidi"/>
+      <w:color w:val="104862" w:themeColor="accent1" w:themeShade="BF"/>
+      <w:sz w:val="32"/>
+      <w:szCs w:val="32"/>
+    </w:rPr>
+  </w:style>
+  <w:style w:type="character" w:customStyle="1" w:styleId="19">
+    <w:name w:val="Título 3 Car"/>
+    <w:basedOn w:val="11"/>
+    <w:link w:val="4"/>
+    <w:semiHidden/>
+    <w:uiPriority w:val="9"/>
+    <w:rPr>
+      <w:rFonts w:eastAsiaTheme="majorEastAsia" w:cstheme="majorBidi"/>
+      <w:color w:val="104862" w:themeColor="accent1" w:themeShade="BF"/>
+      <w:sz w:val="28"/>
+      <w:szCs w:val="28"/>
+    </w:rPr>
+  </w:style>
+  <w:style w:type="character" w:customStyle="1" w:styleId="20">
+    <w:name w:val="Título 4 Car"/>
+    <w:basedOn w:val="11"/>
+    <w:link w:val="5"/>
+    <w:semiHidden/>
+    <w:uiPriority w:val="9"/>
+    <w:rPr>
+      <w:rFonts w:eastAsiaTheme="majorEastAsia" w:cstheme="majorBidi"/>
+      <w:i/>
+      <w:iCs/>
+      <w:color w:val="104862" w:themeColor="accent1" w:themeShade="BF"/>
+    </w:rPr>
+  </w:style>
+  <w:style w:type="character" w:customStyle="1" w:styleId="21">
+    <w:name w:val="Título 5 Car"/>
+    <w:basedOn w:val="11"/>
+    <w:link w:val="6"/>
+    <w:semiHidden/>
+    <w:uiPriority w:val="9"/>
+    <w:rPr>
+      <w:rFonts w:eastAsiaTheme="majorEastAsia" w:cstheme="majorBidi"/>
+      <w:color w:val="104862" w:themeColor="accent1" w:themeShade="BF"/>
+    </w:rPr>
+  </w:style>
+  <w:style w:type="character" w:customStyle="1" w:styleId="22">
+    <w:name w:val="Título 6 Car"/>
+    <w:basedOn w:val="11"/>
+    <w:link w:val="7"/>
+    <w:semiHidden/>
+    <w:uiPriority w:val="9"/>
+    <w:rPr>
+      <w:rFonts w:eastAsiaTheme="majorEastAsia" w:cstheme="majorBidi"/>
+      <w:i/>
+      <w:iCs/>
+      <w:color w:val="595959" w:themeColor="text1" w:themeTint="A6"/>
+      <w14:textFill>
+        <w14:solidFill>
+          <w14:schemeClr w14:val="tx1">
+            <w14:lumMod w14:val="65000"/>
+            <w14:lumOff w14:val="35000"/>
+          </w14:schemeClr>
+        </w14:solidFill>
+      </w14:textFill>
+    </w:rPr>
+  </w:style>
+  <w:style w:type="character" w:customStyle="1" w:styleId="23">
+    <w:name w:val="Título 7 Car"/>
+    <w:basedOn w:val="11"/>
+    <w:link w:val="8"/>
+    <w:semiHidden/>
+    <w:uiPriority w:val="9"/>
+    <w:rPr>
+      <w:rFonts w:eastAsiaTheme="majorEastAsia" w:cstheme="majorBidi"/>
+      <w:color w:val="595959" w:themeColor="text1" w:themeTint="A6"/>
+      <w14:textFill>
+        <w14:solidFill>
+          <w14:schemeClr w14:val="tx1">
+            <w14:lumMod w14:val="65000"/>
+            <w14:lumOff w14:val="35000"/>
+          </w14:schemeClr>
+        </w14:solidFill>
+      </w14:textFill>
+    </w:rPr>
+  </w:style>
+  <w:style w:type="character" w:customStyle="1" w:styleId="24">
+    <w:name w:val="Título 8 Car"/>
+    <w:basedOn w:val="11"/>
+    <w:link w:val="9"/>
+    <w:semiHidden/>
+    <w:uiPriority w:val="9"/>
+    <w:rPr>
+      <w:rFonts w:eastAsiaTheme="majorEastAsia" w:cstheme="majorBidi"/>
+      <w:i/>
+      <w:iCs/>
+      <w:color w:val="262626" w:themeColor="text1" w:themeTint="D9"/>
+      <w14:textFill>
+        <w14:solidFill>
+          <w14:schemeClr w14:val="tx1">
+            <w14:lumMod w14:val="85000"/>
+            <w14:lumOff w14:val="15000"/>
+          </w14:schemeClr>
+        </w14:solidFill>
+      </w14:textFill>
+    </w:rPr>
+  </w:style>
+  <w:style w:type="character" w:customStyle="1" w:styleId="25">
+    <w:name w:val="Título 9 Car"/>
+    <w:basedOn w:val="11"/>
+    <w:link w:val="10"/>
+    <w:semiHidden/>
+    <w:uiPriority w:val="9"/>
+    <w:rPr>
+      <w:rFonts w:eastAsiaTheme="majorEastAsia" w:cstheme="majorBidi"/>
+      <w:color w:val="262626" w:themeColor="text1" w:themeTint="D9"/>
+      <w14:textFill>
+        <w14:solidFill>
+          <w14:schemeClr w14:val="tx1">
+            <w14:lumMod w14:val="85000"/>
+            <w14:lumOff w14:val="15000"/>
+          </w14:schemeClr>
+        </w14:solidFill>
+      </w14:textFill>
+    </w:rPr>
+  </w:style>
+  <w:style w:type="character" w:customStyle="1" w:styleId="26">
     <w:name w:val="Título Car"/>
-    <w:basedOn w:val="Fuentedeprrafopredeter"/>
-    <w:link w:val="Ttulo"/>
+    <w:basedOn w:val="11"/>
+    <w:link w:val="16"/>
     <w:uiPriority w:val="10"/>
-    <w:rsid w:val="008E5760"/>
     <w:rPr>
-      <w:rFonts w:asciiTheme="majorHAnsi" w:eastAsiaTheme="majorEastAsia" w:hAnsiTheme="majorHAnsi" w:cstheme="majorBidi"/>
+      <w:rFonts w:asciiTheme="majorHAnsi" w:hAnsiTheme="majorHAnsi" w:eastAsiaTheme="majorEastAsia" w:cstheme="majorBidi"/>
       <w:spacing w:val="-10"/>
       <w:kern w:val="28"/>
       <w:sz w:val="56"/>
       <w:szCs w:val="56"/>
     </w:rPr>
   </w:style>
-  <w:style w:type="paragraph" w:styleId="Subttulo">
-    <w:name w:val="Subtitle"/>
-    <w:basedOn w:val="Normal"/>
-    <w:next w:val="Normal"/>
-    <w:link w:val="SubttuloCar"/>
+  <w:style w:type="character" w:customStyle="1" w:styleId="27">
+    <w:name w:val="Subtítulo Car"/>
+    <w:basedOn w:val="11"/>
+    <w:link w:val="15"/>
     <w:uiPriority w:val="11"/>
-    <w:qFormat/>
-    <w:rsid w:val="008E5760"/>
-    <w:pPr>
-      <w:numPr>
-        <w:ilvl w:val="1"/>
-      </w:numPr>
-    </w:pPr>
     <w:rPr>
       <w:rFonts w:eastAsiaTheme="majorEastAsia" w:cstheme="majorBidi"/>
       <w:color w:val="595959" w:themeColor="text1" w:themeTint="A6"/>
       <w:spacing w:val="15"/>
       <w:sz w:val="28"/>
       <w:szCs w:val="28"/>
+      <w14:textFill>
+        <w14:solidFill>
+          <w14:schemeClr w14:val="tx1">
+            <w14:lumMod w14:val="65000"/>
+            <w14:lumOff w14:val="35000"/>
+          </w14:schemeClr>
+        </w14:solidFill>
+      </w14:textFill>
     </w:rPr>
   </w:style>
-  <w:style w:type="character" w:customStyle="1" w:styleId="SubttuloCar">
-    <w:name w:val="Subtítulo Car"/>
-    <w:basedOn w:val="Fuentedeprrafopredeter"/>
-    <w:link w:val="Subttulo"/>
-    <w:uiPriority w:val="11"/>
-    <w:rsid w:val="008E5760"/>
-    <w:rPr>
-      <w:rFonts w:eastAsiaTheme="majorEastAsia" w:cstheme="majorBidi"/>
-      <w:color w:val="595959" w:themeColor="text1" w:themeTint="A6"/>
-      <w:spacing w:val="15"/>
-      <w:sz w:val="28"/>
-      <w:szCs w:val="28"/>
-    </w:rPr>
-  </w:style>
-  <w:style w:type="paragraph" w:styleId="Cita">
+  <w:style w:type="paragraph" w:styleId="28">
     <w:name w:val="Quote"/>
-    <w:basedOn w:val="Normal"/>
-    <w:next w:val="Normal"/>
-    <w:link w:val="CitaCar"/>
+    <w:basedOn w:val="1"/>
+    <w:next w:val="1"/>
+    <w:link w:val="29"/>
+    <w:qFormat/>
     <w:uiPriority w:val="29"/>
-    <w:qFormat/>
-    <w:rsid w:val="008E5760"/>
     <w:pPr>
       <w:spacing w:before="160"/>
       <w:jc w:val="center"/>
@@ -4054,55 +3899,67 @@
       <w:i/>
       <w:iCs/>
       <w:color w:val="404040" w:themeColor="text1" w:themeTint="BF"/>
+      <w14:textFill>
+        <w14:solidFill>
+          <w14:schemeClr w14:val="tx1">
+            <w14:lumMod w14:val="75000"/>
+            <w14:lumOff w14:val="25000"/>
+          </w14:schemeClr>
+        </w14:solidFill>
+      </w14:textFill>
     </w:rPr>
   </w:style>
-  <w:style w:type="character" w:customStyle="1" w:styleId="CitaCar">
+  <w:style w:type="character" w:customStyle="1" w:styleId="29">
     <w:name w:val="Cita Car"/>
-    <w:basedOn w:val="Fuentedeprrafopredeter"/>
-    <w:link w:val="Cita"/>
+    <w:basedOn w:val="11"/>
+    <w:link w:val="28"/>
     <w:uiPriority w:val="29"/>
-    <w:rsid w:val="008E5760"/>
     <w:rPr>
       <w:i/>
       <w:iCs/>
       <w:color w:val="404040" w:themeColor="text1" w:themeTint="BF"/>
+      <w14:textFill>
+        <w14:solidFill>
+          <w14:schemeClr w14:val="tx1">
+            <w14:lumMod w14:val="75000"/>
+            <w14:lumOff w14:val="25000"/>
+          </w14:schemeClr>
+        </w14:solidFill>
+      </w14:textFill>
     </w:rPr>
   </w:style>
-  <w:style w:type="paragraph" w:styleId="Prrafodelista">
+  <w:style w:type="paragraph" w:styleId="30">
     <w:name w:val="List Paragraph"/>
-    <w:basedOn w:val="Normal"/>
+    <w:basedOn w:val="1"/>
+    <w:qFormat/>
     <w:uiPriority w:val="34"/>
-    <w:qFormat/>
-    <w:rsid w:val="008E5760"/>
     <w:pPr>
       <w:ind w:left="720"/>
       <w:contextualSpacing/>
     </w:pPr>
   </w:style>
-  <w:style w:type="character" w:styleId="nfasisintenso">
+  <w:style w:type="character" w:customStyle="1" w:styleId="31">
     <w:name w:val="Intense Emphasis"/>
-    <w:basedOn w:val="Fuentedeprrafopredeter"/>
+    <w:basedOn w:val="11"/>
+    <w:qFormat/>
     <w:uiPriority w:val="21"/>
-    <w:qFormat/>
-    <w:rsid w:val="008E5760"/>
     <w:rPr>
       <w:i/>
       <w:iCs/>
-      <w:color w:val="0F4761" w:themeColor="accent1" w:themeShade="BF"/>
+      <w:color w:val="104862" w:themeColor="accent1" w:themeShade="BF"/>
     </w:rPr>
   </w:style>
-  <w:style w:type="paragraph" w:styleId="Citadestacada">
+  <w:style w:type="paragraph" w:styleId="32">
     <w:name w:val="Intense Quote"/>
-    <w:basedOn w:val="Normal"/>
-    <w:next w:val="Normal"/>
-    <w:link w:val="CitadestacadaCar"/>
+    <w:basedOn w:val="1"/>
+    <w:next w:val="1"/>
+    <w:link w:val="33"/>
+    <w:qFormat/>
     <w:uiPriority w:val="30"/>
-    <w:qFormat/>
-    <w:rsid w:val="008E5760"/>
     <w:pPr>
       <w:pBdr>
-        <w:top w:val="single" w:sz="4" w:space="10" w:color="0F4761" w:themeColor="accent1" w:themeShade="BF"/>
-        <w:bottom w:val="single" w:sz="4" w:space="10" w:color="0F4761" w:themeColor="accent1" w:themeShade="BF"/>
+        <w:top w:val="single" w:color="0F4761" w:themeColor="accent1" w:themeShade="BF" w:sz="4" w:space="10"/>
+        <w:bottom w:val="single" w:color="0F4761" w:themeColor="accent1" w:themeShade="BF" w:sz="4" w:space="10"/>
       </w:pBdr>
       <w:spacing w:before="360" w:after="360"/>
       <w:ind w:left="864" w:right="864"/>
@@ -4111,55 +3968,31 @@
     <w:rPr>
       <w:i/>
       <w:iCs/>
-      <w:color w:val="0F4761" w:themeColor="accent1" w:themeShade="BF"/>
+      <w:color w:val="104862" w:themeColor="accent1" w:themeShade="BF"/>
     </w:rPr>
   </w:style>
-  <w:style w:type="character" w:customStyle="1" w:styleId="CitadestacadaCar">
+  <w:style w:type="character" w:customStyle="1" w:styleId="33">
     <w:name w:val="Cita destacada Car"/>
-    <w:basedOn w:val="Fuentedeprrafopredeter"/>
-    <w:link w:val="Citadestacada"/>
+    <w:basedOn w:val="11"/>
+    <w:link w:val="32"/>
     <w:uiPriority w:val="30"/>
-    <w:rsid w:val="008E5760"/>
     <w:rPr>
       <w:i/>
       <w:iCs/>
-      <w:color w:val="0F4761" w:themeColor="accent1" w:themeShade="BF"/>
+      <w:color w:val="104862" w:themeColor="accent1" w:themeShade="BF"/>
     </w:rPr>
   </w:style>
-  <w:style w:type="character" w:styleId="Referenciaintensa">
+  <w:style w:type="character" w:customStyle="1" w:styleId="34">
     <w:name w:val="Intense Reference"/>
-    <w:basedOn w:val="Fuentedeprrafopredeter"/>
+    <w:basedOn w:val="11"/>
+    <w:qFormat/>
     <w:uiPriority w:val="32"/>
-    <w:qFormat/>
-    <w:rsid w:val="008E5760"/>
     <w:rPr>
       <w:b/>
       <w:bCs/>
       <w:smallCaps/>
-      <w:color w:val="0F4761" w:themeColor="accent1" w:themeShade="BF"/>
+      <w:color w:val="104862" w:themeColor="accent1" w:themeShade="BF"/>
       <w:spacing w:val="5"/>
-    </w:rPr>
-  </w:style>
-  <w:style w:type="paragraph" w:styleId="NormalWeb">
-    <w:name w:val="Normal (Web)"/>
-    <w:basedOn w:val="Normal"/>
-    <w:uiPriority w:val="99"/>
-    <w:semiHidden/>
-    <w:unhideWhenUsed/>
-    <w:rsid w:val="008E5760"/>
-    <w:rPr>
-      <w:rFonts w:ascii="Times New Roman" w:hAnsi="Times New Roman" w:cs="Times New Roman"/>
-    </w:rPr>
-  </w:style>
-  <w:style w:type="character" w:styleId="Fuerte">
-    <w:name w:val="Strong"/>
-    <w:basedOn w:val="Fuentedeprrafopredeter"/>
-    <w:uiPriority w:val="22"/>
-    <w:qFormat/>
-    <w:rsid w:val="00C044E6"/>
-    <w:rPr>
-      <w:b/>
-      <w:bCs/>
     </w:rPr>
   </w:style>
 </w:styles>
@@ -4208,7 +4041,7 @@
     </a:clrScheme>
     <a:fontScheme name="Office">
       <a:majorFont>
-        <a:latin typeface="Aptos Display" panose="02110004020202020204"/>
+        <a:latin typeface="Aptos Display"/>
         <a:ea typeface=""/>
         <a:cs typeface=""/>
         <a:font script="Jpan" typeface="游ゴシック Light"/>
@@ -4241,26 +4074,9 @@
         <a:font script="Viet" typeface="Times New Roman"/>
         <a:font script="Uigh" typeface="Microsoft Uighur"/>
         <a:font script="Geor" typeface="Sylfaen"/>
-        <a:font script="Armn" typeface="Arial"/>
-        <a:font script="Bugi" typeface="Leelawadee UI"/>
-        <a:font script="Bopo" typeface="Microsoft JhengHei"/>
-        <a:font script="Java" typeface="Javanese Text"/>
-        <a:font script="Lisu" typeface="Segoe UI"/>
-        <a:font script="Mymr" typeface="Myanmar Text"/>
-        <a:font script="Nkoo" typeface="Ebrima"/>
-        <a:font script="Olck" typeface="Nirmala UI"/>
-        <a:font script="Osma" typeface="Ebrima"/>
-        <a:font script="Phag" typeface="Phagspa"/>
-        <a:font script="Syrn" typeface="Estrangelo Edessa"/>
-        <a:font script="Syrj" typeface="Estrangelo Edessa"/>
-        <a:font script="Syre" typeface="Estrangelo Edessa"/>
-        <a:font script="Sora" typeface="Nirmala UI"/>
-        <a:font script="Tale" typeface="Microsoft Tai Le"/>
-        <a:font script="Talu" typeface="Microsoft New Tai Lue"/>
-        <a:font script="Tfng" typeface="Ebrima"/>
       </a:majorFont>
       <a:minorFont>
-        <a:latin typeface="Aptos" panose="02110004020202020204"/>
+        <a:latin typeface="Aptos"/>
         <a:ea typeface=""/>
         <a:cs typeface=""/>
         <a:font script="Jpan" typeface="游明朝"/>
@@ -4293,23 +4109,6 @@
         <a:font script="Viet" typeface="Arial"/>
         <a:font script="Uigh" typeface="Microsoft Uighur"/>
         <a:font script="Geor" typeface="Sylfaen"/>
-        <a:font script="Armn" typeface="Arial"/>
-        <a:font script="Bugi" typeface="Leelawadee UI"/>
-        <a:font script="Bopo" typeface="Microsoft JhengHei"/>
-        <a:font script="Java" typeface="Javanese Text"/>
-        <a:font script="Lisu" typeface="Segoe UI"/>
-        <a:font script="Mymr" typeface="Myanmar Text"/>
-        <a:font script="Nkoo" typeface="Ebrima"/>
-        <a:font script="Olck" typeface="Nirmala UI"/>
-        <a:font script="Osma" typeface="Ebrima"/>
-        <a:font script="Phag" typeface="Phagspa"/>
-        <a:font script="Syrn" typeface="Estrangelo Edessa"/>
-        <a:font script="Syrj" typeface="Estrangelo Edessa"/>
-        <a:font script="Syre" typeface="Estrangelo Edessa"/>
-        <a:font script="Sora" typeface="Nirmala UI"/>
-        <a:font script="Tale" typeface="Microsoft Tai Le"/>
-        <a:font script="Talu" typeface="Microsoft New Tai Lue"/>
-        <a:font script="Tfng" typeface="Ebrima"/>
       </a:minorFont>
     </a:fontScheme>
     <a:fmtScheme name="Office">
@@ -4471,11 +4270,5 @@
       </a:style>
     </a:lnDef>
   </a:objectDefaults>
-  <a:extraClrSchemeLst/>
-  <a:extLst>
-    <a:ext uri="{05A4C25C-085E-4340-85A3-A5531E510DB2}">
-      <thm15:themeFamily xmlns:thm15="http://schemas.microsoft.com/office/thememl/2012/main" name="Office Theme" id="{2E142A2C-CD16-42D6-873A-C26D2A0506FA}" vid="{1BDDFF52-6CD6-40A5-AB3C-68EB2F1E4D0A}"/>
-    </a:ext>
-  </a:extLst>
 </a:theme>
 </file>